--- a/report_template/template_main/tBRCA_hospital_v1.0.0.docx
+++ b/report_template/template_main/tBRCA_hospital_v1.0.0.docx
@@ -1,6 +1,6 @@
 
 <file path=word/document.xml><?xml version="1.0" encoding="utf-8"?>
-<w:document xmlns:wpc="http://schemas.microsoft.com/office/word/2010/wordprocessingCanvas" xmlns:cx="http://schemas.microsoft.com/office/drawing/2014/chartex" xmlns:cx1="http://schemas.microsoft.com/office/drawing/2015/9/8/chartex" xmlns:cx2="http://schemas.microsoft.com/office/drawing/2015/10/21/chartex" xmlns:cx3="http://schemas.microsoft.com/office/drawing/2016/5/9/chartex" xmlns:cx4="http://schemas.microsoft.com/office/drawing/2016/5/10/chartex" xmlns:cx5="http://schemas.microsoft.com/office/drawing/2016/5/11/chartex" xmlns:cx6="http://schemas.microsoft.com/office/drawing/2016/5/12/chartex" xmlns:cx7="http://schemas.microsoft.com/office/drawing/2016/5/13/chartex" xmlns:cx8="http://schemas.microsoft.com/office/drawing/2016/5/14/chartex" xmlns:mc="http://schemas.openxmlformats.org/markup-compatibility/2006" xmlns:aink="http://schemas.microsoft.com/office/drawing/2016/ink" xmlns:am3d="http://schemas.microsoft.com/office/drawing/2017/model3d" xmlns:o="urn:schemas-microsoft-com:office:office" xmlns:oel="http://schemas.microsoft.com/office/2019/extlst" xmlns:r="http://schemas.openxmlformats.org/officeDocument/2006/relationships" xmlns:m="http://schemas.openxmlformats.org/officeDocument/2006/math" xmlns:v="urn:schemas-microsoft-com:vml" xmlns:wp14="http://schemas.microsoft.com/office/word/2010/wordprocessingDrawing" xmlns:wp="http://schemas.openxmlformats.org/drawingml/2006/wordprocessingDrawing" xmlns:w10="urn:schemas-microsoft-com:office:word" xmlns:w="http://schemas.openxmlformats.org/wordprocessingml/2006/main" xmlns:w14="http://schemas.microsoft.com/office/word/2010/wordml" xmlns:w15="http://schemas.microsoft.com/office/word/2012/wordml" xmlns:w16cex="http://schemas.microsoft.com/office/word/2018/wordml/cex" xmlns:w16cid="http://schemas.microsoft.com/office/word/2016/wordml/cid" xmlns:w16="http://schemas.microsoft.com/office/word/2018/wordml" xmlns:w16sdtdh="http://schemas.microsoft.com/office/word/2020/wordml/sdtdatahash" xmlns:w16se="http://schemas.microsoft.com/office/word/2015/wordml/symex" xmlns:wpg="http://schemas.microsoft.com/office/word/2010/wordprocessingGroup" xmlns:wpi="http://schemas.microsoft.com/office/word/2010/wordprocessingInk" xmlns:wne="http://schemas.microsoft.com/office/word/2006/wordml" xmlns:wps="http://schemas.microsoft.com/office/word/2010/wordprocessingShape" mc:Ignorable="w14 w15 w16se w16cid w16 w16cex w16sdtdh wp14">
+<w:document xmlns:wpc="http://schemas.microsoft.com/office/word/2010/wordprocessingCanvas" xmlns:cx="http://schemas.microsoft.com/office/drawing/2014/chartex" xmlns:cx1="http://schemas.microsoft.com/office/drawing/2015/9/8/chartex" xmlns:cx2="http://schemas.microsoft.com/office/drawing/2015/10/21/chartex" xmlns:cx3="http://schemas.microsoft.com/office/drawing/2016/5/9/chartex" xmlns:cx4="http://schemas.microsoft.com/office/drawing/2016/5/10/chartex" xmlns:cx5="http://schemas.microsoft.com/office/drawing/2016/5/11/chartex" xmlns:cx6="http://schemas.microsoft.com/office/drawing/2016/5/12/chartex" xmlns:cx7="http://schemas.microsoft.com/office/drawing/2016/5/13/chartex" xmlns:cx8="http://schemas.microsoft.com/office/drawing/2016/5/14/chartex" xmlns:mc="http://schemas.openxmlformats.org/markup-compatibility/2006" xmlns:aink="http://schemas.microsoft.com/office/drawing/2016/ink" xmlns:am3d="http://schemas.microsoft.com/office/drawing/2017/model3d" xmlns:o="urn:schemas-microsoft-com:office:office" xmlns:r="http://schemas.openxmlformats.org/officeDocument/2006/relationships" xmlns:m="http://schemas.openxmlformats.org/officeDocument/2006/math" xmlns:v="urn:schemas-microsoft-com:vml" xmlns:wp14="http://schemas.microsoft.com/office/word/2010/wordprocessingDrawing" xmlns:wp="http://schemas.openxmlformats.org/drawingml/2006/wordprocessingDrawing" xmlns:w10="urn:schemas-microsoft-com:office:word" xmlns:w="http://schemas.openxmlformats.org/wordprocessingml/2006/main" xmlns:w14="http://schemas.microsoft.com/office/word/2010/wordml" xmlns:w15="http://schemas.microsoft.com/office/word/2012/wordml" xmlns:w16cex="http://schemas.microsoft.com/office/word/2018/wordml/cex" xmlns:w16cid="http://schemas.microsoft.com/office/word/2016/wordml/cid" xmlns:w16="http://schemas.microsoft.com/office/word/2018/wordml" xmlns:w16sdtdh="http://schemas.microsoft.com/office/word/2020/wordml/sdtdatahash" xmlns:w16se="http://schemas.microsoft.com/office/word/2015/wordml/symex" xmlns:wpg="http://schemas.microsoft.com/office/word/2010/wordprocessingGroup" xmlns:wpi="http://schemas.microsoft.com/office/word/2010/wordprocessingInk" xmlns:wne="http://schemas.microsoft.com/office/word/2006/wordml" xmlns:wps="http://schemas.microsoft.com/office/word/2010/wordprocessingShape" mc:Ignorable="w14 w15 w16se w16cid w16 w16cex w16sdtdh wp14">
   <w:background w:color="FFFFFF"/>
   <w:body>
     <w:p>
@@ -201,7 +201,7 @@
               </wp:inline>
             </w:drawing>
           </mc:Choice>
-          <mc:Fallback>
+          <mc:Fallback xmlns:oel="http://schemas.microsoft.com/office/2019/extlst">
             <w:pict>
               <v:line w14:anchorId="76E616B6" id="Line 3" o:spid="_x0000_s1026" style="visibility:visible;mso-wrap-style:square;mso-left-percent:-10001;mso-top-percent:-10001;mso-position-horizontal:absolute;mso-position-horizontal-relative:char;mso-position-vertical:absolute;mso-position-vertical-relative:line;mso-left-percent:-10001;mso-top-percent:-10001" from="0,0" to="431pt,.4pt" o:gfxdata="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" strokecolor="#00653b" strokeweight="1.5pt">
                 <w10:anchorlock/>
@@ -235,7 +235,7 @@
           <w:p>
             <w:pPr>
               <w:spacing w:line="280" w:lineRule="exact"/>
-              <w:ind w:firstLineChars="50" w:firstLine="108"/>
+              <w:ind w:firstLineChars="50" w:firstLine="107"/>
               <w:rPr>
                 <w:rFonts w:ascii="Times New Roman" w:eastAsia="思源黑体 CN Normal" w:hAnsi="Times New Roman" w:cs="微软雅黑"/>
                 <w:b/>
@@ -268,8 +268,20 @@
                 <w:color w:val="000000" w:themeColor="text1"/>
                 <w:szCs w:val="21"/>
               </w:rPr>
-              <w:t xml:space="preserve"> sample.company</w:t>
-            </w:r>
+              <w:t xml:space="preserve"> </w:t>
+            </w:r>
+            <w:proofErr w:type="spellStart"/>
+            <w:proofErr w:type="gramStart"/>
+            <w:r>
+              <w:rPr>
+                <w:rFonts w:ascii="Times New Roman" w:eastAsia="思源黑体 CN Normal" w:hAnsi="Times New Roman" w:cs="微软雅黑"/>
+                <w:color w:val="000000" w:themeColor="text1"/>
+                <w:szCs w:val="21"/>
+              </w:rPr>
+              <w:t>sample.company</w:t>
+            </w:r>
+            <w:proofErr w:type="spellEnd"/>
+            <w:proofErr w:type="gramEnd"/>
             <w:r>
               <w:rPr>
                 <w:rFonts w:ascii="Times New Roman" w:eastAsia="思源黑体 CN Normal" w:hAnsi="Times New Roman" w:cs="微软雅黑" w:hint="eastAsia"/>
@@ -324,16 +336,26 @@
                 <w:color w:val="000000" w:themeColor="text1"/>
                 <w:szCs w:val="21"/>
               </w:rPr>
-              <w:t>{sample.</w:t>
-            </w:r>
+              <w:t>{</w:t>
+            </w:r>
+            <w:proofErr w:type="spellStart"/>
             <w:r>
               <w:rPr>
                 <w:rFonts w:ascii="Times New Roman" w:eastAsia="思源黑体 CN Normal" w:hAnsi="Times New Roman" w:cs="微软雅黑"/>
                 <w:color w:val="000000" w:themeColor="text1"/>
                 <w:szCs w:val="21"/>
               </w:rPr>
+              <w:t>sample.</w:t>
+            </w:r>
+            <w:r>
+              <w:rPr>
+                <w:rFonts w:ascii="Times New Roman" w:eastAsia="思源黑体 CN Normal" w:hAnsi="Times New Roman" w:cs="微软雅黑"/>
+                <w:color w:val="000000" w:themeColor="text1"/>
+                <w:szCs w:val="21"/>
+              </w:rPr>
               <w:t>company</w:t>
             </w:r>
+            <w:proofErr w:type="spellEnd"/>
             <w:r>
               <w:rPr>
                 <w:rFonts w:ascii="Times New Roman" w:eastAsia="思源黑体 CN Normal" w:hAnsi="Times New Roman" w:cs="微软雅黑"/>
@@ -404,16 +426,36 @@
                 <w:color w:val="000000" w:themeColor="text1"/>
                 <w:szCs w:val="21"/>
               </w:rPr>
-              <w:t>{sample.</w:t>
-            </w:r>
+              <w:t>{</w:t>
+            </w:r>
+            <w:proofErr w:type="spellStart"/>
+            <w:proofErr w:type="gramStart"/>
             <w:r>
               <w:rPr>
                 <w:rFonts w:ascii="Times New Roman" w:eastAsia="思源黑体 CN Normal" w:hAnsi="Times New Roman" w:cs="微软雅黑"/>
                 <w:color w:val="000000" w:themeColor="text1"/>
                 <w:szCs w:val="21"/>
               </w:rPr>
-              <w:t>patient_name</w:t>
-            </w:r>
+              <w:t>sample.</w:t>
+            </w:r>
+            <w:r>
+              <w:rPr>
+                <w:rFonts w:ascii="Times New Roman" w:eastAsia="思源黑体 CN Normal" w:hAnsi="Times New Roman" w:cs="微软雅黑"/>
+                <w:color w:val="000000" w:themeColor="text1"/>
+                <w:szCs w:val="21"/>
+              </w:rPr>
+              <w:t>patient</w:t>
+            </w:r>
+            <w:proofErr w:type="gramEnd"/>
+            <w:r>
+              <w:rPr>
+                <w:rFonts w:ascii="Times New Roman" w:eastAsia="思源黑体 CN Normal" w:hAnsi="Times New Roman" w:cs="微软雅黑"/>
+                <w:color w:val="000000" w:themeColor="text1"/>
+                <w:szCs w:val="21"/>
+              </w:rPr>
+              <w:t>_name</w:t>
+            </w:r>
+            <w:proofErr w:type="spellEnd"/>
             <w:r>
               <w:rPr>
                 <w:rFonts w:ascii="Times New Roman" w:eastAsia="思源黑体 CN Normal" w:hAnsi="Times New Roman" w:cs="微软雅黑"/>
@@ -438,7 +480,7 @@
           <w:p>
             <w:pPr>
               <w:spacing w:line="280" w:lineRule="exact"/>
-              <w:ind w:firstLineChars="50" w:firstLine="108"/>
+              <w:ind w:firstLineChars="50" w:firstLine="107"/>
               <w:rPr>
                 <w:rFonts w:ascii="Times New Roman" w:eastAsia="思源黑体 CN Normal" w:hAnsi="Times New Roman" w:cs="微软雅黑"/>
                 <w:b/>
@@ -490,16 +532,28 @@
                 <w:color w:val="000000" w:themeColor="text1"/>
                 <w:szCs w:val="21"/>
               </w:rPr>
-              <w:t>{sample.</w:t>
-            </w:r>
+              <w:t>{</w:t>
+            </w:r>
+            <w:proofErr w:type="spellStart"/>
+            <w:proofErr w:type="gramStart"/>
             <w:r>
               <w:rPr>
                 <w:rFonts w:ascii="Times New Roman" w:eastAsia="思源黑体 CN Normal" w:hAnsi="Times New Roman" w:cs="微软雅黑"/>
                 <w:color w:val="000000" w:themeColor="text1"/>
                 <w:szCs w:val="21"/>
               </w:rPr>
+              <w:t>sample.</w:t>
+            </w:r>
+            <w:r>
+              <w:rPr>
+                <w:rFonts w:ascii="Times New Roman" w:eastAsia="思源黑体 CN Normal" w:hAnsi="Times New Roman" w:cs="微软雅黑"/>
+                <w:color w:val="000000" w:themeColor="text1"/>
+                <w:szCs w:val="21"/>
+              </w:rPr>
               <w:t>gender</w:t>
             </w:r>
+            <w:proofErr w:type="spellEnd"/>
+            <w:proofErr w:type="gramEnd"/>
             <w:r>
               <w:rPr>
                 <w:rFonts w:ascii="Times New Roman" w:eastAsia="思源黑体 CN Normal" w:hAnsi="Times New Roman" w:cs="微软雅黑"/>
@@ -570,7 +624,25 @@
                 <w:color w:val="000000" w:themeColor="text1"/>
                 <w:szCs w:val="21"/>
               </w:rPr>
-              <w:t>{sample.age}}</w:t>
+              <w:t>{</w:t>
+            </w:r>
+            <w:proofErr w:type="spellStart"/>
+            <w:r>
+              <w:rPr>
+                <w:rFonts w:ascii="Times New Roman" w:eastAsia="思源黑体 CN Normal" w:hAnsi="Times New Roman" w:cs="微软雅黑"/>
+                <w:color w:val="000000" w:themeColor="text1"/>
+                <w:szCs w:val="21"/>
+              </w:rPr>
+              <w:t>sample.age</w:t>
+            </w:r>
+            <w:proofErr w:type="spellEnd"/>
+            <w:r>
+              <w:rPr>
+                <w:rFonts w:ascii="Times New Roman" w:eastAsia="思源黑体 CN Normal" w:hAnsi="Times New Roman" w:cs="微软雅黑"/>
+                <w:color w:val="000000" w:themeColor="text1"/>
+                <w:szCs w:val="21"/>
+              </w:rPr>
+              <w:t>}}</w:t>
             </w:r>
           </w:p>
         </w:tc>
@@ -588,7 +660,7 @@
           <w:p>
             <w:pPr>
               <w:spacing w:line="280" w:lineRule="exact"/>
-              <w:ind w:firstLineChars="50" w:firstLine="108"/>
+              <w:ind w:firstLineChars="50" w:firstLine="107"/>
               <w:rPr>
                 <w:rFonts w:ascii="Times New Roman" w:eastAsia="思源黑体 CN Normal" w:hAnsi="Times New Roman" w:cs="微软雅黑"/>
                 <w:b/>
@@ -620,16 +692,36 @@
                 <w:color w:val="000000" w:themeColor="text1"/>
                 <w:szCs w:val="21"/>
               </w:rPr>
-              <w:t>{sample.</w:t>
-            </w:r>
+              <w:t>{</w:t>
+            </w:r>
+            <w:proofErr w:type="spellStart"/>
+            <w:proofErr w:type="gramStart"/>
             <w:r>
               <w:rPr>
                 <w:rFonts w:ascii="Times New Roman" w:eastAsia="思源黑体 CN Normal" w:hAnsi="Times New Roman" w:cs="微软雅黑"/>
                 <w:color w:val="000000" w:themeColor="text1"/>
                 <w:szCs w:val="21"/>
               </w:rPr>
-              <w:t>pathological_id</w:t>
-            </w:r>
+              <w:t>sample.</w:t>
+            </w:r>
+            <w:r>
+              <w:rPr>
+                <w:rFonts w:ascii="Times New Roman" w:eastAsia="思源黑体 CN Normal" w:hAnsi="Times New Roman" w:cs="微软雅黑"/>
+                <w:color w:val="000000" w:themeColor="text1"/>
+                <w:szCs w:val="21"/>
+              </w:rPr>
+              <w:t>pathological</w:t>
+            </w:r>
+            <w:proofErr w:type="gramEnd"/>
+            <w:r>
+              <w:rPr>
+                <w:rFonts w:ascii="Times New Roman" w:eastAsia="思源黑体 CN Normal" w:hAnsi="Times New Roman" w:cs="微软雅黑"/>
+                <w:color w:val="000000" w:themeColor="text1"/>
+                <w:szCs w:val="21"/>
+              </w:rPr>
+              <w:t>_id</w:t>
+            </w:r>
+            <w:proofErr w:type="spellEnd"/>
             <w:r>
               <w:rPr>
                 <w:rFonts w:ascii="Times New Roman" w:eastAsia="思源黑体 CN Normal" w:hAnsi="Times New Roman" w:cs="微软雅黑"/>
@@ -671,7 +763,35 @@
                 <w:color w:val="000000" w:themeColor="text1"/>
                 <w:szCs w:val="21"/>
               </w:rPr>
-              <w:t>{{sample.pathol_diagn}}</w:t>
+              <w:t>{{</w:t>
+            </w:r>
+            <w:proofErr w:type="spellStart"/>
+            <w:proofErr w:type="gramStart"/>
+            <w:r>
+              <w:rPr>
+                <w:rFonts w:ascii="Times New Roman" w:eastAsia="思源黑体 CN Normal" w:hAnsi="Times New Roman" w:cs="微软雅黑"/>
+                <w:color w:val="000000" w:themeColor="text1"/>
+                <w:szCs w:val="21"/>
+              </w:rPr>
+              <w:t>sample.pathol</w:t>
+            </w:r>
+            <w:proofErr w:type="gramEnd"/>
+            <w:r>
+              <w:rPr>
+                <w:rFonts w:ascii="Times New Roman" w:eastAsia="思源黑体 CN Normal" w:hAnsi="Times New Roman" w:cs="微软雅黑"/>
+                <w:color w:val="000000" w:themeColor="text1"/>
+                <w:szCs w:val="21"/>
+              </w:rPr>
+              <w:t>_diagn</w:t>
+            </w:r>
+            <w:proofErr w:type="spellEnd"/>
+            <w:r>
+              <w:rPr>
+                <w:rFonts w:ascii="Times New Roman" w:eastAsia="思源黑体 CN Normal" w:hAnsi="Times New Roman" w:cs="微软雅黑"/>
+                <w:color w:val="000000" w:themeColor="text1"/>
+                <w:szCs w:val="21"/>
+              </w:rPr>
+              <w:t>}}</w:t>
             </w:r>
           </w:p>
         </w:tc>
@@ -689,7 +809,7 @@
           <w:p>
             <w:pPr>
               <w:spacing w:line="280" w:lineRule="exact"/>
-              <w:ind w:firstLineChars="50" w:firstLine="108"/>
+              <w:ind w:firstLineChars="50" w:firstLine="107"/>
               <w:rPr>
                 <w:rFonts w:ascii="Times New Roman" w:eastAsia="思源黑体 CN Normal" w:hAnsi="Times New Roman" w:cs="微软雅黑"/>
                 <w:b/>
@@ -721,16 +841,26 @@
                 <w:color w:val="000000" w:themeColor="text1"/>
                 <w:szCs w:val="21"/>
               </w:rPr>
-              <w:t>{sample.</w:t>
-            </w:r>
+              <w:t>{</w:t>
+            </w:r>
+            <w:proofErr w:type="spellStart"/>
             <w:r>
               <w:rPr>
                 <w:rFonts w:ascii="Times New Roman" w:eastAsia="思源黑体 CN Normal" w:hAnsi="Times New Roman" w:cs="微软雅黑"/>
                 <w:color w:val="000000" w:themeColor="text1"/>
                 <w:szCs w:val="21"/>
               </w:rPr>
+              <w:t>sample.</w:t>
+            </w:r>
+            <w:r>
+              <w:rPr>
+                <w:rFonts w:ascii="Times New Roman" w:eastAsia="思源黑体 CN Normal" w:hAnsi="Times New Roman" w:cs="微软雅黑"/>
+                <w:color w:val="000000" w:themeColor="text1"/>
+                <w:szCs w:val="21"/>
+              </w:rPr>
               <w:t>sample_type</w:t>
             </w:r>
+            <w:proofErr w:type="spellEnd"/>
             <w:r>
               <w:rPr>
                 <w:rFonts w:ascii="Times New Roman" w:eastAsia="思源黑体 CN Normal" w:hAnsi="Times New Roman" w:cs="微软雅黑"/>
@@ -781,16 +911,26 @@
                 <w:color w:val="000000" w:themeColor="text1"/>
                 <w:szCs w:val="21"/>
               </w:rPr>
-              <w:t>{sample.</w:t>
-            </w:r>
+              <w:t>{</w:t>
+            </w:r>
+            <w:proofErr w:type="spellStart"/>
             <w:r>
               <w:rPr>
                 <w:rFonts w:ascii="Times New Roman" w:eastAsia="思源黑体 CN Normal" w:hAnsi="Times New Roman" w:cs="微软雅黑"/>
                 <w:color w:val="000000" w:themeColor="text1"/>
                 <w:szCs w:val="21"/>
               </w:rPr>
+              <w:t>sample.</w:t>
+            </w:r>
+            <w:r>
+              <w:rPr>
+                <w:rFonts w:ascii="Times New Roman" w:eastAsia="思源黑体 CN Normal" w:hAnsi="Times New Roman" w:cs="微软雅黑"/>
+                <w:color w:val="000000" w:themeColor="text1"/>
+                <w:szCs w:val="21"/>
+              </w:rPr>
               <w:t>sample_amount</w:t>
             </w:r>
+            <w:proofErr w:type="spellEnd"/>
             <w:r>
               <w:rPr>
                 <w:rFonts w:ascii="Times New Roman" w:eastAsia="思源黑体 CN Normal" w:hAnsi="Times New Roman" w:cs="微软雅黑"/>
@@ -815,7 +955,7 @@
           <w:p>
             <w:pPr>
               <w:spacing w:line="280" w:lineRule="exact"/>
-              <w:ind w:firstLineChars="50" w:firstLine="108"/>
+              <w:ind w:firstLineChars="50" w:firstLine="107"/>
               <w:rPr>
                 <w:rFonts w:ascii="Times New Roman" w:eastAsia="思源黑体 CN Normal" w:hAnsi="Times New Roman" w:cs="微软雅黑"/>
                 <w:b/>
@@ -867,16 +1007,26 @@
                 <w:color w:val="000000" w:themeColor="text1"/>
                 <w:szCs w:val="21"/>
               </w:rPr>
-              <w:t>{sample.</w:t>
-            </w:r>
+              <w:t>{</w:t>
+            </w:r>
+            <w:proofErr w:type="spellStart"/>
             <w:r>
               <w:rPr>
                 <w:rFonts w:ascii="Times New Roman" w:eastAsia="思源黑体 CN Normal" w:hAnsi="Times New Roman" w:cs="微软雅黑"/>
                 <w:color w:val="000000" w:themeColor="text1"/>
                 <w:szCs w:val="21"/>
               </w:rPr>
+              <w:t>sample.</w:t>
+            </w:r>
+            <w:r>
+              <w:rPr>
+                <w:rFonts w:ascii="Times New Roman" w:eastAsia="思源黑体 CN Normal" w:hAnsi="Times New Roman" w:cs="微软雅黑"/>
+                <w:color w:val="000000" w:themeColor="text1"/>
+                <w:szCs w:val="21"/>
+              </w:rPr>
               <w:t>sample_id</w:t>
             </w:r>
+            <w:proofErr w:type="spellEnd"/>
             <w:r>
               <w:rPr>
                 <w:rFonts w:ascii="Times New Roman" w:eastAsia="思源黑体 CN Normal" w:hAnsi="Times New Roman" w:cs="微软雅黑"/>
@@ -938,16 +1088,36 @@
                 <w:color w:val="000000" w:themeColor="text1"/>
                 <w:szCs w:val="21"/>
               </w:rPr>
-              <w:t>{sample.</w:t>
-            </w:r>
+              <w:t>{</w:t>
+            </w:r>
+            <w:proofErr w:type="spellStart"/>
+            <w:proofErr w:type="gramStart"/>
             <w:r>
               <w:rPr>
                 <w:rFonts w:ascii="Times New Roman" w:eastAsia="思源黑体 CN Normal" w:hAnsi="Times New Roman" w:cs="微软雅黑"/>
                 <w:color w:val="000000" w:themeColor="text1"/>
                 <w:szCs w:val="21"/>
               </w:rPr>
-              <w:t>gather_data</w:t>
-            </w:r>
+              <w:t>sample.</w:t>
+            </w:r>
+            <w:r>
+              <w:rPr>
+                <w:rFonts w:ascii="Times New Roman" w:eastAsia="思源黑体 CN Normal" w:hAnsi="Times New Roman" w:cs="微软雅黑"/>
+                <w:color w:val="000000" w:themeColor="text1"/>
+                <w:szCs w:val="21"/>
+              </w:rPr>
+              <w:t>gather</w:t>
+            </w:r>
+            <w:proofErr w:type="gramEnd"/>
+            <w:r>
+              <w:rPr>
+                <w:rFonts w:ascii="Times New Roman" w:eastAsia="思源黑体 CN Normal" w:hAnsi="Times New Roman" w:cs="微软雅黑"/>
+                <w:color w:val="000000" w:themeColor="text1"/>
+                <w:szCs w:val="21"/>
+              </w:rPr>
+              <w:t>_data</w:t>
+            </w:r>
+            <w:proofErr w:type="spellEnd"/>
             <w:r>
               <w:rPr>
                 <w:rFonts w:ascii="Times New Roman" w:eastAsia="思源黑体 CN Normal" w:hAnsi="Times New Roman" w:cs="微软雅黑"/>
@@ -972,7 +1142,7 @@
           <w:p>
             <w:pPr>
               <w:spacing w:line="280" w:lineRule="exact"/>
-              <w:ind w:firstLineChars="50" w:firstLine="108"/>
+              <w:ind w:firstLineChars="50" w:firstLine="107"/>
               <w:rPr>
                 <w:rFonts w:ascii="Times New Roman" w:eastAsia="思源黑体 CN Normal" w:hAnsi="Times New Roman" w:cs="微软雅黑"/>
                 <w:b/>
@@ -1004,16 +1174,36 @@
                 <w:color w:val="000000" w:themeColor="text1"/>
                 <w:szCs w:val="21"/>
               </w:rPr>
-              <w:t>{sample.</w:t>
-            </w:r>
+              <w:t>{</w:t>
+            </w:r>
+            <w:proofErr w:type="spellStart"/>
+            <w:proofErr w:type="gramStart"/>
             <w:r>
               <w:rPr>
                 <w:rFonts w:ascii="Times New Roman" w:eastAsia="思源黑体 CN Normal" w:hAnsi="Times New Roman" w:cs="微软雅黑"/>
                 <w:color w:val="000000" w:themeColor="text1"/>
                 <w:szCs w:val="21"/>
               </w:rPr>
-              <w:t>receive_data</w:t>
-            </w:r>
+              <w:t>sample.</w:t>
+            </w:r>
+            <w:r>
+              <w:rPr>
+                <w:rFonts w:ascii="Times New Roman" w:eastAsia="思源黑体 CN Normal" w:hAnsi="Times New Roman" w:cs="微软雅黑"/>
+                <w:color w:val="000000" w:themeColor="text1"/>
+                <w:szCs w:val="21"/>
+              </w:rPr>
+              <w:t>receive</w:t>
+            </w:r>
+            <w:proofErr w:type="gramEnd"/>
+            <w:r>
+              <w:rPr>
+                <w:rFonts w:ascii="Times New Roman" w:eastAsia="思源黑体 CN Normal" w:hAnsi="Times New Roman" w:cs="微软雅黑"/>
+                <w:color w:val="000000" w:themeColor="text1"/>
+                <w:szCs w:val="21"/>
+              </w:rPr>
+              <w:t>_data</w:t>
+            </w:r>
+            <w:proofErr w:type="spellEnd"/>
             <w:r>
               <w:rPr>
                 <w:rFonts w:ascii="Times New Roman" w:eastAsia="思源黑体 CN Normal" w:hAnsi="Times New Roman" w:cs="微软雅黑"/>
@@ -1064,16 +1254,36 @@
                 <w:color w:val="000000" w:themeColor="text1"/>
                 <w:szCs w:val="21"/>
               </w:rPr>
-              <w:t>{sample.</w:t>
-            </w:r>
+              <w:t>{</w:t>
+            </w:r>
+            <w:proofErr w:type="spellStart"/>
+            <w:proofErr w:type="gramStart"/>
             <w:r>
               <w:rPr>
                 <w:rFonts w:ascii="Times New Roman" w:eastAsia="思源黑体 CN Normal" w:hAnsi="Times New Roman" w:cs="微软雅黑"/>
                 <w:color w:val="000000" w:themeColor="text1"/>
                 <w:szCs w:val="21"/>
               </w:rPr>
-              <w:t>report_date</w:t>
-            </w:r>
+              <w:t>sample.</w:t>
+            </w:r>
+            <w:r>
+              <w:rPr>
+                <w:rFonts w:ascii="Times New Roman" w:eastAsia="思源黑体 CN Normal" w:hAnsi="Times New Roman" w:cs="微软雅黑"/>
+                <w:color w:val="000000" w:themeColor="text1"/>
+                <w:szCs w:val="21"/>
+              </w:rPr>
+              <w:t>report</w:t>
+            </w:r>
+            <w:proofErr w:type="gramEnd"/>
+            <w:r>
+              <w:rPr>
+                <w:rFonts w:ascii="Times New Roman" w:eastAsia="思源黑体 CN Normal" w:hAnsi="Times New Roman" w:cs="微软雅黑"/>
+                <w:color w:val="000000" w:themeColor="text1"/>
+                <w:szCs w:val="21"/>
+              </w:rPr>
+              <w:t>_date</w:t>
+            </w:r>
+            <w:proofErr w:type="spellEnd"/>
             <w:r>
               <w:rPr>
                 <w:rFonts w:ascii="Times New Roman" w:eastAsia="思源黑体 CN Normal" w:hAnsi="Times New Roman" w:cs="微软雅黑"/>
@@ -1194,7 +1404,7 @@
     <w:p>
       <w:pPr>
         <w:spacing w:line="500" w:lineRule="exact"/>
-        <w:ind w:firstLineChars="300" w:firstLine="863"/>
+        <w:ind w:firstLineChars="300" w:firstLine="857"/>
         <w:rPr>
           <w:rFonts w:ascii="Times New Roman" w:eastAsia="思源黑体 CN Normal" w:hAnsi="Times New Roman"/>
           <w:b/>
@@ -1283,7 +1493,7 @@
               </wp:inline>
             </w:drawing>
           </mc:Choice>
-          <mc:Fallback>
+          <mc:Fallback xmlns:oel="http://schemas.microsoft.com/office/2019/extlst">
             <w:pict>
               <v:line w14:anchorId="3A9323C1" id="Line 3" o:spid="_x0000_s1026" style="visibility:visible;mso-wrap-style:square;mso-left-percent:-10001;mso-top-percent:-10001;mso-position-horizontal:absolute;mso-position-horizontal-relative:char;mso-position-vertical:absolute;mso-position-vertical-relative:line;mso-left-percent:-10001;mso-top-percent:-10001" from="0,0" to="431pt,.4pt" o:gfxdata="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" strokecolor="#00653b" strokeweight="1.5pt">
                 <w10:anchorlock/>
@@ -1434,7 +1644,23 @@
           <w:rFonts w:ascii="Times New Roman" w:eastAsia="思源黑体 CN Normal" w:hAnsi="Times New Roman"/>
           <w:kern w:val="0"/>
         </w:rPr>
-        <w:t>区（非翻译区）和内含子区热点变异。</w:t>
+        <w:t>区（非翻译区）和内含子</w:t>
+      </w:r>
+      <w:proofErr w:type="gramStart"/>
+      <w:r>
+        <w:rPr>
+          <w:rFonts w:ascii="Times New Roman" w:eastAsia="思源黑体 CN Normal" w:hAnsi="Times New Roman"/>
+          <w:kern w:val="0"/>
+        </w:rPr>
+        <w:t>区热点</w:t>
+      </w:r>
+      <w:proofErr w:type="gramEnd"/>
+      <w:r>
+        <w:rPr>
+          <w:rFonts w:ascii="Times New Roman" w:eastAsia="思源黑体 CN Normal" w:hAnsi="Times New Roman"/>
+          <w:kern w:val="0"/>
+        </w:rPr>
+        <w:t>变异。</w:t>
       </w:r>
     </w:p>
     <w:p>
@@ -1517,6 +1743,7 @@
         </w:rPr>
         <w:t>，</w:t>
       </w:r>
+      <w:proofErr w:type="spellStart"/>
       <w:r>
         <w:rPr>
           <w:rFonts w:ascii="Times New Roman" w:eastAsia="思源黑体 CN Normal" w:hAnsi="Times New Roman"/>
@@ -1524,6 +1751,7 @@
         </w:rPr>
         <w:t>AmoyDx</w:t>
       </w:r>
+      <w:proofErr w:type="spellEnd"/>
       <w:r>
         <w:rPr>
           <w:rFonts w:ascii="Times New Roman" w:eastAsia="思源黑体 CN Normal" w:hAnsi="Times New Roman"/>
@@ -1550,8 +1778,17 @@
           <w:rFonts w:ascii="Times New Roman" w:eastAsia="思源黑体 CN Normal" w:hAnsi="Times New Roman"/>
           <w:kern w:val="0"/>
         </w:rPr>
-        <w:t>Illumina MiseqDx</w:t>
-      </w:r>
+        <w:t xml:space="preserve">Illumina </w:t>
+      </w:r>
+      <w:proofErr w:type="spellStart"/>
+      <w:r>
+        <w:rPr>
+          <w:rFonts w:ascii="Times New Roman" w:eastAsia="思源黑体 CN Normal" w:hAnsi="Times New Roman"/>
+          <w:kern w:val="0"/>
+        </w:rPr>
+        <w:t>MiseqDx</w:t>
+      </w:r>
+      <w:proofErr w:type="spellEnd"/>
       <w:r>
         <w:rPr>
           <w:rFonts w:ascii="Times New Roman" w:eastAsia="思源黑体 CN Normal" w:hAnsi="Times New Roman"/>
@@ -2792,7 +3029,7 @@
               </wp:inline>
             </w:drawing>
           </mc:Choice>
-          <mc:Fallback>
+          <mc:Fallback xmlns:oel="http://schemas.microsoft.com/office/2019/extlst">
             <w:pict>
               <v:line w14:anchorId="346A795F" id="Line 4" o:spid="_x0000_s1026" style="visibility:visible;mso-wrap-style:square;mso-left-percent:-10001;mso-top-percent:-10001;mso-position-horizontal:absolute;mso-position-horizontal-relative:char;mso-position-vertical:absolute;mso-position-vertical-relative:line;mso-left-percent:-10001;mso-top-percent:-10001" from="0,0" to="425.75pt,.35pt" o:gfxdata="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" strokecolor="#00653b" strokeweight="1.5pt">
                 <w10:anchorlock/>
@@ -3050,6 +3287,7 @@
               </w:rPr>
               <w:t>snv_</w:t>
             </w:r>
+            <w:proofErr w:type="gramStart"/>
             <w:r>
               <w:rPr>
                 <w:rFonts w:ascii="Times New Roman" w:eastAsia="思源黑体 CN Normal" w:hAnsi="Times New Roman" w:hint="eastAsia"/>
@@ -3070,7 +3308,19 @@
                 <w:szCs w:val="16"/>
                 <w:highlight w:val="green"/>
               </w:rPr>
-              <w:t>.B1_L5+var_brca</w:t>
+              <w:t>.B</w:t>
+            </w:r>
+            <w:proofErr w:type="gramEnd"/>
+            <w:r>
+              <w:rPr>
+                <w:rFonts w:ascii="Times New Roman" w:eastAsia="思源黑体 CN Normal" w:hAnsi="Times New Roman"/>
+                <w:bCs/>
+                <w:color w:val="000000" w:themeColor="text1"/>
+                <w:sz w:val="18"/>
+                <w:szCs w:val="16"/>
+                <w:highlight w:val="green"/>
+              </w:rPr>
+              <w:t>1_L5+var_brca</w:t>
             </w:r>
             <w:r>
               <w:rPr>
@@ -3175,6 +3425,7 @@
               </w:rPr>
               <w:t>snv_</w:t>
             </w:r>
+            <w:proofErr w:type="gramStart"/>
             <w:r>
               <w:rPr>
                 <w:rFonts w:ascii="Times New Roman" w:eastAsia="思源黑体 CN Normal" w:hAnsi="Times New Roman" w:hint="eastAsia"/>
@@ -3195,7 +3446,19 @@
                 <w:szCs w:val="16"/>
                 <w:highlight w:val="green"/>
               </w:rPr>
-              <w:t>.B1_L5+var_brca</w:t>
+              <w:t>.B</w:t>
+            </w:r>
+            <w:proofErr w:type="gramEnd"/>
+            <w:r>
+              <w:rPr>
+                <w:rFonts w:ascii="Times New Roman" w:eastAsia="思源黑体 CN Normal" w:hAnsi="Times New Roman"/>
+                <w:bCs/>
+                <w:color w:val="000000" w:themeColor="text1"/>
+                <w:sz w:val="18"/>
+                <w:szCs w:val="16"/>
+                <w:highlight w:val="green"/>
+              </w:rPr>
+              <w:t>1_L5+var_brca</w:t>
             </w:r>
             <w:r>
               <w:rPr>
@@ -3289,7 +3552,44 @@
                 <w:sz w:val="18"/>
                 <w:szCs w:val="16"/>
               </w:rPr>
-              <w:t>{a.gene_symbol}}</w:t>
+              <w:t>{</w:t>
+            </w:r>
+            <w:proofErr w:type="spellStart"/>
+            <w:proofErr w:type="gramStart"/>
+            <w:r>
+              <w:rPr>
+                <w:rFonts w:ascii="Times New Roman" w:eastAsia="思源黑体 CN Normal" w:hAnsi="Times New Roman"/>
+                <w:b/>
+                <w:i/>
+                <w:color w:val="FF0000"/>
+                <w:sz w:val="18"/>
+                <w:szCs w:val="16"/>
+              </w:rPr>
+              <w:t>a.gene</w:t>
+            </w:r>
+            <w:proofErr w:type="gramEnd"/>
+            <w:r>
+              <w:rPr>
+                <w:rFonts w:ascii="Times New Roman" w:eastAsia="思源黑体 CN Normal" w:hAnsi="Times New Roman"/>
+                <w:b/>
+                <w:i/>
+                <w:color w:val="FF0000"/>
+                <w:sz w:val="18"/>
+                <w:szCs w:val="16"/>
+              </w:rPr>
+              <w:t>_symbol</w:t>
+            </w:r>
+            <w:proofErr w:type="spellEnd"/>
+            <w:r>
+              <w:rPr>
+                <w:rFonts w:ascii="Times New Roman" w:eastAsia="思源黑体 CN Normal" w:hAnsi="Times New Roman"/>
+                <w:b/>
+                <w:i/>
+                <w:color w:val="FF0000"/>
+                <w:sz w:val="18"/>
+                <w:szCs w:val="16"/>
+              </w:rPr>
+              <w:t>}}</w:t>
             </w:r>
           </w:p>
         </w:tc>
@@ -3328,7 +3628,44 @@
                 <w:szCs w:val="16"/>
                 <w:highlight w:val="green"/>
               </w:rPr>
-              <w:t>%if a.hgvs_p!=”p.?”%}</w:t>
+              <w:t xml:space="preserve">%if </w:t>
+            </w:r>
+            <w:proofErr w:type="spellStart"/>
+            <w:proofErr w:type="gramStart"/>
+            <w:r>
+              <w:rPr>
+                <w:rFonts w:ascii="Times New Roman" w:eastAsia="思源黑体 CN Normal" w:hAnsi="Times New Roman"/>
+                <w:b/>
+                <w:color w:val="FF0000"/>
+                <w:sz w:val="18"/>
+                <w:szCs w:val="16"/>
+                <w:highlight w:val="green"/>
+              </w:rPr>
+              <w:t>a.hgvs</w:t>
+            </w:r>
+            <w:proofErr w:type="gramEnd"/>
+            <w:r>
+              <w:rPr>
+                <w:rFonts w:ascii="Times New Roman" w:eastAsia="思源黑体 CN Normal" w:hAnsi="Times New Roman"/>
+                <w:b/>
+                <w:color w:val="FF0000"/>
+                <w:sz w:val="18"/>
+                <w:szCs w:val="16"/>
+                <w:highlight w:val="green"/>
+              </w:rPr>
+              <w:t>_p</w:t>
+            </w:r>
+            <w:proofErr w:type="spellEnd"/>
+            <w:r>
+              <w:rPr>
+                <w:rFonts w:ascii="Times New Roman" w:eastAsia="思源黑体 CN Normal" w:hAnsi="Times New Roman"/>
+                <w:b/>
+                <w:color w:val="FF0000"/>
+                <w:sz w:val="18"/>
+                <w:szCs w:val="16"/>
+                <w:highlight w:val="green"/>
+              </w:rPr>
+              <w:t>!=”p.?”%}</w:t>
             </w:r>
             <w:r>
               <w:rPr>
@@ -3338,28 +3675,29 @@
                 <w:sz w:val="18"/>
                 <w:szCs w:val="16"/>
               </w:rPr>
-              <w:t>{{a.hgvs_c}}</w:t>
-            </w:r>
-            <w:r>
-              <w:rPr>
-                <w:rFonts w:ascii="Times New Roman" w:eastAsia="思源黑体 CN Normal" w:hAnsi="Times New Roman"/>
+              <w:t>{{</w:t>
+            </w:r>
+            <w:proofErr w:type="spellStart"/>
+            <w:r>
+              <w:rPr>
+                <w:rFonts w:ascii="Times New Roman" w:eastAsia="思源黑体 CN Normal" w:hAnsi="Times New Roman" w:hint="eastAsia"/>
                 <w:b/>
                 <w:color w:val="FF0000"/>
                 <w:sz w:val="18"/>
                 <w:szCs w:val="16"/>
               </w:rPr>
-              <w:t xml:space="preserve"> ({{a.hgvs_p}})</w:t>
-            </w:r>
-            <w:r>
-              <w:rPr>
-                <w:rFonts w:ascii="Times New Roman" w:eastAsia="思源黑体 CN Normal" w:hAnsi="Times New Roman"/>
+              <w:t>a.hgvs_c</w:t>
+            </w:r>
+            <w:proofErr w:type="spellEnd"/>
+            <w:r>
+              <w:rPr>
+                <w:rFonts w:ascii="Times New Roman" w:eastAsia="思源黑体 CN Normal" w:hAnsi="Times New Roman" w:hint="eastAsia"/>
                 <w:b/>
                 <w:color w:val="FF0000"/>
                 <w:sz w:val="18"/>
                 <w:szCs w:val="16"/>
-                <w:highlight w:val="green"/>
-              </w:rPr>
-              <w:t>{%else%}</w:t>
+              </w:rPr>
+              <w:t>}}</w:t>
             </w:r>
             <w:r>
               <w:rPr>
@@ -3369,7 +3707,72 @@
                 <w:sz w:val="18"/>
                 <w:szCs w:val="16"/>
               </w:rPr>
-              <w:t>{{a.hgvs_c}}</w:t>
+              <w:t xml:space="preserve"> ({{</w:t>
+            </w:r>
+            <w:proofErr w:type="spellStart"/>
+            <w:r>
+              <w:rPr>
+                <w:rFonts w:ascii="Times New Roman" w:eastAsia="思源黑体 CN Normal" w:hAnsi="Times New Roman"/>
+                <w:b/>
+                <w:color w:val="FF0000"/>
+                <w:sz w:val="18"/>
+                <w:szCs w:val="16"/>
+              </w:rPr>
+              <w:t>a.hgvs_p</w:t>
+            </w:r>
+            <w:proofErr w:type="spellEnd"/>
+            <w:r>
+              <w:rPr>
+                <w:rFonts w:ascii="Times New Roman" w:eastAsia="思源黑体 CN Normal" w:hAnsi="Times New Roman"/>
+                <w:b/>
+                <w:color w:val="FF0000"/>
+                <w:sz w:val="18"/>
+                <w:szCs w:val="16"/>
+              </w:rPr>
+              <w:t>}})</w:t>
+            </w:r>
+            <w:r>
+              <w:rPr>
+                <w:rFonts w:ascii="Times New Roman" w:eastAsia="思源黑体 CN Normal" w:hAnsi="Times New Roman"/>
+                <w:b/>
+                <w:color w:val="FF0000"/>
+                <w:sz w:val="18"/>
+                <w:szCs w:val="16"/>
+                <w:highlight w:val="green"/>
+              </w:rPr>
+              <w:t>{%else%}</w:t>
+            </w:r>
+            <w:r>
+              <w:rPr>
+                <w:rFonts w:ascii="Times New Roman" w:eastAsia="思源黑体 CN Normal" w:hAnsi="Times New Roman"/>
+                <w:b/>
+                <w:color w:val="FF0000"/>
+                <w:sz w:val="18"/>
+                <w:szCs w:val="16"/>
+              </w:rPr>
+              <w:t>{{</w:t>
+            </w:r>
+            <w:proofErr w:type="spellStart"/>
+            <w:r>
+              <w:rPr>
+                <w:rFonts w:ascii="Times New Roman" w:eastAsia="思源黑体 CN Normal" w:hAnsi="Times New Roman"/>
+                <w:b/>
+                <w:color w:val="FF0000"/>
+                <w:sz w:val="18"/>
+                <w:szCs w:val="16"/>
+              </w:rPr>
+              <w:t>a.hgvs_c</w:t>
+            </w:r>
+            <w:proofErr w:type="spellEnd"/>
+            <w:r>
+              <w:rPr>
+                <w:rFonts w:ascii="Times New Roman" w:eastAsia="思源黑体 CN Normal" w:hAnsi="Times New Roman"/>
+                <w:b/>
+                <w:color w:val="FF0000"/>
+                <w:sz w:val="18"/>
+                <w:szCs w:val="16"/>
+              </w:rPr>
+              <w:t>}}</w:t>
             </w:r>
             <w:r>
               <w:rPr>
@@ -3436,6 +3839,8 @@
               </w:rPr>
               <w:t>{{</w:t>
             </w:r>
+            <w:proofErr w:type="spellStart"/>
+            <w:proofErr w:type="gramStart"/>
             <w:r>
               <w:rPr>
                 <w:rFonts w:ascii="Times New Roman" w:eastAsia="思源黑体 CN Normal" w:hAnsi="Times New Roman"/>
@@ -3454,7 +3859,29 @@
                 <w:sz w:val="18"/>
                 <w:szCs w:val="16"/>
               </w:rPr>
-              <w:t>freq_str}}</w:t>
+              <w:t>freq</w:t>
+            </w:r>
+            <w:proofErr w:type="gramEnd"/>
+            <w:r>
+              <w:rPr>
+                <w:rFonts w:ascii="Times New Roman" w:eastAsia="思源黑体 CN Normal" w:hAnsi="Times New Roman" w:hint="eastAsia"/>
+                <w:b/>
+                <w:color w:val="FF0000"/>
+                <w:sz w:val="18"/>
+                <w:szCs w:val="16"/>
+              </w:rPr>
+              <w:t>_str</w:t>
+            </w:r>
+            <w:proofErr w:type="spellEnd"/>
+            <w:r>
+              <w:rPr>
+                <w:rFonts w:ascii="Times New Roman" w:eastAsia="思源黑体 CN Normal" w:hAnsi="Times New Roman" w:hint="eastAsia"/>
+                <w:b/>
+                <w:color w:val="FF0000"/>
+                <w:sz w:val="18"/>
+                <w:szCs w:val="16"/>
+              </w:rPr>
+              <w:t>}}</w:t>
             </w:r>
           </w:p>
         </w:tc>
@@ -3481,8 +3908,9 @@
                 <w:sz w:val="18"/>
                 <w:szCs w:val="16"/>
               </w:rPr>
-              <w:t>{%if a.clinic_num_s==5%}</w:t>
-            </w:r>
+              <w:t xml:space="preserve">{%if </w:t>
+            </w:r>
+            <w:proofErr w:type="spellStart"/>
             <w:r>
               <w:rPr>
                 <w:rFonts w:ascii="Times New Roman" w:eastAsia="思源黑体 CN Normal" w:hAnsi="Times New Roman" w:hint="eastAsia"/>
@@ -3491,8 +3919,9 @@
                 <w:sz w:val="18"/>
                 <w:szCs w:val="16"/>
               </w:rPr>
-              <w:t>有较强的临床意义</w:t>
-            </w:r>
+              <w:t>a.clinic_num_s</w:t>
+            </w:r>
+            <w:proofErr w:type="spellEnd"/>
             <w:r>
               <w:rPr>
                 <w:rFonts w:ascii="Times New Roman" w:eastAsia="思源黑体 CN Normal" w:hAnsi="Times New Roman" w:hint="eastAsia"/>
@@ -3501,18 +3930,72 @@
                 <w:sz w:val="18"/>
                 <w:szCs w:val="16"/>
               </w:rPr>
-              <w:t>{%elif a.clinic_num_</w:t>
-            </w:r>
-            <w:r>
-              <w:rPr>
-                <w:rFonts w:ascii="Times New Roman" w:eastAsia="思源黑体 CN Normal" w:hAnsi="Times New Roman"/>
+              <w:t>==5%}</w:t>
+            </w:r>
+            <w:r>
+              <w:rPr>
+                <w:rFonts w:ascii="Times New Roman" w:eastAsia="思源黑体 CN Normal" w:hAnsi="Times New Roman" w:hint="eastAsia"/>
                 <w:b/>
                 <w:color w:val="FF0000"/>
                 <w:sz w:val="18"/>
                 <w:szCs w:val="16"/>
               </w:rPr>
+              <w:t>有较强的临床意义</w:t>
+            </w:r>
+            <w:r>
+              <w:rPr>
+                <w:rFonts w:ascii="Times New Roman" w:eastAsia="思源黑体 CN Normal" w:hAnsi="Times New Roman" w:hint="eastAsia"/>
+                <w:b/>
+                <w:color w:val="FF0000"/>
+                <w:sz w:val="18"/>
+                <w:szCs w:val="16"/>
+              </w:rPr>
+              <w:t>{%</w:t>
+            </w:r>
+            <w:proofErr w:type="spellStart"/>
+            <w:r>
+              <w:rPr>
+                <w:rFonts w:ascii="Times New Roman" w:eastAsia="思源黑体 CN Normal" w:hAnsi="Times New Roman" w:hint="eastAsia"/>
+                <w:b/>
+                <w:color w:val="FF0000"/>
+                <w:sz w:val="18"/>
+                <w:szCs w:val="16"/>
+              </w:rPr>
+              <w:t>elif</w:t>
+            </w:r>
+            <w:proofErr w:type="spellEnd"/>
+            <w:r>
+              <w:rPr>
+                <w:rFonts w:ascii="Times New Roman" w:eastAsia="思源黑体 CN Normal" w:hAnsi="Times New Roman" w:hint="eastAsia"/>
+                <w:b/>
+                <w:color w:val="FF0000"/>
+                <w:sz w:val="18"/>
+                <w:szCs w:val="16"/>
+              </w:rPr>
+              <w:t xml:space="preserve"> </w:t>
+            </w:r>
+            <w:proofErr w:type="spellStart"/>
+            <w:r>
+              <w:rPr>
+                <w:rFonts w:ascii="Times New Roman" w:eastAsia="思源黑体 CN Normal" w:hAnsi="Times New Roman" w:hint="eastAsia"/>
+                <w:b/>
+                <w:color w:val="FF0000"/>
+                <w:sz w:val="18"/>
+                <w:szCs w:val="16"/>
+              </w:rPr>
+              <w:t>a.clinic_num_</w:t>
+            </w:r>
+            <w:r>
+              <w:rPr>
+                <w:rFonts w:ascii="Times New Roman" w:eastAsia="思源黑体 CN Normal" w:hAnsi="Times New Roman"/>
+                <w:b/>
+                <w:color w:val="FF0000"/>
+                <w:sz w:val="18"/>
+                <w:szCs w:val="16"/>
+              </w:rPr>
               <w:t>s</w:t>
             </w:r>
+            <w:proofErr w:type="spellEnd"/>
             <w:r>
               <w:rPr>
                 <w:rFonts w:ascii="Times New Roman" w:eastAsia="思源黑体 CN Normal" w:hAnsi="Times New Roman" w:hint="eastAsia"/>
@@ -3589,8 +4072,21 @@
                 <w:szCs w:val="16"/>
                 <w:highlight w:val="yellow"/>
               </w:rPr>
-              <w:t>tr endfor</w:t>
-            </w:r>
+              <w:t xml:space="preserve">tr </w:t>
+            </w:r>
+            <w:proofErr w:type="spellStart"/>
+            <w:r>
+              <w:rPr>
+                <w:rFonts w:ascii="Times New Roman" w:eastAsia="思源黑体 CN Normal" w:hAnsi="Times New Roman"/>
+                <w:bCs/>
+                <w:color w:val="000000" w:themeColor="text1"/>
+                <w:sz w:val="18"/>
+                <w:szCs w:val="16"/>
+                <w:highlight w:val="yellow"/>
+              </w:rPr>
+              <w:t>endfor</w:t>
+            </w:r>
+            <w:proofErr w:type="spellEnd"/>
             <w:r>
               <w:rPr>
                 <w:rFonts w:ascii="Times New Roman" w:eastAsia="思源黑体 CN Normal" w:hAnsi="Times New Roman" w:hint="eastAsia"/>
@@ -3725,7 +4221,29 @@
                 <w:sz w:val="18"/>
                 <w:szCs w:val="16"/>
               </w:rPr>
-              <w:t xml:space="preserve"> var_brca.snv_s.B1_L5+ var_brca.snv_s.B1_L4 %}</w:t>
+              <w:t xml:space="preserve"> var_brca.snv_</w:t>
+            </w:r>
+            <w:proofErr w:type="gramStart"/>
+            <w:r>
+              <w:rPr>
+                <w:rFonts w:ascii="Times New Roman" w:eastAsia="思源黑体 CN Normal" w:hAnsi="Times New Roman"/>
+                <w:bCs/>
+                <w:color w:val="000000" w:themeColor="text1"/>
+                <w:sz w:val="18"/>
+                <w:szCs w:val="16"/>
+              </w:rPr>
+              <w:t>s.B</w:t>
+            </w:r>
+            <w:proofErr w:type="gramEnd"/>
+            <w:r>
+              <w:rPr>
+                <w:rFonts w:ascii="Times New Roman" w:eastAsia="思源黑体 CN Normal" w:hAnsi="Times New Roman"/>
+                <w:bCs/>
+                <w:color w:val="000000" w:themeColor="text1"/>
+                <w:sz w:val="18"/>
+                <w:szCs w:val="16"/>
+              </w:rPr>
+              <w:t>1_L5+ var_brca.snv_s.B1_L4 %}</w:t>
             </w:r>
           </w:p>
         </w:tc>
@@ -4010,6 +4528,7 @@
               </w:rPr>
               <w:t>snv_</w:t>
             </w:r>
+            <w:proofErr w:type="gramStart"/>
             <w:r>
               <w:rPr>
                 <w:rFonts w:ascii="Times New Roman" w:eastAsia="思源黑体 CN Normal" w:hAnsi="Times New Roman" w:hint="eastAsia"/>
@@ -4030,7 +4549,19 @@
                 <w:szCs w:val="16"/>
                 <w:highlight w:val="green"/>
               </w:rPr>
-              <w:t>.B2_L5+var_brca</w:t>
+              <w:t>.B</w:t>
+            </w:r>
+            <w:proofErr w:type="gramEnd"/>
+            <w:r>
+              <w:rPr>
+                <w:rFonts w:ascii="Times New Roman" w:eastAsia="思源黑体 CN Normal" w:hAnsi="Times New Roman"/>
+                <w:bCs/>
+                <w:color w:val="000000" w:themeColor="text1"/>
+                <w:sz w:val="18"/>
+                <w:szCs w:val="16"/>
+                <w:highlight w:val="green"/>
+              </w:rPr>
+              <w:t>2_L5+var_brca</w:t>
             </w:r>
             <w:r>
               <w:rPr>
@@ -4135,6 +4666,7 @@
               </w:rPr>
               <w:t>snv_</w:t>
             </w:r>
+            <w:proofErr w:type="gramStart"/>
             <w:r>
               <w:rPr>
                 <w:rFonts w:ascii="Times New Roman" w:eastAsia="思源黑体 CN Normal" w:hAnsi="Times New Roman" w:hint="eastAsia"/>
@@ -4155,7 +4687,19 @@
                 <w:szCs w:val="16"/>
                 <w:highlight w:val="green"/>
               </w:rPr>
-              <w:t>.B2_L5+var_brca</w:t>
+              <w:t>.B</w:t>
+            </w:r>
+            <w:proofErr w:type="gramEnd"/>
+            <w:r>
+              <w:rPr>
+                <w:rFonts w:ascii="Times New Roman" w:eastAsia="思源黑体 CN Normal" w:hAnsi="Times New Roman"/>
+                <w:bCs/>
+                <w:color w:val="000000" w:themeColor="text1"/>
+                <w:sz w:val="18"/>
+                <w:szCs w:val="16"/>
+                <w:highlight w:val="green"/>
+              </w:rPr>
+              <w:t>2_L5+var_brca</w:t>
             </w:r>
             <w:r>
               <w:rPr>
@@ -4249,7 +4793,44 @@
                 <w:sz w:val="18"/>
                 <w:szCs w:val="16"/>
               </w:rPr>
-              <w:t>{a.gene_symbol}}</w:t>
+              <w:t>{</w:t>
+            </w:r>
+            <w:proofErr w:type="spellStart"/>
+            <w:proofErr w:type="gramStart"/>
+            <w:r>
+              <w:rPr>
+                <w:rFonts w:ascii="Times New Roman" w:eastAsia="思源黑体 CN Normal" w:hAnsi="Times New Roman"/>
+                <w:b/>
+                <w:i/>
+                <w:color w:val="FF0000"/>
+                <w:sz w:val="18"/>
+                <w:szCs w:val="16"/>
+              </w:rPr>
+              <w:t>a.gene</w:t>
+            </w:r>
+            <w:proofErr w:type="gramEnd"/>
+            <w:r>
+              <w:rPr>
+                <w:rFonts w:ascii="Times New Roman" w:eastAsia="思源黑体 CN Normal" w:hAnsi="Times New Roman"/>
+                <w:b/>
+                <w:i/>
+                <w:color w:val="FF0000"/>
+                <w:sz w:val="18"/>
+                <w:szCs w:val="16"/>
+              </w:rPr>
+              <w:t>_symbol</w:t>
+            </w:r>
+            <w:proofErr w:type="spellEnd"/>
+            <w:r>
+              <w:rPr>
+                <w:rFonts w:ascii="Times New Roman" w:eastAsia="思源黑体 CN Normal" w:hAnsi="Times New Roman"/>
+                <w:b/>
+                <w:i/>
+                <w:color w:val="FF0000"/>
+                <w:sz w:val="18"/>
+                <w:szCs w:val="16"/>
+              </w:rPr>
+              <w:t>}}</w:t>
             </w:r>
           </w:p>
         </w:tc>
@@ -4288,7 +4869,44 @@
                 <w:szCs w:val="16"/>
                 <w:highlight w:val="green"/>
               </w:rPr>
-              <w:t>%if a.hgvs_p!=”p.?”%}</w:t>
+              <w:t xml:space="preserve">%if </w:t>
+            </w:r>
+            <w:proofErr w:type="spellStart"/>
+            <w:proofErr w:type="gramStart"/>
+            <w:r>
+              <w:rPr>
+                <w:rFonts w:ascii="Times New Roman" w:eastAsia="思源黑体 CN Normal" w:hAnsi="Times New Roman"/>
+                <w:b/>
+                <w:color w:val="FF0000"/>
+                <w:sz w:val="18"/>
+                <w:szCs w:val="16"/>
+                <w:highlight w:val="green"/>
+              </w:rPr>
+              <w:t>a.hgvs</w:t>
+            </w:r>
+            <w:proofErr w:type="gramEnd"/>
+            <w:r>
+              <w:rPr>
+                <w:rFonts w:ascii="Times New Roman" w:eastAsia="思源黑体 CN Normal" w:hAnsi="Times New Roman"/>
+                <w:b/>
+                <w:color w:val="FF0000"/>
+                <w:sz w:val="18"/>
+                <w:szCs w:val="16"/>
+                <w:highlight w:val="green"/>
+              </w:rPr>
+              <w:t>_p</w:t>
+            </w:r>
+            <w:proofErr w:type="spellEnd"/>
+            <w:r>
+              <w:rPr>
+                <w:rFonts w:ascii="Times New Roman" w:eastAsia="思源黑体 CN Normal" w:hAnsi="Times New Roman"/>
+                <w:b/>
+                <w:color w:val="FF0000"/>
+                <w:sz w:val="18"/>
+                <w:szCs w:val="16"/>
+                <w:highlight w:val="green"/>
+              </w:rPr>
+              <w:t>!=”p.?”%}</w:t>
             </w:r>
             <w:r>
               <w:rPr>
@@ -4298,28 +4916,29 @@
                 <w:sz w:val="18"/>
                 <w:szCs w:val="16"/>
               </w:rPr>
-              <w:t>{{a.hgvs_c}}</w:t>
-            </w:r>
-            <w:r>
-              <w:rPr>
-                <w:rFonts w:ascii="Times New Roman" w:eastAsia="思源黑体 CN Normal" w:hAnsi="Times New Roman"/>
+              <w:t>{{</w:t>
+            </w:r>
+            <w:proofErr w:type="spellStart"/>
+            <w:r>
+              <w:rPr>
+                <w:rFonts w:ascii="Times New Roman" w:eastAsia="思源黑体 CN Normal" w:hAnsi="Times New Roman" w:hint="eastAsia"/>
                 <w:b/>
                 <w:color w:val="FF0000"/>
                 <w:sz w:val="18"/>
                 <w:szCs w:val="16"/>
               </w:rPr>
-              <w:t xml:space="preserve"> ({{a.hgvs_p}})</w:t>
-            </w:r>
-            <w:r>
-              <w:rPr>
-                <w:rFonts w:ascii="Times New Roman" w:eastAsia="思源黑体 CN Normal" w:hAnsi="Times New Roman"/>
+              <w:t>a.hgvs_c</w:t>
+            </w:r>
+            <w:proofErr w:type="spellEnd"/>
+            <w:r>
+              <w:rPr>
+                <w:rFonts w:ascii="Times New Roman" w:eastAsia="思源黑体 CN Normal" w:hAnsi="Times New Roman" w:hint="eastAsia"/>
                 <w:b/>
                 <w:color w:val="FF0000"/>
                 <w:sz w:val="18"/>
                 <w:szCs w:val="16"/>
-                <w:highlight w:val="green"/>
-              </w:rPr>
-              <w:t>{%else%}</w:t>
+              </w:rPr>
+              <w:t>}}</w:t>
             </w:r>
             <w:r>
               <w:rPr>
@@ -4329,7 +4948,72 @@
                 <w:sz w:val="18"/>
                 <w:szCs w:val="16"/>
               </w:rPr>
-              <w:t>{{a.hgvs_c}}</w:t>
+              <w:t xml:space="preserve"> ({{</w:t>
+            </w:r>
+            <w:proofErr w:type="spellStart"/>
+            <w:r>
+              <w:rPr>
+                <w:rFonts w:ascii="Times New Roman" w:eastAsia="思源黑体 CN Normal" w:hAnsi="Times New Roman"/>
+                <w:b/>
+                <w:color w:val="FF0000"/>
+                <w:sz w:val="18"/>
+                <w:szCs w:val="16"/>
+              </w:rPr>
+              <w:t>a.hgvs_p</w:t>
+            </w:r>
+            <w:proofErr w:type="spellEnd"/>
+            <w:r>
+              <w:rPr>
+                <w:rFonts w:ascii="Times New Roman" w:eastAsia="思源黑体 CN Normal" w:hAnsi="Times New Roman"/>
+                <w:b/>
+                <w:color w:val="FF0000"/>
+                <w:sz w:val="18"/>
+                <w:szCs w:val="16"/>
+              </w:rPr>
+              <w:t>}})</w:t>
+            </w:r>
+            <w:r>
+              <w:rPr>
+                <w:rFonts w:ascii="Times New Roman" w:eastAsia="思源黑体 CN Normal" w:hAnsi="Times New Roman"/>
+                <w:b/>
+                <w:color w:val="FF0000"/>
+                <w:sz w:val="18"/>
+                <w:szCs w:val="16"/>
+                <w:highlight w:val="green"/>
+              </w:rPr>
+              <w:t>{%else%}</w:t>
+            </w:r>
+            <w:r>
+              <w:rPr>
+                <w:rFonts w:ascii="Times New Roman" w:eastAsia="思源黑体 CN Normal" w:hAnsi="Times New Roman"/>
+                <w:b/>
+                <w:color w:val="FF0000"/>
+                <w:sz w:val="18"/>
+                <w:szCs w:val="16"/>
+              </w:rPr>
+              <w:t>{{</w:t>
+            </w:r>
+            <w:proofErr w:type="spellStart"/>
+            <w:r>
+              <w:rPr>
+                <w:rFonts w:ascii="Times New Roman" w:eastAsia="思源黑体 CN Normal" w:hAnsi="Times New Roman"/>
+                <w:b/>
+                <w:color w:val="FF0000"/>
+                <w:sz w:val="18"/>
+                <w:szCs w:val="16"/>
+              </w:rPr>
+              <w:t>a.hgvs_c</w:t>
+            </w:r>
+            <w:proofErr w:type="spellEnd"/>
+            <w:r>
+              <w:rPr>
+                <w:rFonts w:ascii="Times New Roman" w:eastAsia="思源黑体 CN Normal" w:hAnsi="Times New Roman"/>
+                <w:b/>
+                <w:color w:val="FF0000"/>
+                <w:sz w:val="18"/>
+                <w:szCs w:val="16"/>
+              </w:rPr>
+              <w:t>}}</w:t>
             </w:r>
             <w:r>
               <w:rPr>
@@ -4396,6 +5080,8 @@
               </w:rPr>
               <w:t>{{</w:t>
             </w:r>
+            <w:proofErr w:type="spellStart"/>
+            <w:proofErr w:type="gramStart"/>
             <w:r>
               <w:rPr>
                 <w:rFonts w:ascii="Times New Roman" w:eastAsia="思源黑体 CN Normal" w:hAnsi="Times New Roman"/>
@@ -4414,18 +5100,30 @@
                 <w:sz w:val="18"/>
                 <w:szCs w:val="16"/>
               </w:rPr>
-              <w:t>freq_</w:t>
-            </w:r>
-            <w:r>
-              <w:rPr>
-                <w:rFonts w:ascii="Times New Roman" w:eastAsia="思源黑体 CN Normal" w:hAnsi="Times New Roman"/>
+              <w:t>freq</w:t>
+            </w:r>
+            <w:proofErr w:type="gramEnd"/>
+            <w:r>
+              <w:rPr>
+                <w:rFonts w:ascii="Times New Roman" w:eastAsia="思源黑体 CN Normal" w:hAnsi="Times New Roman" w:hint="eastAsia"/>
                 <w:b/>
                 <w:color w:val="FF0000"/>
                 <w:sz w:val="18"/>
                 <w:szCs w:val="16"/>
               </w:rPr>
+              <w:t>_</w:t>
+            </w:r>
+            <w:r>
+              <w:rPr>
+                <w:rFonts w:ascii="Times New Roman" w:eastAsia="思源黑体 CN Normal" w:hAnsi="Times New Roman"/>
+                <w:b/>
+                <w:color w:val="FF0000"/>
+                <w:sz w:val="18"/>
+                <w:szCs w:val="16"/>
+              </w:rPr>
               <w:t>str</w:t>
             </w:r>
+            <w:proofErr w:type="spellEnd"/>
             <w:r>
               <w:rPr>
                 <w:rFonts w:ascii="Times New Roman" w:eastAsia="思源黑体 CN Normal" w:hAnsi="Times New Roman" w:hint="eastAsia"/>
@@ -4461,18 +5159,9 @@
                 <w:sz w:val="18"/>
                 <w:szCs w:val="16"/>
               </w:rPr>
-              <w:t>{%if a.clinic_num_</w:t>
-            </w:r>
-            <w:r>
-              <w:rPr>
-                <w:rFonts w:ascii="Times New Roman" w:eastAsia="思源黑体 CN Normal" w:hAnsi="Times New Roman"/>
-                <w:b/>
-                <w:color w:val="FF0000"/>
-                <w:sz w:val="18"/>
-                <w:szCs w:val="16"/>
-              </w:rPr>
-              <w:t>s</w:t>
-            </w:r>
+              <w:t xml:space="preserve">{%if </w:t>
+            </w:r>
+            <w:proofErr w:type="spellStart"/>
             <w:r>
               <w:rPr>
                 <w:rFonts w:ascii="Times New Roman" w:eastAsia="思源黑体 CN Normal" w:hAnsi="Times New Roman" w:hint="eastAsia"/>
@@ -4481,8 +5170,19 @@
                 <w:sz w:val="18"/>
                 <w:szCs w:val="16"/>
               </w:rPr>
-              <w:t>==5%}</w:t>
-            </w:r>
+              <w:t>a.clinic_num_</w:t>
+            </w:r>
+            <w:r>
+              <w:rPr>
+                <w:rFonts w:ascii="Times New Roman" w:eastAsia="思源黑体 CN Normal" w:hAnsi="Times New Roman"/>
+                <w:b/>
+                <w:color w:val="FF0000"/>
+                <w:sz w:val="18"/>
+                <w:szCs w:val="16"/>
+              </w:rPr>
+              <w:t>s</w:t>
+            </w:r>
+            <w:proofErr w:type="spellEnd"/>
             <w:r>
               <w:rPr>
                 <w:rFonts w:ascii="Times New Roman" w:eastAsia="思源黑体 CN Normal" w:hAnsi="Times New Roman" w:hint="eastAsia"/>
@@ -4491,7 +5191,7 @@
                 <w:sz w:val="18"/>
                 <w:szCs w:val="16"/>
               </w:rPr>
-              <w:t>有较强的临床意义</w:t>
+              <w:t>==5%}</w:t>
             </w:r>
             <w:r>
               <w:rPr>
@@ -4501,18 +5201,62 @@
                 <w:sz w:val="18"/>
                 <w:szCs w:val="16"/>
               </w:rPr>
-              <w:t>{%elif a.clinic_num_</w:t>
-            </w:r>
-            <w:r>
-              <w:rPr>
-                <w:rFonts w:ascii="Times New Roman" w:eastAsia="思源黑体 CN Normal" w:hAnsi="Times New Roman"/>
+              <w:t>有较强的临床意义</w:t>
+            </w:r>
+            <w:r>
+              <w:rPr>
+                <w:rFonts w:ascii="Times New Roman" w:eastAsia="思源黑体 CN Normal" w:hAnsi="Times New Roman" w:hint="eastAsia"/>
                 <w:b/>
                 <w:color w:val="FF0000"/>
                 <w:sz w:val="18"/>
                 <w:szCs w:val="16"/>
               </w:rPr>
+              <w:t>{%</w:t>
+            </w:r>
+            <w:proofErr w:type="spellStart"/>
+            <w:r>
+              <w:rPr>
+                <w:rFonts w:ascii="Times New Roman" w:eastAsia="思源黑体 CN Normal" w:hAnsi="Times New Roman" w:hint="eastAsia"/>
+                <w:b/>
+                <w:color w:val="FF0000"/>
+                <w:sz w:val="18"/>
+                <w:szCs w:val="16"/>
+              </w:rPr>
+              <w:t>elif</w:t>
+            </w:r>
+            <w:proofErr w:type="spellEnd"/>
+            <w:r>
+              <w:rPr>
+                <w:rFonts w:ascii="Times New Roman" w:eastAsia="思源黑体 CN Normal" w:hAnsi="Times New Roman" w:hint="eastAsia"/>
+                <w:b/>
+                <w:color w:val="FF0000"/>
+                <w:sz w:val="18"/>
+                <w:szCs w:val="16"/>
+              </w:rPr>
+              <w:t xml:space="preserve"> </w:t>
+            </w:r>
+            <w:proofErr w:type="spellStart"/>
+            <w:r>
+              <w:rPr>
+                <w:rFonts w:ascii="Times New Roman" w:eastAsia="思源黑体 CN Normal" w:hAnsi="Times New Roman" w:hint="eastAsia"/>
+                <w:b/>
+                <w:color w:val="FF0000"/>
+                <w:sz w:val="18"/>
+                <w:szCs w:val="16"/>
+              </w:rPr>
+              <w:t>a.clinic_num_</w:t>
+            </w:r>
+            <w:r>
+              <w:rPr>
+                <w:rFonts w:ascii="Times New Roman" w:eastAsia="思源黑体 CN Normal" w:hAnsi="Times New Roman"/>
+                <w:b/>
+                <w:color w:val="FF0000"/>
+                <w:sz w:val="18"/>
+                <w:szCs w:val="16"/>
+              </w:rPr>
               <w:t>s</w:t>
             </w:r>
+            <w:proofErr w:type="spellEnd"/>
             <w:r>
               <w:rPr>
                 <w:rFonts w:ascii="Times New Roman" w:eastAsia="思源黑体 CN Normal" w:hAnsi="Times New Roman" w:hint="eastAsia"/>
@@ -4587,8 +5331,20 @@
                 <w:sz w:val="18"/>
                 <w:szCs w:val="16"/>
               </w:rPr>
-              <w:t>tr endfor</w:t>
-            </w:r>
+              <w:t xml:space="preserve">tr </w:t>
+            </w:r>
+            <w:proofErr w:type="spellStart"/>
+            <w:r>
+              <w:rPr>
+                <w:rFonts w:ascii="Times New Roman" w:eastAsia="思源黑体 CN Normal" w:hAnsi="Times New Roman"/>
+                <w:bCs/>
+                <w:color w:val="000000" w:themeColor="text1"/>
+                <w:sz w:val="18"/>
+                <w:szCs w:val="16"/>
+              </w:rPr>
+              <w:t>endfor</w:t>
+            </w:r>
+            <w:proofErr w:type="spellEnd"/>
             <w:r>
               <w:rPr>
                 <w:rFonts w:ascii="Times New Roman" w:eastAsia="思源黑体 CN Normal" w:hAnsi="Times New Roman" w:hint="eastAsia"/>
@@ -4732,6 +5488,7 @@
               </w:rPr>
               <w:t>snv_</w:t>
             </w:r>
+            <w:proofErr w:type="gramStart"/>
             <w:r>
               <w:rPr>
                 <w:rFonts w:ascii="Times New Roman" w:eastAsia="思源黑体 CN Normal" w:hAnsi="Times New Roman"/>
@@ -4740,7 +5497,18 @@
                 <w:sz w:val="18"/>
                 <w:szCs w:val="16"/>
               </w:rPr>
-              <w:t>s.B2_L5 + var_brca.</w:t>
+              <w:t>s.B</w:t>
+            </w:r>
+            <w:proofErr w:type="gramEnd"/>
+            <w:r>
+              <w:rPr>
+                <w:rFonts w:ascii="Times New Roman" w:eastAsia="思源黑体 CN Normal" w:hAnsi="Times New Roman"/>
+                <w:bCs/>
+                <w:color w:val="000000" w:themeColor="text1"/>
+                <w:sz w:val="18"/>
+                <w:szCs w:val="16"/>
+              </w:rPr>
+              <w:t>2_L5 + var_brca.</w:t>
             </w:r>
             <w:r>
               <w:rPr>
@@ -5202,7 +5970,25 @@
           <w:sz w:val="18"/>
           <w:szCs w:val="18"/>
         </w:rPr>
-        <w:t>{%p if var_brca.snv_s.B1_L5 or var_brca.snv_s.B1_L4 or var_brca.snv_s.B2_L5 or var_brca.snv_s.B2_L4%}</w:t>
+        <w:t>{%p if var_brca.snv_</w:t>
+      </w:r>
+      <w:proofErr w:type="gramStart"/>
+      <w:r>
+        <w:rPr>
+          <w:rFonts w:ascii="Times New Roman" w:eastAsia="思源黑体 CN Normal" w:hAnsi="Times New Roman" w:cs="微软雅黑"/>
+          <w:sz w:val="18"/>
+          <w:szCs w:val="18"/>
+        </w:rPr>
+        <w:t>s.B</w:t>
+      </w:r>
+      <w:proofErr w:type="gramEnd"/>
+      <w:r>
+        <w:rPr>
+          <w:rFonts w:ascii="Times New Roman" w:eastAsia="思源黑体 CN Normal" w:hAnsi="Times New Roman" w:cs="微软雅黑"/>
+          <w:sz w:val="18"/>
+          <w:szCs w:val="18"/>
+        </w:rPr>
+        <w:t>1_L5 or var_brca.snv_s.B1_L4 or var_brca.snv_s.B2_L5 or var_brca.snv_s.B2_L4%}</w:t>
       </w:r>
     </w:p>
     <w:p>
@@ -5568,8 +6354,18 @@
           <w:sz w:val="18"/>
           <w:szCs w:val="18"/>
         </w:rPr>
-        <w:t>Association for Molecular Pathology,AMP</w:t>
-      </w:r>
+        <w:t xml:space="preserve">Association for Molecular </w:t>
+      </w:r>
+      <w:proofErr w:type="spellStart"/>
+      <w:r>
+        <w:rPr>
+          <w:rFonts w:ascii="Times New Roman" w:eastAsia="思源黑体 CN Normal" w:hAnsi="Times New Roman"/>
+          <w:sz w:val="18"/>
+          <w:szCs w:val="18"/>
+        </w:rPr>
+        <w:t>Pathology,AMP</w:t>
+      </w:r>
+      <w:proofErr w:type="spellEnd"/>
       <w:r>
         <w:rPr>
           <w:rFonts w:ascii="Times New Roman" w:eastAsia="思源黑体 CN Normal" w:hAnsi="Times New Roman"/>
@@ -5600,8 +6396,18 @@
           <w:sz w:val="18"/>
           <w:szCs w:val="18"/>
         </w:rPr>
-        <w:t>American Society of Clinical Oncology,ASCO</w:t>
-      </w:r>
+        <w:t xml:space="preserve">American Society of Clinical </w:t>
+      </w:r>
+      <w:proofErr w:type="spellStart"/>
+      <w:r>
+        <w:rPr>
+          <w:rFonts w:ascii="Times New Roman" w:eastAsia="思源黑体 CN Normal" w:hAnsi="Times New Roman"/>
+          <w:sz w:val="18"/>
+          <w:szCs w:val="18"/>
+        </w:rPr>
+        <w:t>Oncology,ASCO</w:t>
+      </w:r>
+      <w:proofErr w:type="spellEnd"/>
       <w:r>
         <w:rPr>
           <w:rFonts w:ascii="Times New Roman" w:eastAsia="思源黑体 CN Normal" w:hAnsi="Times New Roman"/>
@@ -5726,7 +6532,25 @@
           <w:sz w:val="18"/>
           <w:szCs w:val="18"/>
         </w:rPr>
-        <w:t>纯合分别表示丰度在</w:t>
+        <w:t>纯</w:t>
+      </w:r>
+      <w:proofErr w:type="gramStart"/>
+      <w:r>
+        <w:rPr>
+          <w:rFonts w:ascii="Times New Roman" w:eastAsia="思源黑体 CN Normal" w:hAnsi="Times New Roman"/>
+          <w:sz w:val="18"/>
+          <w:szCs w:val="18"/>
+        </w:rPr>
+        <w:t>合分别</w:t>
+      </w:r>
+      <w:proofErr w:type="gramEnd"/>
+      <w:r>
+        <w:rPr>
+          <w:rFonts w:ascii="Times New Roman" w:eastAsia="思源黑体 CN Normal" w:hAnsi="Times New Roman"/>
+          <w:sz w:val="18"/>
+          <w:szCs w:val="18"/>
+        </w:rPr>
+        <w:t>表示丰度在</w:t>
       </w:r>
       <w:r>
         <w:rPr>
@@ -5812,8 +6636,18 @@
           <w:sz w:val="18"/>
           <w:szCs w:val="18"/>
         </w:rPr>
-        <w:t>点突变、插入缺失突变详细检测结果见附录一</w:t>
-      </w:r>
+        <w:t>点突变、插入缺失突变详细检测结果见附录</w:t>
+      </w:r>
+      <w:proofErr w:type="gramStart"/>
+      <w:r>
+        <w:rPr>
+          <w:rFonts w:ascii="Times New Roman" w:eastAsia="思源黑体 CN Normal" w:hAnsi="Times New Roman"/>
+          <w:sz w:val="18"/>
+          <w:szCs w:val="18"/>
+        </w:rPr>
+        <w:t>一</w:t>
+      </w:r>
+      <w:proofErr w:type="gramEnd"/>
       <w:r>
         <w:rPr>
           <w:rFonts w:ascii="Times New Roman" w:eastAsia="思源黑体 CN Normal" w:hAnsi="Times New Roman" w:hint="eastAsia"/>
@@ -5907,7 +6741,7 @@
     <w:p>
       <w:pPr>
         <w:spacing w:line="500" w:lineRule="exact"/>
-        <w:ind w:firstLineChars="300" w:firstLine="863"/>
+        <w:ind w:firstLineChars="300" w:firstLine="857"/>
         <w:rPr>
           <w:rFonts w:ascii="Times New Roman" w:eastAsia="思源黑体 CN Normal" w:hAnsi="Times New Roman"/>
           <w:b/>
@@ -6009,7 +6843,7 @@
               </wp:inline>
             </w:drawing>
           </mc:Choice>
-          <mc:Fallback>
+          <mc:Fallback xmlns:oel="http://schemas.microsoft.com/office/2019/extlst">
             <w:pict>
               <v:line w14:anchorId="1063C453" id="Line 4" o:spid="_x0000_s1026" style="visibility:visible;mso-wrap-style:square;mso-left-percent:-10001;mso-top-percent:-10001;mso-position-horizontal:absolute;mso-position-horizontal-relative:char;mso-position-vertical:absolute;mso-position-vertical-relative:line;mso-left-percent:-10001;mso-top-percent:-10001" from="0,0" to="425.75pt,.35pt" o:gfxdata="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" strokecolor="#00653b" strokeweight="1.5pt">
                 <w10:anchorlock/>
@@ -6040,7 +6874,25 @@
           <w:sz w:val="16"/>
           <w:szCs w:val="16"/>
         </w:rPr>
-        <w:t>{%p if var_brca.snv_s.B1_L5 or var_brca.snv_s.B1_L4 or var_brca.snv_s.B2_L5 or var_brca.snv_s.B2_L4%}</w:t>
+        <w:t>{%p if var_brca.snv_</w:t>
+      </w:r>
+      <w:proofErr w:type="gramStart"/>
+      <w:r>
+        <w:rPr>
+          <w:rFonts w:ascii="Times New Roman" w:eastAsia="思源黑体 CN Normal" w:hAnsi="Times New Roman"/>
+          <w:sz w:val="16"/>
+          <w:szCs w:val="16"/>
+        </w:rPr>
+        <w:t>s.B</w:t>
+      </w:r>
+      <w:proofErr w:type="gramEnd"/>
+      <w:r>
+        <w:rPr>
+          <w:rFonts w:ascii="Times New Roman" w:eastAsia="思源黑体 CN Normal" w:hAnsi="Times New Roman"/>
+          <w:sz w:val="16"/>
+          <w:szCs w:val="16"/>
+        </w:rPr>
+        <w:t>1_L5 or var_brca.snv_s.B1_L4 or var_brca.snv_s.B2_L5 or var_brca.snv_s.B2_L4%}</w:t>
       </w:r>
     </w:p>
     <w:p>
@@ -6064,7 +6916,25 @@
           <w:sz w:val="16"/>
           <w:szCs w:val="16"/>
         </w:rPr>
-        <w:t>{%p for a in var_brca.snv_s.B1_L5+var_brca.snv_s.B</w:t>
+        <w:t>{%p for a in var_brca.snv_</w:t>
+      </w:r>
+      <w:proofErr w:type="gramStart"/>
+      <w:r>
+        <w:rPr>
+          <w:rFonts w:ascii="Times New Roman" w:eastAsia="思源黑体 CN Normal" w:hAnsi="Times New Roman"/>
+          <w:sz w:val="16"/>
+          <w:szCs w:val="16"/>
+        </w:rPr>
+        <w:t>s.B</w:t>
+      </w:r>
+      <w:proofErr w:type="gramEnd"/>
+      <w:r>
+        <w:rPr>
+          <w:rFonts w:ascii="Times New Roman" w:eastAsia="思源黑体 CN Normal" w:hAnsi="Times New Roman"/>
+          <w:sz w:val="16"/>
+          <w:szCs w:val="16"/>
+        </w:rPr>
+        <w:t>1_L5+var_brca.snv_s.B</w:t>
       </w:r>
       <w:r>
         <w:rPr>
@@ -6161,98 +7031,198 @@
           <w:rFonts w:ascii="Times New Roman" w:eastAsia="思源黑体 CN Normal" w:hAnsi="Times New Roman" w:hint="eastAsia"/>
           <w:szCs w:val="21"/>
         </w:rPr>
-        <w:t>{{a.gene_symbol}}</w:t>
-      </w:r>
+        <w:t>{{</w:t>
+      </w:r>
+      <w:proofErr w:type="spellStart"/>
       <w:r>
         <w:rPr>
           <w:rFonts w:ascii="Times New Roman" w:eastAsia="思源黑体 CN Normal" w:hAnsi="Times New Roman" w:hint="eastAsia"/>
           <w:szCs w:val="21"/>
         </w:rPr>
-        <w:t>基因的</w:t>
-      </w:r>
+        <w:t>a.gene_symbol</w:t>
+      </w:r>
+      <w:proofErr w:type="spellEnd"/>
       <w:r>
         <w:rPr>
           <w:rFonts w:ascii="Times New Roman" w:eastAsia="思源黑体 CN Normal" w:hAnsi="Times New Roman" w:hint="eastAsia"/>
           <w:szCs w:val="21"/>
         </w:rPr>
-        <w:t>{{a.hgvs_c}}{%if a.hgvs_p!=</w:t>
+        <w:t>}}</w:t>
       </w:r>
       <w:r>
         <w:rPr>
           <w:rFonts w:ascii="Times New Roman" w:eastAsia="思源黑体 CN Normal" w:hAnsi="Times New Roman" w:hint="eastAsia"/>
           <w:szCs w:val="21"/>
         </w:rPr>
-        <w:t>”</w:t>
+        <w:t>基因的</w:t>
       </w:r>
       <w:r>
         <w:rPr>
           <w:rFonts w:ascii="Times New Roman" w:eastAsia="思源黑体 CN Normal" w:hAnsi="Times New Roman" w:hint="eastAsia"/>
           <w:szCs w:val="21"/>
         </w:rPr>
-        <w:t>p.?</w:t>
-      </w:r>
+        <w:t>{{</w:t>
+      </w:r>
+      <w:proofErr w:type="spellStart"/>
       <w:r>
         <w:rPr>
           <w:rFonts w:ascii="Times New Roman" w:eastAsia="思源黑体 CN Normal" w:hAnsi="Times New Roman" w:hint="eastAsia"/>
           <w:szCs w:val="21"/>
         </w:rPr>
-        <w:t>”</w:t>
-      </w:r>
+        <w:t>a.hgvs_c</w:t>
+      </w:r>
+      <w:proofErr w:type="spellEnd"/>
       <w:r>
         <w:rPr>
           <w:rFonts w:ascii="Times New Roman" w:eastAsia="思源黑体 CN Normal" w:hAnsi="Times New Roman" w:hint="eastAsia"/>
           <w:szCs w:val="21"/>
         </w:rPr>
-        <w:t>%}</w:t>
-      </w:r>
+        <w:t xml:space="preserve">}}{%if </w:t>
+      </w:r>
+      <w:proofErr w:type="spellStart"/>
       <w:r>
         <w:rPr>
           <w:rFonts w:ascii="Times New Roman" w:eastAsia="思源黑体 CN Normal" w:hAnsi="Times New Roman" w:hint="eastAsia"/>
           <w:szCs w:val="21"/>
         </w:rPr>
-        <w:t>（</w:t>
-      </w:r>
+        <w:t>a.hgvs_p</w:t>
+      </w:r>
+      <w:proofErr w:type="spellEnd"/>
       <w:r>
         <w:rPr>
           <w:rFonts w:ascii="Times New Roman" w:eastAsia="思源黑体 CN Normal" w:hAnsi="Times New Roman" w:hint="eastAsia"/>
           <w:szCs w:val="21"/>
         </w:rPr>
-        <w:t>{{a.hgvs_p}}</w:t>
-      </w:r>
+        <w:t>!=</w:t>
+      </w:r>
+      <w:proofErr w:type="gramStart"/>
       <w:r>
         <w:rPr>
           <w:rFonts w:ascii="Times New Roman" w:eastAsia="思源黑体 CN Normal" w:hAnsi="Times New Roman" w:hint="eastAsia"/>
           <w:szCs w:val="21"/>
         </w:rPr>
-        <w:t>）</w:t>
-      </w:r>
+        <w:t>”</w:t>
+      </w:r>
+      <w:proofErr w:type="gramEnd"/>
       <w:r>
         <w:rPr>
           <w:rFonts w:ascii="Times New Roman" w:eastAsia="思源黑体 CN Normal" w:hAnsi="Times New Roman" w:hint="eastAsia"/>
           <w:szCs w:val="21"/>
         </w:rPr>
-        <w:t>{%endif%}</w:t>
-      </w:r>
+        <w:t>p.?</w:t>
+      </w:r>
+      <w:proofErr w:type="gramStart"/>
       <w:r>
         <w:rPr>
           <w:rFonts w:ascii="Times New Roman" w:eastAsia="思源黑体 CN Normal" w:hAnsi="Times New Roman" w:hint="eastAsia"/>
           <w:szCs w:val="21"/>
         </w:rPr>
-        <w:t>变异</w:t>
-      </w:r>
+        <w:t>”</w:t>
+      </w:r>
+      <w:proofErr w:type="gramEnd"/>
       <w:r>
         <w:rPr>
           <w:rFonts w:ascii="Times New Roman" w:eastAsia="思源黑体 CN Normal" w:hAnsi="Times New Roman" w:hint="eastAsia"/>
           <w:szCs w:val="21"/>
         </w:rPr>
-        <w:t>，</w:t>
+        <w:t>%}</w:t>
       </w:r>
       <w:r>
         <w:rPr>
           <w:rFonts w:ascii="Times New Roman" w:eastAsia="思源黑体 CN Normal" w:hAnsi="Times New Roman" w:hint="eastAsia"/>
           <w:szCs w:val="21"/>
         </w:rPr>
-        <w:t>{{a.variant_desc_cn}}{{a.variant_interpret_cn|e}}</w:t>
+        <w:t>（</w:t>
+      </w:r>
+      <w:r>
+        <w:rPr>
+          <w:rFonts w:ascii="Times New Roman" w:eastAsia="思源黑体 CN Normal" w:hAnsi="Times New Roman" w:hint="eastAsia"/>
+          <w:szCs w:val="21"/>
+        </w:rPr>
+        <w:t>{{</w:t>
+      </w:r>
+      <w:proofErr w:type="spellStart"/>
+      <w:r>
+        <w:rPr>
+          <w:rFonts w:ascii="Times New Roman" w:eastAsia="思源黑体 CN Normal" w:hAnsi="Times New Roman" w:hint="eastAsia"/>
+          <w:szCs w:val="21"/>
+        </w:rPr>
+        <w:t>a.hgvs_p</w:t>
+      </w:r>
+      <w:proofErr w:type="spellEnd"/>
+      <w:r>
+        <w:rPr>
+          <w:rFonts w:ascii="Times New Roman" w:eastAsia="思源黑体 CN Normal" w:hAnsi="Times New Roman" w:hint="eastAsia"/>
+          <w:szCs w:val="21"/>
+        </w:rPr>
+        <w:t>}}</w:t>
+      </w:r>
+      <w:r>
+        <w:rPr>
+          <w:rFonts w:ascii="Times New Roman" w:eastAsia="思源黑体 CN Normal" w:hAnsi="Times New Roman" w:hint="eastAsia"/>
+          <w:szCs w:val="21"/>
+        </w:rPr>
+        <w:t>）</w:t>
+      </w:r>
+      <w:r>
+        <w:rPr>
+          <w:rFonts w:ascii="Times New Roman" w:eastAsia="思源黑体 CN Normal" w:hAnsi="Times New Roman" w:hint="eastAsia"/>
+          <w:szCs w:val="21"/>
+        </w:rPr>
+        <w:t>{%endif%}</w:t>
+      </w:r>
+      <w:r>
+        <w:rPr>
+          <w:rFonts w:ascii="Times New Roman" w:eastAsia="思源黑体 CN Normal" w:hAnsi="Times New Roman" w:hint="eastAsia"/>
+          <w:szCs w:val="21"/>
+        </w:rPr>
+        <w:t>变异</w:t>
+      </w:r>
+      <w:r>
+        <w:rPr>
+          <w:rFonts w:ascii="Times New Roman" w:eastAsia="思源黑体 CN Normal" w:hAnsi="Times New Roman" w:hint="eastAsia"/>
+          <w:szCs w:val="21"/>
+        </w:rPr>
+        <w:t>，</w:t>
+      </w:r>
+      <w:r>
+        <w:rPr>
+          <w:rFonts w:ascii="Times New Roman" w:eastAsia="思源黑体 CN Normal" w:hAnsi="Times New Roman" w:hint="eastAsia"/>
+          <w:szCs w:val="21"/>
+        </w:rPr>
+        <w:t>{{</w:t>
+      </w:r>
+      <w:proofErr w:type="spellStart"/>
+      <w:r>
+        <w:rPr>
+          <w:rFonts w:ascii="Times New Roman" w:eastAsia="思源黑体 CN Normal" w:hAnsi="Times New Roman" w:hint="eastAsia"/>
+          <w:szCs w:val="21"/>
+        </w:rPr>
+        <w:t>a.variant_desc_cn</w:t>
+      </w:r>
+      <w:proofErr w:type="spellEnd"/>
+      <w:r>
+        <w:rPr>
+          <w:rFonts w:ascii="Times New Roman" w:eastAsia="思源黑体 CN Normal" w:hAnsi="Times New Roman" w:hint="eastAsia"/>
+          <w:szCs w:val="21"/>
+        </w:rPr>
+        <w:t>}}{{</w:t>
+      </w:r>
+      <w:proofErr w:type="spellStart"/>
+      <w:r>
+        <w:rPr>
+          <w:rFonts w:ascii="Times New Roman" w:eastAsia="思源黑体 CN Normal" w:hAnsi="Times New Roman" w:hint="eastAsia"/>
+          <w:szCs w:val="21"/>
+        </w:rPr>
+        <w:t>a.variant_interpret_cn|e</w:t>
+      </w:r>
+      <w:proofErr w:type="spellEnd"/>
+      <w:r>
+        <w:rPr>
+          <w:rFonts w:ascii="Times New Roman" w:eastAsia="思源黑体 CN Normal" w:hAnsi="Times New Roman" w:hint="eastAsia"/>
+          <w:szCs w:val="21"/>
+        </w:rPr>
+        <w:t>}}</w:t>
       </w:r>
     </w:p>
     <w:p>
@@ -6276,7 +7246,25 @@
           <w:sz w:val="16"/>
           <w:szCs w:val="16"/>
         </w:rPr>
-        <w:t>{%p endfor%}</w:t>
+        <w:t xml:space="preserve">{%p </w:t>
+      </w:r>
+      <w:proofErr w:type="spellStart"/>
+      <w:r>
+        <w:rPr>
+          <w:rFonts w:ascii="Times New Roman" w:eastAsia="思源黑体 CN Normal" w:hAnsi="Times New Roman"/>
+          <w:sz w:val="16"/>
+          <w:szCs w:val="16"/>
+        </w:rPr>
+        <w:t>endfor</w:t>
+      </w:r>
+      <w:proofErr w:type="spellEnd"/>
+      <w:r>
+        <w:rPr>
+          <w:rFonts w:ascii="Times New Roman" w:eastAsia="思源黑体 CN Normal" w:hAnsi="Times New Roman"/>
+          <w:sz w:val="16"/>
+          <w:szCs w:val="16"/>
+        </w:rPr>
+        <w:t>%}</w:t>
       </w:r>
     </w:p>
     <w:p>
@@ -6456,21 +7444,23 @@
           <w:rFonts w:ascii="Times New Roman" w:eastAsia="思源黑体 CN Normal" w:hAnsi="Times New Roman" w:hint="eastAsia"/>
           <w:szCs w:val="21"/>
         </w:rPr>
-        <w:t>）、氟唑帕利（</w:t>
-      </w:r>
+        <w:t>）、氟</w:t>
+      </w:r>
+      <w:proofErr w:type="gramStart"/>
       <w:r>
         <w:rPr>
           <w:rFonts w:ascii="Times New Roman" w:eastAsia="思源黑体 CN Normal" w:hAnsi="Times New Roman" w:hint="eastAsia"/>
           <w:szCs w:val="21"/>
         </w:rPr>
-        <w:t>NMPA</w:t>
-      </w:r>
+        <w:t>唑</w:t>
+      </w:r>
+      <w:proofErr w:type="gramEnd"/>
       <w:r>
         <w:rPr>
           <w:rFonts w:ascii="Times New Roman" w:eastAsia="思源黑体 CN Normal" w:hAnsi="Times New Roman" w:hint="eastAsia"/>
           <w:szCs w:val="21"/>
         </w:rPr>
-        <w:t>）、帕米帕利（</w:t>
+        <w:t>帕利（</w:t>
       </w:r>
       <w:r>
         <w:rPr>
@@ -6484,35 +7474,37 @@
           <w:rFonts w:ascii="Times New Roman" w:eastAsia="思源黑体 CN Normal" w:hAnsi="Times New Roman" w:hint="eastAsia"/>
           <w:szCs w:val="21"/>
         </w:rPr>
-        <w:t>）获批用于卵巢癌患者的治疗；奥拉帕利（</w:t>
+        <w:t>）、帕米帕利（</w:t>
       </w:r>
       <w:r>
         <w:rPr>
           <w:rFonts w:ascii="Times New Roman" w:eastAsia="思源黑体 CN Normal" w:hAnsi="Times New Roman" w:hint="eastAsia"/>
           <w:szCs w:val="21"/>
         </w:rPr>
-        <w:t>FDA</w:t>
+        <w:t>NMPA</w:t>
       </w:r>
       <w:r>
         <w:rPr>
           <w:rFonts w:ascii="Times New Roman" w:eastAsia="思源黑体 CN Normal" w:hAnsi="Times New Roman" w:hint="eastAsia"/>
           <w:szCs w:val="21"/>
         </w:rPr>
-        <w:t>）、他拉唑帕利（</w:t>
-      </w:r>
+        <w:t>）获</w:t>
+      </w:r>
+      <w:proofErr w:type="gramStart"/>
       <w:r>
         <w:rPr>
           <w:rFonts w:ascii="Times New Roman" w:eastAsia="思源黑体 CN Normal" w:hAnsi="Times New Roman" w:hint="eastAsia"/>
           <w:szCs w:val="21"/>
         </w:rPr>
-        <w:t>FDA</w:t>
-      </w:r>
+        <w:t>批用于</w:t>
+      </w:r>
+      <w:proofErr w:type="gramEnd"/>
       <w:r>
         <w:rPr>
           <w:rFonts w:ascii="Times New Roman" w:eastAsia="思源黑体 CN Normal" w:hAnsi="Times New Roman" w:hint="eastAsia"/>
           <w:szCs w:val="21"/>
         </w:rPr>
-        <w:t>）获批用于乳腺癌患者的治疗；奥拉帕利（</w:t>
+        <w:t>卵巢癌患者的治疗；奥拉帕利（</w:t>
       </w:r>
       <w:r>
         <w:rPr>
@@ -6526,7 +7518,83 @@
           <w:rFonts w:ascii="Times New Roman" w:eastAsia="思源黑体 CN Normal" w:hAnsi="Times New Roman" w:hint="eastAsia"/>
           <w:szCs w:val="21"/>
         </w:rPr>
-        <w:t>）获批用于前列腺癌和胰腺癌患者的治疗。具体适应症详见附录。</w:t>
+        <w:t>）、他拉</w:t>
+      </w:r>
+      <w:proofErr w:type="gramStart"/>
+      <w:r>
+        <w:rPr>
+          <w:rFonts w:ascii="Times New Roman" w:eastAsia="思源黑体 CN Normal" w:hAnsi="Times New Roman" w:hint="eastAsia"/>
+          <w:szCs w:val="21"/>
+        </w:rPr>
+        <w:t>唑</w:t>
+      </w:r>
+      <w:proofErr w:type="gramEnd"/>
+      <w:r>
+        <w:rPr>
+          <w:rFonts w:ascii="Times New Roman" w:eastAsia="思源黑体 CN Normal" w:hAnsi="Times New Roman" w:hint="eastAsia"/>
+          <w:szCs w:val="21"/>
+        </w:rPr>
+        <w:t>帕利（</w:t>
+      </w:r>
+      <w:r>
+        <w:rPr>
+          <w:rFonts w:ascii="Times New Roman" w:eastAsia="思源黑体 CN Normal" w:hAnsi="Times New Roman" w:hint="eastAsia"/>
+          <w:szCs w:val="21"/>
+        </w:rPr>
+        <w:t>FDA</w:t>
+      </w:r>
+      <w:r>
+        <w:rPr>
+          <w:rFonts w:ascii="Times New Roman" w:eastAsia="思源黑体 CN Normal" w:hAnsi="Times New Roman" w:hint="eastAsia"/>
+          <w:szCs w:val="21"/>
+        </w:rPr>
+        <w:t>）获</w:t>
+      </w:r>
+      <w:proofErr w:type="gramStart"/>
+      <w:r>
+        <w:rPr>
+          <w:rFonts w:ascii="Times New Roman" w:eastAsia="思源黑体 CN Normal" w:hAnsi="Times New Roman" w:hint="eastAsia"/>
+          <w:szCs w:val="21"/>
+        </w:rPr>
+        <w:t>批用于</w:t>
+      </w:r>
+      <w:proofErr w:type="gramEnd"/>
+      <w:r>
+        <w:rPr>
+          <w:rFonts w:ascii="Times New Roman" w:eastAsia="思源黑体 CN Normal" w:hAnsi="Times New Roman" w:hint="eastAsia"/>
+          <w:szCs w:val="21"/>
+        </w:rPr>
+        <w:t>乳腺癌患者的治疗；奥拉帕利（</w:t>
+      </w:r>
+      <w:r>
+        <w:rPr>
+          <w:rFonts w:ascii="Times New Roman" w:eastAsia="思源黑体 CN Normal" w:hAnsi="Times New Roman" w:hint="eastAsia"/>
+          <w:szCs w:val="21"/>
+        </w:rPr>
+        <w:t>FDA</w:t>
+      </w:r>
+      <w:r>
+        <w:rPr>
+          <w:rFonts w:ascii="Times New Roman" w:eastAsia="思源黑体 CN Normal" w:hAnsi="Times New Roman" w:hint="eastAsia"/>
+          <w:szCs w:val="21"/>
+        </w:rPr>
+        <w:t>）获</w:t>
+      </w:r>
+      <w:proofErr w:type="gramStart"/>
+      <w:r>
+        <w:rPr>
+          <w:rFonts w:ascii="Times New Roman" w:eastAsia="思源黑体 CN Normal" w:hAnsi="Times New Roman" w:hint="eastAsia"/>
+          <w:szCs w:val="21"/>
+        </w:rPr>
+        <w:t>批用于</w:t>
+      </w:r>
+      <w:proofErr w:type="gramEnd"/>
+      <w:r>
+        <w:rPr>
+          <w:rFonts w:ascii="Times New Roman" w:eastAsia="思源黑体 CN Normal" w:hAnsi="Times New Roman" w:hint="eastAsia"/>
+          <w:szCs w:val="21"/>
+        </w:rPr>
+        <w:t>前列腺癌和胰腺癌患者的治疗。具体适应症详见附录。</w:t>
       </w:r>
     </w:p>
     <w:p>
@@ -6698,7 +7766,27 @@
           <w:sz w:val="18"/>
           <w:szCs w:val="18"/>
         </w:rPr>
-        <w:t xml:space="preserve">{%if sample.company != </w:t>
+        <w:t xml:space="preserve">{%if </w:t>
+      </w:r>
+      <w:proofErr w:type="spellStart"/>
+      <w:proofErr w:type="gramStart"/>
+      <w:r>
+        <w:rPr>
+          <w:rFonts w:ascii="Times New Roman" w:eastAsia="思源黑体 CN Normal" w:hAnsi="Times New Roman" w:cs="微软雅黑" w:hint="eastAsia"/>
+          <w:sz w:val="18"/>
+          <w:szCs w:val="18"/>
+        </w:rPr>
+        <w:t>sample.company</w:t>
+      </w:r>
+      <w:proofErr w:type="spellEnd"/>
+      <w:proofErr w:type="gramEnd"/>
+      <w:r>
+        <w:rPr>
+          <w:rFonts w:ascii="Times New Roman" w:eastAsia="思源黑体 CN Normal" w:hAnsi="Times New Roman" w:cs="微软雅黑" w:hint="eastAsia"/>
+          <w:sz w:val="18"/>
+          <w:szCs w:val="18"/>
+        </w:rPr>
+        <w:t xml:space="preserve"> != </w:t>
       </w:r>
       <w:r>
         <w:rPr>
@@ -6845,7 +7933,7 @@
               </wp:inline>
             </w:drawing>
           </mc:Choice>
-          <mc:Fallback>
+          <mc:Fallback xmlns:oel="http://schemas.microsoft.com/office/2019/extlst">
             <w:pict>
               <v:line w14:anchorId="3386E6BE" id="Line 9" o:spid="_x0000_s1026" style="visibility:visible;mso-wrap-style:square;mso-left-percent:-10001;mso-top-percent:-10001;mso-position-horizontal:absolute;mso-position-horizontal-relative:char;mso-position-vertical:absolute;mso-position-vertical-relative:line;mso-left-percent:-10001;mso-top-percent:-10001" from="0,0" to="431pt,.35pt" o:gfxdata="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" strokecolor="#00653b" strokeweight="2pt">
                 <w10:anchorlock/>
@@ -7220,7 +8308,27 @@
           <w:sz w:val="18"/>
           <w:szCs w:val="18"/>
         </w:rPr>
-        <w:t xml:space="preserve">{%if sample.company != </w:t>
+        <w:t xml:space="preserve">{%if </w:t>
+      </w:r>
+      <w:proofErr w:type="spellStart"/>
+      <w:proofErr w:type="gramStart"/>
+      <w:r>
+        <w:rPr>
+          <w:rFonts w:ascii="Times New Roman" w:eastAsia="思源黑体 CN Normal" w:hAnsi="Times New Roman" w:cs="微软雅黑" w:hint="eastAsia"/>
+          <w:sz w:val="18"/>
+          <w:szCs w:val="18"/>
+        </w:rPr>
+        <w:t>sample.company</w:t>
+      </w:r>
+      <w:proofErr w:type="spellEnd"/>
+      <w:proofErr w:type="gramEnd"/>
+      <w:r>
+        <w:rPr>
+          <w:rFonts w:ascii="Times New Roman" w:eastAsia="思源黑体 CN Normal" w:hAnsi="Times New Roman" w:cs="微软雅黑" w:hint="eastAsia"/>
+          <w:sz w:val="18"/>
+          <w:szCs w:val="18"/>
+        </w:rPr>
+        <w:t xml:space="preserve"> != </w:t>
       </w:r>
       <w:r>
         <w:rPr>
@@ -7367,7 +8475,7 @@
               </wp:inline>
             </w:drawing>
           </mc:Choice>
-          <mc:Fallback>
+          <mc:Fallback xmlns:oel="http://schemas.microsoft.com/office/2019/extlst">
             <w:pict>
               <v:line w14:anchorId="2C737A03" id="Line 9" o:spid="_x0000_s1026" style="visibility:visible;mso-wrap-style:square;mso-left-percent:-10001;mso-top-percent:-10001;mso-position-horizontal:absolute;mso-position-horizontal-relative:char;mso-position-vertical:absolute;mso-position-vertical-relative:line;mso-left-percent:-10001;mso-top-percent:-10001" from="0,0" to="431pt,.35pt" o:gfxdata="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" strokecolor="#00653b" strokeweight="2pt">
                 <w10:anchorlock/>
@@ -7443,7 +8551,7 @@
     <w:p>
       <w:pPr>
         <w:spacing w:line="500" w:lineRule="exact"/>
-        <w:ind w:firstLineChars="300" w:firstLine="863"/>
+        <w:ind w:firstLineChars="300" w:firstLine="857"/>
         <w:rPr>
           <w:rFonts w:ascii="Times New Roman" w:eastAsia="思源黑体 CN Normal" w:hAnsi="Times New Roman"/>
           <w:b/>
@@ -7529,7 +8637,27 @@
           <w:sz w:val="28"/>
           <w:szCs w:val="28"/>
         </w:rPr>
-        <w:t>附录一：</w:t>
+        <w:t>附录</w:t>
+      </w:r>
+      <w:proofErr w:type="gramStart"/>
+      <w:r>
+        <w:rPr>
+          <w:rFonts w:ascii="Times New Roman" w:eastAsia="思源黑体 CN Normal" w:hAnsi="Times New Roman"/>
+          <w:b/>
+          <w:sz w:val="28"/>
+          <w:szCs w:val="28"/>
+        </w:rPr>
+        <w:t>一</w:t>
+      </w:r>
+      <w:proofErr w:type="gramEnd"/>
+      <w:r>
+        <w:rPr>
+          <w:rFonts w:ascii="Times New Roman" w:eastAsia="思源黑体 CN Normal" w:hAnsi="Times New Roman"/>
+          <w:b/>
+          <w:sz w:val="28"/>
+          <w:szCs w:val="28"/>
+        </w:rPr>
+        <w:t>：</w:t>
       </w:r>
       <w:r>
         <w:rPr>
@@ -7625,7 +8753,7 @@
               </wp:inline>
             </w:drawing>
           </mc:Choice>
-          <mc:Fallback>
+          <mc:Fallback xmlns:oel="http://schemas.microsoft.com/office/2019/extlst">
             <w:pict>
               <v:line w14:anchorId="6723ED8F" id="Line 4" o:spid="_x0000_s1026" style="visibility:visible;mso-wrap-style:square;mso-left-percent:-10001;mso-top-percent:-10001;mso-position-horizontal:absolute;mso-position-horizontal-relative:char;mso-position-vertical:absolute;mso-position-vertical-relative:line;mso-left-percent:-10001;mso-top-percent:-10001" from="0,0" to="425.75pt,.35pt" o:gfxdata="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" strokecolor="#00653b" strokeweight="1.5pt">
                 <w10:anchorlock/>
@@ -7936,7 +9064,27 @@
                 <w:sz w:val="16"/>
                 <w:szCs w:val="16"/>
               </w:rPr>
-              <w:t>{%tr if var_brca.snv_s.B1_L5+var_brca.snv_s.B2_L5+var_brca.snv_s.B1_L4+var_brca.snv_s.B2_L4%}</w:t>
+              <w:t>{%tr if var_brca.snv_</w:t>
+            </w:r>
+            <w:proofErr w:type="gramStart"/>
+            <w:r>
+              <w:rPr>
+                <w:rFonts w:ascii="Times New Roman" w:eastAsia="思源黑体 CN Normal" w:hAnsi="Times New Roman"/>
+                <w:color w:val="000000"/>
+                <w:sz w:val="16"/>
+                <w:szCs w:val="16"/>
+              </w:rPr>
+              <w:t>s.B</w:t>
+            </w:r>
+            <w:proofErr w:type="gramEnd"/>
+            <w:r>
+              <w:rPr>
+                <w:rFonts w:ascii="Times New Roman" w:eastAsia="思源黑体 CN Normal" w:hAnsi="Times New Roman"/>
+                <w:color w:val="000000"/>
+                <w:sz w:val="16"/>
+                <w:szCs w:val="16"/>
+              </w:rPr>
+              <w:t>1_L5+var_brca.snv_s.B2_L5+var_brca.snv_s.B1_L4+var_brca.snv_s.B2_L4%}</w:t>
             </w:r>
           </w:p>
         </w:tc>
@@ -7969,7 +9117,27 @@
                 <w:sz w:val="16"/>
                 <w:szCs w:val="16"/>
               </w:rPr>
-              <w:t>{%tr for a in var_brca.snv_s.B1_L5+var_brca.snv_s.B2_L5+var_brca.snv_s.B1_L4+var_brca.snv_s.B2_L4%}</w:t>
+              <w:t>{%tr for a in var_brca.snv_</w:t>
+            </w:r>
+            <w:proofErr w:type="gramStart"/>
+            <w:r>
+              <w:rPr>
+                <w:rFonts w:ascii="Times New Roman" w:eastAsia="思源黑体 CN Normal" w:hAnsi="Times New Roman"/>
+                <w:color w:val="000000"/>
+                <w:sz w:val="16"/>
+                <w:szCs w:val="16"/>
+              </w:rPr>
+              <w:t>s.B</w:t>
+            </w:r>
+            <w:proofErr w:type="gramEnd"/>
+            <w:r>
+              <w:rPr>
+                <w:rFonts w:ascii="Times New Roman" w:eastAsia="思源黑体 CN Normal" w:hAnsi="Times New Roman"/>
+                <w:color w:val="000000"/>
+                <w:sz w:val="16"/>
+                <w:szCs w:val="16"/>
+              </w:rPr>
+              <w:t>1_L5+var_brca.snv_s.B2_L5+var_brca.snv_s.B1_L4+var_brca.snv_s.B2_L4%}</w:t>
             </w:r>
           </w:p>
         </w:tc>
@@ -8028,7 +9196,44 @@
                 <w:sz w:val="16"/>
                 <w:szCs w:val="16"/>
               </w:rPr>
-              <w:t>{{a.gene_symbol}}</w:t>
+              <w:t>{{</w:t>
+            </w:r>
+            <w:proofErr w:type="spellStart"/>
+            <w:proofErr w:type="gramStart"/>
+            <w:r>
+              <w:rPr>
+                <w:rFonts w:ascii="Times New Roman" w:eastAsia="思源黑体 CN Normal" w:hAnsi="Times New Roman"/>
+                <w:b/>
+                <w:i/>
+                <w:color w:val="FF0000"/>
+                <w:sz w:val="16"/>
+                <w:szCs w:val="16"/>
+              </w:rPr>
+              <w:t>a.gene</w:t>
+            </w:r>
+            <w:proofErr w:type="gramEnd"/>
+            <w:r>
+              <w:rPr>
+                <w:rFonts w:ascii="Times New Roman" w:eastAsia="思源黑体 CN Normal" w:hAnsi="Times New Roman"/>
+                <w:b/>
+                <w:i/>
+                <w:color w:val="FF0000"/>
+                <w:sz w:val="16"/>
+                <w:szCs w:val="16"/>
+              </w:rPr>
+              <w:t>_symbol</w:t>
+            </w:r>
+            <w:proofErr w:type="spellEnd"/>
+            <w:r>
+              <w:rPr>
+                <w:rFonts w:ascii="Times New Roman" w:eastAsia="思源黑体 CN Normal" w:hAnsi="Times New Roman"/>
+                <w:b/>
+                <w:i/>
+                <w:color w:val="FF0000"/>
+                <w:sz w:val="16"/>
+                <w:szCs w:val="16"/>
+              </w:rPr>
+              <w:t>}}</w:t>
             </w:r>
           </w:p>
         </w:tc>
@@ -8055,7 +9260,41 @@
                 <w:sz w:val="16"/>
                 <w:szCs w:val="16"/>
               </w:rPr>
-              <w:t>{{a.hgvs_c}}</w:t>
+              <w:t>{{</w:t>
+            </w:r>
+            <w:proofErr w:type="spellStart"/>
+            <w:proofErr w:type="gramStart"/>
+            <w:r>
+              <w:rPr>
+                <w:rFonts w:ascii="Times New Roman" w:eastAsia="思源黑体 CN Normal" w:hAnsi="Times New Roman"/>
+                <w:b/>
+                <w:color w:val="FF0000"/>
+                <w:sz w:val="16"/>
+                <w:szCs w:val="16"/>
+              </w:rPr>
+              <w:t>a.hgvs</w:t>
+            </w:r>
+            <w:proofErr w:type="gramEnd"/>
+            <w:r>
+              <w:rPr>
+                <w:rFonts w:ascii="Times New Roman" w:eastAsia="思源黑体 CN Normal" w:hAnsi="Times New Roman"/>
+                <w:b/>
+                <w:color w:val="FF0000"/>
+                <w:sz w:val="16"/>
+                <w:szCs w:val="16"/>
+              </w:rPr>
+              <w:t>_c</w:t>
+            </w:r>
+            <w:proofErr w:type="spellEnd"/>
+            <w:r>
+              <w:rPr>
+                <w:rFonts w:ascii="Times New Roman" w:eastAsia="思源黑体 CN Normal" w:hAnsi="Times New Roman"/>
+                <w:b/>
+                <w:color w:val="FF0000"/>
+                <w:sz w:val="16"/>
+                <w:szCs w:val="16"/>
+              </w:rPr>
+              <w:t>}}</w:t>
             </w:r>
           </w:p>
         </w:tc>
@@ -8082,7 +9321,63 @@
                 <w:sz w:val="16"/>
                 <w:szCs w:val="16"/>
               </w:rPr>
-              <w:t>{%if a.hgvs_p!=”p.?”%}{{a.hgvs_p}}{%else%}--{%endif%}</w:t>
+              <w:t xml:space="preserve">{%if </w:t>
+            </w:r>
+            <w:proofErr w:type="spellStart"/>
+            <w:proofErr w:type="gramStart"/>
+            <w:r>
+              <w:rPr>
+                <w:rFonts w:ascii="Times New Roman" w:eastAsia="思源黑体 CN Normal" w:hAnsi="Times New Roman"/>
+                <w:b/>
+                <w:color w:val="FF0000"/>
+                <w:sz w:val="16"/>
+                <w:szCs w:val="16"/>
+              </w:rPr>
+              <w:t>a.hgvs</w:t>
+            </w:r>
+            <w:proofErr w:type="gramEnd"/>
+            <w:r>
+              <w:rPr>
+                <w:rFonts w:ascii="Times New Roman" w:eastAsia="思源黑体 CN Normal" w:hAnsi="Times New Roman"/>
+                <w:b/>
+                <w:color w:val="FF0000"/>
+                <w:sz w:val="16"/>
+                <w:szCs w:val="16"/>
+              </w:rPr>
+              <w:t>_p</w:t>
+            </w:r>
+            <w:proofErr w:type="spellEnd"/>
+            <w:r>
+              <w:rPr>
+                <w:rFonts w:ascii="Times New Roman" w:eastAsia="思源黑体 CN Normal" w:hAnsi="Times New Roman"/>
+                <w:b/>
+                <w:color w:val="FF0000"/>
+                <w:sz w:val="16"/>
+                <w:szCs w:val="16"/>
+              </w:rPr>
+              <w:t>!=”p.?”%}{{</w:t>
+            </w:r>
+            <w:proofErr w:type="spellStart"/>
+            <w:r>
+              <w:rPr>
+                <w:rFonts w:ascii="Times New Roman" w:eastAsia="思源黑体 CN Normal" w:hAnsi="Times New Roman"/>
+                <w:b/>
+                <w:color w:val="FF0000"/>
+                <w:sz w:val="16"/>
+                <w:szCs w:val="16"/>
+              </w:rPr>
+              <w:t>a.hgvs_p</w:t>
+            </w:r>
+            <w:proofErr w:type="spellEnd"/>
+            <w:r>
+              <w:rPr>
+                <w:rFonts w:ascii="Times New Roman" w:eastAsia="思源黑体 CN Normal" w:hAnsi="Times New Roman"/>
+                <w:b/>
+                <w:color w:val="FF0000"/>
+                <w:sz w:val="16"/>
+                <w:szCs w:val="16"/>
+              </w:rPr>
+              <w:t>}}{%else%}--{%endif%}</w:t>
             </w:r>
           </w:p>
         </w:tc>
@@ -8109,8 +9404,10 @@
                 <w:sz w:val="16"/>
                 <w:szCs w:val="16"/>
               </w:rPr>
-              <w:t>{{a.freq_</w:t>
-            </w:r>
+              <w:t>{{</w:t>
+            </w:r>
+            <w:proofErr w:type="spellStart"/>
+            <w:proofErr w:type="gramStart"/>
             <w:r>
               <w:rPr>
                 <w:rFonts w:ascii="Times New Roman" w:eastAsia="思源黑体 CN Normal" w:hAnsi="Times New Roman"/>
@@ -8119,8 +9416,30 @@
                 <w:sz w:val="16"/>
                 <w:szCs w:val="16"/>
               </w:rPr>
+              <w:t>a.freq</w:t>
+            </w:r>
+            <w:proofErr w:type="gramEnd"/>
+            <w:r>
+              <w:rPr>
+                <w:rFonts w:ascii="Times New Roman" w:eastAsia="思源黑体 CN Normal" w:hAnsi="Times New Roman"/>
+                <w:b/>
+                <w:color w:val="FF0000"/>
+                <w:sz w:val="16"/>
+                <w:szCs w:val="16"/>
+              </w:rPr>
+              <w:t>_</w:t>
+            </w:r>
+            <w:r>
+              <w:rPr>
+                <w:rFonts w:ascii="Times New Roman" w:eastAsia="思源黑体 CN Normal" w:hAnsi="Times New Roman"/>
+                <w:b/>
+                <w:color w:val="FF0000"/>
+                <w:sz w:val="16"/>
+                <w:szCs w:val="16"/>
+              </w:rPr>
               <w:t>str</w:t>
             </w:r>
+            <w:proofErr w:type="spellEnd"/>
             <w:r>
               <w:rPr>
                 <w:rFonts w:ascii="Times New Roman" w:eastAsia="思源黑体 CN Normal" w:hAnsi="Times New Roman"/>
@@ -8156,7 +9475,41 @@
                 <w:sz w:val="16"/>
                 <w:szCs w:val="16"/>
               </w:rPr>
-              <w:t>{{a.type_cn}}</w:t>
+              <w:t>{{</w:t>
+            </w:r>
+            <w:proofErr w:type="spellStart"/>
+            <w:proofErr w:type="gramStart"/>
+            <w:r>
+              <w:rPr>
+                <w:rFonts w:ascii="Times New Roman" w:eastAsia="思源黑体 CN Normal" w:hAnsi="Times New Roman"/>
+                <w:b/>
+                <w:color w:val="FF0000"/>
+                <w:sz w:val="16"/>
+                <w:szCs w:val="16"/>
+              </w:rPr>
+              <w:t>a.type</w:t>
+            </w:r>
+            <w:proofErr w:type="gramEnd"/>
+            <w:r>
+              <w:rPr>
+                <w:rFonts w:ascii="Times New Roman" w:eastAsia="思源黑体 CN Normal" w:hAnsi="Times New Roman"/>
+                <w:b/>
+                <w:color w:val="FF0000"/>
+                <w:sz w:val="16"/>
+                <w:szCs w:val="16"/>
+              </w:rPr>
+              <w:t>_cn</w:t>
+            </w:r>
+            <w:proofErr w:type="spellEnd"/>
+            <w:r>
+              <w:rPr>
+                <w:rFonts w:ascii="Times New Roman" w:eastAsia="思源黑体 CN Normal" w:hAnsi="Times New Roman"/>
+                <w:b/>
+                <w:color w:val="FF0000"/>
+                <w:sz w:val="16"/>
+                <w:szCs w:val="16"/>
+              </w:rPr>
+              <w:t>}}</w:t>
             </w:r>
           </w:p>
         </w:tc>
@@ -8183,18 +9536,9 @@
                 <w:sz w:val="16"/>
                 <w:szCs w:val="16"/>
               </w:rPr>
-              <w:t>{%if a.clinic_num_</w:t>
-            </w:r>
-            <w:r>
-              <w:rPr>
-                <w:rFonts w:ascii="Times New Roman" w:eastAsia="思源黑体 CN Normal" w:hAnsi="Times New Roman"/>
-                <w:b/>
-                <w:color w:val="FF0000"/>
-                <w:sz w:val="16"/>
-                <w:szCs w:val="16"/>
-              </w:rPr>
-              <w:t>s</w:t>
-            </w:r>
+              <w:t xml:space="preserve">{%if </w:t>
+            </w:r>
+            <w:proofErr w:type="spellStart"/>
             <w:r>
               <w:rPr>
                 <w:rFonts w:ascii="Times New Roman" w:eastAsia="思源黑体 CN Normal" w:hAnsi="Times New Roman" w:hint="eastAsia"/>
@@ -8203,8 +9547,19 @@
                 <w:sz w:val="16"/>
                 <w:szCs w:val="16"/>
               </w:rPr>
-              <w:t>==5%}</w:t>
-            </w:r>
+              <w:t>a.clinic_num_</w:t>
+            </w:r>
+            <w:r>
+              <w:rPr>
+                <w:rFonts w:ascii="Times New Roman" w:eastAsia="思源黑体 CN Normal" w:hAnsi="Times New Roman"/>
+                <w:b/>
+                <w:color w:val="FF0000"/>
+                <w:sz w:val="16"/>
+                <w:szCs w:val="16"/>
+              </w:rPr>
+              <w:t>s</w:t>
+            </w:r>
+            <w:proofErr w:type="spellEnd"/>
             <w:r>
               <w:rPr>
                 <w:rFonts w:ascii="Times New Roman" w:eastAsia="思源黑体 CN Normal" w:hAnsi="Times New Roman" w:hint="eastAsia"/>
@@ -8213,7 +9568,7 @@
                 <w:sz w:val="16"/>
                 <w:szCs w:val="16"/>
               </w:rPr>
-              <w:t>有较强的临床意义</w:t>
+              <w:t>==5%}</w:t>
             </w:r>
             <w:r>
               <w:rPr>
@@ -8223,18 +9578,62 @@
                 <w:sz w:val="16"/>
                 <w:szCs w:val="16"/>
               </w:rPr>
-              <w:t>{%elif a.clinic_num_</w:t>
-            </w:r>
-            <w:r>
-              <w:rPr>
-                <w:rFonts w:ascii="Times New Roman" w:eastAsia="思源黑体 CN Normal" w:hAnsi="Times New Roman"/>
+              <w:t>有较强的临床意义</w:t>
+            </w:r>
+            <w:r>
+              <w:rPr>
+                <w:rFonts w:ascii="Times New Roman" w:eastAsia="思源黑体 CN Normal" w:hAnsi="Times New Roman" w:hint="eastAsia"/>
                 <w:b/>
                 <w:color w:val="FF0000"/>
                 <w:sz w:val="16"/>
                 <w:szCs w:val="16"/>
               </w:rPr>
+              <w:t>{%</w:t>
+            </w:r>
+            <w:proofErr w:type="spellStart"/>
+            <w:r>
+              <w:rPr>
+                <w:rFonts w:ascii="Times New Roman" w:eastAsia="思源黑体 CN Normal" w:hAnsi="Times New Roman" w:hint="eastAsia"/>
+                <w:b/>
+                <w:color w:val="FF0000"/>
+                <w:sz w:val="16"/>
+                <w:szCs w:val="16"/>
+              </w:rPr>
+              <w:t>elif</w:t>
+            </w:r>
+            <w:proofErr w:type="spellEnd"/>
+            <w:r>
+              <w:rPr>
+                <w:rFonts w:ascii="Times New Roman" w:eastAsia="思源黑体 CN Normal" w:hAnsi="Times New Roman" w:hint="eastAsia"/>
+                <w:b/>
+                <w:color w:val="FF0000"/>
+                <w:sz w:val="16"/>
+                <w:szCs w:val="16"/>
+              </w:rPr>
+              <w:t xml:space="preserve"> </w:t>
+            </w:r>
+            <w:proofErr w:type="spellStart"/>
+            <w:r>
+              <w:rPr>
+                <w:rFonts w:ascii="Times New Roman" w:eastAsia="思源黑体 CN Normal" w:hAnsi="Times New Roman" w:hint="eastAsia"/>
+                <w:b/>
+                <w:color w:val="FF0000"/>
+                <w:sz w:val="16"/>
+                <w:szCs w:val="16"/>
+              </w:rPr>
+              <w:t>a.clinic_num_</w:t>
+            </w:r>
+            <w:r>
+              <w:rPr>
+                <w:rFonts w:ascii="Times New Roman" w:eastAsia="思源黑体 CN Normal" w:hAnsi="Times New Roman"/>
+                <w:b/>
+                <w:color w:val="FF0000"/>
+                <w:sz w:val="16"/>
+                <w:szCs w:val="16"/>
+              </w:rPr>
               <w:t>s</w:t>
             </w:r>
+            <w:proofErr w:type="spellEnd"/>
             <w:r>
               <w:rPr>
                 <w:rFonts w:ascii="Times New Roman" w:eastAsia="思源黑体 CN Normal" w:hAnsi="Times New Roman" w:hint="eastAsia"/>
@@ -8296,7 +9695,27 @@
                 <w:sz w:val="16"/>
                 <w:szCs w:val="16"/>
               </w:rPr>
-              <w:t>{%tr endfor%}</w:t>
+              <w:t xml:space="preserve">{%tr </w:t>
+            </w:r>
+            <w:proofErr w:type="spellStart"/>
+            <w:r>
+              <w:rPr>
+                <w:rFonts w:ascii="Times New Roman" w:eastAsia="思源黑体 CN Normal" w:hAnsi="Times New Roman"/>
+                <w:color w:val="000000"/>
+                <w:sz w:val="16"/>
+                <w:szCs w:val="16"/>
+              </w:rPr>
+              <w:t>endfor</w:t>
+            </w:r>
+            <w:proofErr w:type="spellEnd"/>
+            <w:r>
+              <w:rPr>
+                <w:rFonts w:ascii="Times New Roman" w:eastAsia="思源黑体 CN Normal" w:hAnsi="Times New Roman"/>
+                <w:color w:val="000000"/>
+                <w:sz w:val="16"/>
+                <w:szCs w:val="16"/>
+              </w:rPr>
+              <w:t>%}</w:t>
             </w:r>
           </w:p>
         </w:tc>
@@ -8361,7 +9780,27 @@
                 <w:sz w:val="16"/>
                 <w:szCs w:val="16"/>
               </w:rPr>
-              <w:t>{%tr for a in var_brca.snv_s.B1_L3+var_brca.snv_s.B2_L3+var_brca.snv_s.B1_L2+var_brca.snv_s.B2_L2+var_brca.snv_s.B1_L1+var_brca.snv_s.B2_L1%}</w:t>
+              <w:t>{%tr for a in var_brca.snv_</w:t>
+            </w:r>
+            <w:proofErr w:type="gramStart"/>
+            <w:r>
+              <w:rPr>
+                <w:rFonts w:ascii="Times New Roman" w:eastAsia="思源黑体 CN Normal" w:hAnsi="Times New Roman"/>
+                <w:color w:val="000000"/>
+                <w:sz w:val="16"/>
+                <w:szCs w:val="16"/>
+              </w:rPr>
+              <w:t>s.B</w:t>
+            </w:r>
+            <w:proofErr w:type="gramEnd"/>
+            <w:r>
+              <w:rPr>
+                <w:rFonts w:ascii="Times New Roman" w:eastAsia="思源黑体 CN Normal" w:hAnsi="Times New Roman"/>
+                <w:color w:val="000000"/>
+                <w:sz w:val="16"/>
+                <w:szCs w:val="16"/>
+              </w:rPr>
+              <w:t>1_L3+var_brca.snv_s.B2_L3+var_brca.snv_s.B1_L2+var_brca.snv_s.B2_L2+var_brca.snv_s.B1_L1+var_brca.snv_s.B2_L1%}</w:t>
             </w:r>
           </w:p>
         </w:tc>
@@ -8417,7 +9856,44 @@
                 <w:sz w:val="16"/>
                 <w:szCs w:val="16"/>
               </w:rPr>
-              <w:t>{{a.gene_symbol}}</w:t>
+              <w:t>{{</w:t>
+            </w:r>
+            <w:proofErr w:type="spellStart"/>
+            <w:proofErr w:type="gramStart"/>
+            <w:r>
+              <w:rPr>
+                <w:rFonts w:ascii="Times New Roman" w:eastAsia="思源黑体 CN Normal" w:hAnsi="Times New Roman"/>
+                <w:bCs/>
+                <w:i/>
+                <w:color w:val="000000" w:themeColor="text1"/>
+                <w:sz w:val="16"/>
+                <w:szCs w:val="16"/>
+              </w:rPr>
+              <w:t>a.gene</w:t>
+            </w:r>
+            <w:proofErr w:type="gramEnd"/>
+            <w:r>
+              <w:rPr>
+                <w:rFonts w:ascii="Times New Roman" w:eastAsia="思源黑体 CN Normal" w:hAnsi="Times New Roman"/>
+                <w:bCs/>
+                <w:i/>
+                <w:color w:val="000000" w:themeColor="text1"/>
+                <w:sz w:val="16"/>
+                <w:szCs w:val="16"/>
+              </w:rPr>
+              <w:t>_symbol</w:t>
+            </w:r>
+            <w:proofErr w:type="spellEnd"/>
+            <w:r>
+              <w:rPr>
+                <w:rFonts w:ascii="Times New Roman" w:eastAsia="思源黑体 CN Normal" w:hAnsi="Times New Roman"/>
+                <w:bCs/>
+                <w:i/>
+                <w:color w:val="000000" w:themeColor="text1"/>
+                <w:sz w:val="16"/>
+                <w:szCs w:val="16"/>
+              </w:rPr>
+              <w:t>}}</w:t>
             </w:r>
           </w:p>
         </w:tc>
@@ -8443,7 +9919,41 @@
                 <w:sz w:val="16"/>
                 <w:szCs w:val="16"/>
               </w:rPr>
-              <w:t>{{a.hgvs_c}}</w:t>
+              <w:t>{{</w:t>
+            </w:r>
+            <w:proofErr w:type="spellStart"/>
+            <w:proofErr w:type="gramStart"/>
+            <w:r>
+              <w:rPr>
+                <w:rFonts w:ascii="Times New Roman" w:eastAsia="思源黑体 CN Normal" w:hAnsi="Times New Roman"/>
+                <w:bCs/>
+                <w:color w:val="000000" w:themeColor="text1"/>
+                <w:sz w:val="16"/>
+                <w:szCs w:val="16"/>
+              </w:rPr>
+              <w:t>a.hgvs</w:t>
+            </w:r>
+            <w:proofErr w:type="gramEnd"/>
+            <w:r>
+              <w:rPr>
+                <w:rFonts w:ascii="Times New Roman" w:eastAsia="思源黑体 CN Normal" w:hAnsi="Times New Roman"/>
+                <w:bCs/>
+                <w:color w:val="000000" w:themeColor="text1"/>
+                <w:sz w:val="16"/>
+                <w:szCs w:val="16"/>
+              </w:rPr>
+              <w:t>_c</w:t>
+            </w:r>
+            <w:proofErr w:type="spellEnd"/>
+            <w:r>
+              <w:rPr>
+                <w:rFonts w:ascii="Times New Roman" w:eastAsia="思源黑体 CN Normal" w:hAnsi="Times New Roman"/>
+                <w:bCs/>
+                <w:color w:val="000000" w:themeColor="text1"/>
+                <w:sz w:val="16"/>
+                <w:szCs w:val="16"/>
+              </w:rPr>
+              <w:t>}}</w:t>
             </w:r>
           </w:p>
         </w:tc>
@@ -8469,7 +9979,63 @@
                 <w:sz w:val="16"/>
                 <w:szCs w:val="16"/>
               </w:rPr>
-              <w:t>{%if a.hgvs_p!=”p.?”%}{{a.hgvs_p}}{%else%}--{%endif%}</w:t>
+              <w:t xml:space="preserve">{%if </w:t>
+            </w:r>
+            <w:proofErr w:type="spellStart"/>
+            <w:proofErr w:type="gramStart"/>
+            <w:r>
+              <w:rPr>
+                <w:rFonts w:ascii="Times New Roman" w:eastAsia="思源黑体 CN Normal" w:hAnsi="Times New Roman"/>
+                <w:bCs/>
+                <w:color w:val="000000" w:themeColor="text1"/>
+                <w:sz w:val="16"/>
+                <w:szCs w:val="16"/>
+              </w:rPr>
+              <w:t>a.hgvs</w:t>
+            </w:r>
+            <w:proofErr w:type="gramEnd"/>
+            <w:r>
+              <w:rPr>
+                <w:rFonts w:ascii="Times New Roman" w:eastAsia="思源黑体 CN Normal" w:hAnsi="Times New Roman"/>
+                <w:bCs/>
+                <w:color w:val="000000" w:themeColor="text1"/>
+                <w:sz w:val="16"/>
+                <w:szCs w:val="16"/>
+              </w:rPr>
+              <w:t>_p</w:t>
+            </w:r>
+            <w:proofErr w:type="spellEnd"/>
+            <w:r>
+              <w:rPr>
+                <w:rFonts w:ascii="Times New Roman" w:eastAsia="思源黑体 CN Normal" w:hAnsi="Times New Roman"/>
+                <w:bCs/>
+                <w:color w:val="000000" w:themeColor="text1"/>
+                <w:sz w:val="16"/>
+                <w:szCs w:val="16"/>
+              </w:rPr>
+              <w:t>!=”p.?”%}{{</w:t>
+            </w:r>
+            <w:proofErr w:type="spellStart"/>
+            <w:r>
+              <w:rPr>
+                <w:rFonts w:ascii="Times New Roman" w:eastAsia="思源黑体 CN Normal" w:hAnsi="Times New Roman"/>
+                <w:bCs/>
+                <w:color w:val="000000" w:themeColor="text1"/>
+                <w:sz w:val="16"/>
+                <w:szCs w:val="16"/>
+              </w:rPr>
+              <w:t>a.hgvs_p</w:t>
+            </w:r>
+            <w:proofErr w:type="spellEnd"/>
+            <w:r>
+              <w:rPr>
+                <w:rFonts w:ascii="Times New Roman" w:eastAsia="思源黑体 CN Normal" w:hAnsi="Times New Roman"/>
+                <w:bCs/>
+                <w:color w:val="000000" w:themeColor="text1"/>
+                <w:sz w:val="16"/>
+                <w:szCs w:val="16"/>
+              </w:rPr>
+              <w:t>}}{%else%}--{%endif%}</w:t>
             </w:r>
           </w:p>
         </w:tc>
@@ -8495,7 +10061,41 @@
                 <w:sz w:val="16"/>
                 <w:szCs w:val="16"/>
               </w:rPr>
-              <w:t>{{a.freq_str}}</w:t>
+              <w:t>{{</w:t>
+            </w:r>
+            <w:proofErr w:type="spellStart"/>
+            <w:proofErr w:type="gramStart"/>
+            <w:r>
+              <w:rPr>
+                <w:rFonts w:ascii="Times New Roman" w:eastAsia="思源黑体 CN Normal" w:hAnsi="Times New Roman"/>
+                <w:bCs/>
+                <w:color w:val="000000" w:themeColor="text1"/>
+                <w:sz w:val="16"/>
+                <w:szCs w:val="16"/>
+              </w:rPr>
+              <w:t>a.freq</w:t>
+            </w:r>
+            <w:proofErr w:type="gramEnd"/>
+            <w:r>
+              <w:rPr>
+                <w:rFonts w:ascii="Times New Roman" w:eastAsia="思源黑体 CN Normal" w:hAnsi="Times New Roman"/>
+                <w:bCs/>
+                <w:color w:val="000000" w:themeColor="text1"/>
+                <w:sz w:val="16"/>
+                <w:szCs w:val="16"/>
+              </w:rPr>
+              <w:t>_str</w:t>
+            </w:r>
+            <w:proofErr w:type="spellEnd"/>
+            <w:r>
+              <w:rPr>
+                <w:rFonts w:ascii="Times New Roman" w:eastAsia="思源黑体 CN Normal" w:hAnsi="Times New Roman"/>
+                <w:bCs/>
+                <w:color w:val="000000" w:themeColor="text1"/>
+                <w:sz w:val="16"/>
+                <w:szCs w:val="16"/>
+              </w:rPr>
+              <w:t>}}</w:t>
             </w:r>
           </w:p>
         </w:tc>
@@ -8521,7 +10121,41 @@
                 <w:sz w:val="16"/>
                 <w:szCs w:val="16"/>
               </w:rPr>
-              <w:t>{{a.type_cn}}</w:t>
+              <w:t>{{</w:t>
+            </w:r>
+            <w:proofErr w:type="spellStart"/>
+            <w:proofErr w:type="gramStart"/>
+            <w:r>
+              <w:rPr>
+                <w:rFonts w:ascii="Times New Roman" w:eastAsia="思源黑体 CN Normal" w:hAnsi="Times New Roman"/>
+                <w:bCs/>
+                <w:color w:val="000000" w:themeColor="text1"/>
+                <w:sz w:val="16"/>
+                <w:szCs w:val="16"/>
+              </w:rPr>
+              <w:t>a.type</w:t>
+            </w:r>
+            <w:proofErr w:type="gramEnd"/>
+            <w:r>
+              <w:rPr>
+                <w:rFonts w:ascii="Times New Roman" w:eastAsia="思源黑体 CN Normal" w:hAnsi="Times New Roman"/>
+                <w:bCs/>
+                <w:color w:val="000000" w:themeColor="text1"/>
+                <w:sz w:val="16"/>
+                <w:szCs w:val="16"/>
+              </w:rPr>
+              <w:t>_cn</w:t>
+            </w:r>
+            <w:proofErr w:type="spellEnd"/>
+            <w:r>
+              <w:rPr>
+                <w:rFonts w:ascii="Times New Roman" w:eastAsia="思源黑体 CN Normal" w:hAnsi="Times New Roman"/>
+                <w:bCs/>
+                <w:color w:val="000000" w:themeColor="text1"/>
+                <w:sz w:val="16"/>
+                <w:szCs w:val="16"/>
+              </w:rPr>
+              <w:t>}}</w:t>
             </w:r>
           </w:p>
         </w:tc>
@@ -8547,8 +10181,9 @@
                 <w:sz w:val="16"/>
                 <w:szCs w:val="16"/>
               </w:rPr>
-              <w:t>{%if a.clinic_num_s==3%}</w:t>
-            </w:r>
+              <w:t xml:space="preserve">{%if </w:t>
+            </w:r>
+            <w:proofErr w:type="spellStart"/>
             <w:r>
               <w:rPr>
                 <w:rFonts w:ascii="Times New Roman" w:eastAsia="思源黑体 CN Normal" w:hAnsi="Times New Roman" w:hint="eastAsia"/>
@@ -8557,8 +10192,9 @@
                 <w:sz w:val="16"/>
                 <w:szCs w:val="16"/>
               </w:rPr>
-              <w:t>临床</w:t>
-            </w:r>
+              <w:t>a.clinic_num_s</w:t>
+            </w:r>
+            <w:proofErr w:type="spellEnd"/>
             <w:r>
               <w:rPr>
                 <w:rFonts w:ascii="Times New Roman" w:eastAsia="思源黑体 CN Normal" w:hAnsi="Times New Roman" w:hint="eastAsia"/>
@@ -8567,7 +10203,7 @@
                 <w:sz w:val="16"/>
                 <w:szCs w:val="16"/>
               </w:rPr>
-              <w:t>意义不明</w:t>
+              <w:t>==3%}</w:t>
             </w:r>
             <w:r>
               <w:rPr>
@@ -8577,7 +10213,7 @@
                 <w:sz w:val="16"/>
                 <w:szCs w:val="16"/>
               </w:rPr>
-              <w:t>{%elif a.clinic_num_s==2%}</w:t>
+              <w:t>临床</w:t>
             </w:r>
             <w:r>
               <w:rPr>
@@ -8587,7 +10223,7 @@
                 <w:sz w:val="16"/>
                 <w:szCs w:val="16"/>
               </w:rPr>
-              <w:t>疑似良性变异</w:t>
+              <w:t>意义不明</w:t>
             </w:r>
             <w:r>
               <w:rPr>
@@ -8597,7 +10233,115 @@
                 <w:sz w:val="16"/>
                 <w:szCs w:val="16"/>
               </w:rPr>
-              <w:t>{%elif a.clinic_num_s==1%}</w:t>
+              <w:t>{%</w:t>
+            </w:r>
+            <w:proofErr w:type="spellStart"/>
+            <w:r>
+              <w:rPr>
+                <w:rFonts w:ascii="Times New Roman" w:eastAsia="思源黑体 CN Normal" w:hAnsi="Times New Roman" w:hint="eastAsia"/>
+                <w:bCs/>
+                <w:color w:val="000000" w:themeColor="text1"/>
+                <w:sz w:val="16"/>
+                <w:szCs w:val="16"/>
+              </w:rPr>
+              <w:t>elif</w:t>
+            </w:r>
+            <w:proofErr w:type="spellEnd"/>
+            <w:r>
+              <w:rPr>
+                <w:rFonts w:ascii="Times New Roman" w:eastAsia="思源黑体 CN Normal" w:hAnsi="Times New Roman" w:hint="eastAsia"/>
+                <w:bCs/>
+                <w:color w:val="000000" w:themeColor="text1"/>
+                <w:sz w:val="16"/>
+                <w:szCs w:val="16"/>
+              </w:rPr>
+              <w:t xml:space="preserve"> </w:t>
+            </w:r>
+            <w:proofErr w:type="spellStart"/>
+            <w:r>
+              <w:rPr>
+                <w:rFonts w:ascii="Times New Roman" w:eastAsia="思源黑体 CN Normal" w:hAnsi="Times New Roman" w:hint="eastAsia"/>
+                <w:bCs/>
+                <w:color w:val="000000" w:themeColor="text1"/>
+                <w:sz w:val="16"/>
+                <w:szCs w:val="16"/>
+              </w:rPr>
+              <w:t>a.clinic_num_s</w:t>
+            </w:r>
+            <w:proofErr w:type="spellEnd"/>
+            <w:r>
+              <w:rPr>
+                <w:rFonts w:ascii="Times New Roman" w:eastAsia="思源黑体 CN Normal" w:hAnsi="Times New Roman" w:hint="eastAsia"/>
+                <w:bCs/>
+                <w:color w:val="000000" w:themeColor="text1"/>
+                <w:sz w:val="16"/>
+                <w:szCs w:val="16"/>
+              </w:rPr>
+              <w:t>==2%}</w:t>
+            </w:r>
+            <w:r>
+              <w:rPr>
+                <w:rFonts w:ascii="Times New Roman" w:eastAsia="思源黑体 CN Normal" w:hAnsi="Times New Roman" w:hint="eastAsia"/>
+                <w:bCs/>
+                <w:color w:val="000000" w:themeColor="text1"/>
+                <w:sz w:val="16"/>
+                <w:szCs w:val="16"/>
+              </w:rPr>
+              <w:t>疑似良性变异</w:t>
+            </w:r>
+            <w:r>
+              <w:rPr>
+                <w:rFonts w:ascii="Times New Roman" w:eastAsia="思源黑体 CN Normal" w:hAnsi="Times New Roman" w:hint="eastAsia"/>
+                <w:bCs/>
+                <w:color w:val="000000" w:themeColor="text1"/>
+                <w:sz w:val="16"/>
+                <w:szCs w:val="16"/>
+              </w:rPr>
+              <w:t>{%</w:t>
+            </w:r>
+            <w:proofErr w:type="spellStart"/>
+            <w:r>
+              <w:rPr>
+                <w:rFonts w:ascii="Times New Roman" w:eastAsia="思源黑体 CN Normal" w:hAnsi="Times New Roman" w:hint="eastAsia"/>
+                <w:bCs/>
+                <w:color w:val="000000" w:themeColor="text1"/>
+                <w:sz w:val="16"/>
+                <w:szCs w:val="16"/>
+              </w:rPr>
+              <w:t>elif</w:t>
+            </w:r>
+            <w:proofErr w:type="spellEnd"/>
+            <w:r>
+              <w:rPr>
+                <w:rFonts w:ascii="Times New Roman" w:eastAsia="思源黑体 CN Normal" w:hAnsi="Times New Roman" w:hint="eastAsia"/>
+                <w:bCs/>
+                <w:color w:val="000000" w:themeColor="text1"/>
+                <w:sz w:val="16"/>
+                <w:szCs w:val="16"/>
+              </w:rPr>
+              <w:t xml:space="preserve"> </w:t>
+            </w:r>
+            <w:proofErr w:type="spellStart"/>
+            <w:r>
+              <w:rPr>
+                <w:rFonts w:ascii="Times New Roman" w:eastAsia="思源黑体 CN Normal" w:hAnsi="Times New Roman" w:hint="eastAsia"/>
+                <w:bCs/>
+                <w:color w:val="000000" w:themeColor="text1"/>
+                <w:sz w:val="16"/>
+                <w:szCs w:val="16"/>
+              </w:rPr>
+              <w:t>a.clinic_num_s</w:t>
+            </w:r>
+            <w:proofErr w:type="spellEnd"/>
+            <w:r>
+              <w:rPr>
+                <w:rFonts w:ascii="Times New Roman" w:eastAsia="思源黑体 CN Normal" w:hAnsi="Times New Roman" w:hint="eastAsia"/>
+                <w:bCs/>
+                <w:color w:val="000000" w:themeColor="text1"/>
+                <w:sz w:val="16"/>
+                <w:szCs w:val="16"/>
+              </w:rPr>
+              <w:t>==1%}</w:t>
             </w:r>
             <w:r>
               <w:rPr>
@@ -8650,7 +10394,27 @@
                 <w:sz w:val="16"/>
                 <w:szCs w:val="16"/>
               </w:rPr>
-              <w:t>{%tr endfor%}</w:t>
+              <w:t xml:space="preserve">{%tr </w:t>
+            </w:r>
+            <w:proofErr w:type="spellStart"/>
+            <w:r>
+              <w:rPr>
+                <w:rFonts w:ascii="Times New Roman" w:eastAsia="思源黑体 CN Normal" w:hAnsi="Times New Roman"/>
+                <w:color w:val="000000"/>
+                <w:sz w:val="16"/>
+                <w:szCs w:val="16"/>
+              </w:rPr>
+              <w:t>endfor</w:t>
+            </w:r>
+            <w:proofErr w:type="spellEnd"/>
+            <w:r>
+              <w:rPr>
+                <w:rFonts w:ascii="Times New Roman" w:eastAsia="思源黑体 CN Normal" w:hAnsi="Times New Roman"/>
+                <w:color w:val="000000"/>
+                <w:sz w:val="16"/>
+                <w:szCs w:val="16"/>
+              </w:rPr>
+              <w:t>%}</w:t>
             </w:r>
           </w:p>
         </w:tc>
@@ -8715,15 +10479,33 @@
           <w:sz w:val="18"/>
           <w:szCs w:val="18"/>
         </w:rPr>
-        <w:t>.snv_s</w:t>
-      </w:r>
-      <w:r>
-        <w:rPr>
-          <w:rFonts w:ascii="Times New Roman" w:eastAsia="思源黑体 CN Normal" w:hAnsi="Times New Roman"/>
-          <w:sz w:val="18"/>
-          <w:szCs w:val="18"/>
-        </w:rPr>
-        <w:t>.B1_</w:t>
+        <w:t>.snv_</w:t>
+      </w:r>
+      <w:proofErr w:type="gramStart"/>
+      <w:r>
+        <w:rPr>
+          <w:rFonts w:ascii="Times New Roman" w:eastAsia="思源黑体 CN Normal" w:hAnsi="Times New Roman"/>
+          <w:sz w:val="18"/>
+          <w:szCs w:val="18"/>
+        </w:rPr>
+        <w:t>s</w:t>
+      </w:r>
+      <w:r>
+        <w:rPr>
+          <w:rFonts w:ascii="Times New Roman" w:eastAsia="思源黑体 CN Normal" w:hAnsi="Times New Roman"/>
+          <w:sz w:val="18"/>
+          <w:szCs w:val="18"/>
+        </w:rPr>
+        <w:t>.B</w:t>
+      </w:r>
+      <w:proofErr w:type="gramEnd"/>
+      <w:r>
+        <w:rPr>
+          <w:rFonts w:ascii="Times New Roman" w:eastAsia="思源黑体 CN Normal" w:hAnsi="Times New Roman"/>
+          <w:sz w:val="18"/>
+          <w:szCs w:val="18"/>
+        </w:rPr>
+        <w:t>1_</w:t>
       </w:r>
       <w:r>
         <w:rPr>
@@ -8897,7 +10679,7 @@
     <w:p>
       <w:pPr>
         <w:spacing w:line="500" w:lineRule="exact"/>
-        <w:ind w:firstLineChars="300" w:firstLine="863"/>
+        <w:ind w:firstLineChars="300" w:firstLine="857"/>
         <w:rPr>
           <w:rFonts w:ascii="Times New Roman" w:eastAsia="思源黑体 CN Normal" w:hAnsi="Times New Roman" w:cs="微软雅黑"/>
           <w:b/>
@@ -9141,7 +10923,7 @@
               </wp:inline>
             </w:drawing>
           </mc:Choice>
-          <mc:Fallback>
+          <mc:Fallback xmlns:oel="http://schemas.microsoft.com/office/2019/extlst">
             <w:pict>
               <v:line w14:anchorId="36AE18A4" id="Line 4" o:spid="_x0000_s1026" style="visibility:visible;mso-wrap-style:square;mso-left-percent:-10001;mso-top-percent:-10001;mso-position-horizontal:absolute;mso-position-horizontal-relative:char;mso-position-vertical:absolute;mso-position-vertical-relative:line;mso-left-percent:-10001;mso-top-percent:-10001" from="0,0" to="425.75pt,.35pt" o:gfxdata="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" strokecolor="#00653b" strokeweight="1.5pt">
                 <w10:anchorlock/>
@@ -9226,7 +11008,35 @@
           <w:sz w:val="18"/>
           <w:szCs w:val="18"/>
         </w:rPr>
-        <w:t>{%p if image.brca_all%}</w:t>
+        <w:t xml:space="preserve">{%p if </w:t>
+      </w:r>
+      <w:proofErr w:type="spellStart"/>
+      <w:proofErr w:type="gramStart"/>
+      <w:r>
+        <w:rPr>
+          <w:rFonts w:ascii="Times New Roman" w:eastAsia="思源黑体 CN Normal" w:hAnsi="Times New Roman" w:cs="微软雅黑"/>
+          <w:sz w:val="18"/>
+          <w:szCs w:val="18"/>
+        </w:rPr>
+        <w:t>image.brca</w:t>
+      </w:r>
+      <w:proofErr w:type="gramEnd"/>
+      <w:r>
+        <w:rPr>
+          <w:rFonts w:ascii="Times New Roman" w:eastAsia="思源黑体 CN Normal" w:hAnsi="Times New Roman" w:cs="微软雅黑"/>
+          <w:sz w:val="18"/>
+          <w:szCs w:val="18"/>
+        </w:rPr>
+        <w:t>_all</w:t>
+      </w:r>
+      <w:proofErr w:type="spellEnd"/>
+      <w:r>
+        <w:rPr>
+          <w:rFonts w:ascii="Times New Roman" w:eastAsia="思源黑体 CN Normal" w:hAnsi="Times New Roman" w:cs="微软雅黑"/>
+          <w:sz w:val="18"/>
+          <w:szCs w:val="18"/>
+        </w:rPr>
+        <w:t>%}</w:t>
       </w:r>
     </w:p>
     <w:p>
@@ -9245,7 +11055,35 @@
           <w:sz w:val="18"/>
           <w:szCs w:val="18"/>
         </w:rPr>
-        <w:t>{%p for a in image.brca_all%}</w:t>
+        <w:t xml:space="preserve">{%p for a in </w:t>
+      </w:r>
+      <w:proofErr w:type="spellStart"/>
+      <w:proofErr w:type="gramStart"/>
+      <w:r>
+        <w:rPr>
+          <w:rFonts w:ascii="Times New Roman" w:eastAsia="思源黑体 CN Normal" w:hAnsi="Times New Roman" w:cs="微软雅黑"/>
+          <w:sz w:val="18"/>
+          <w:szCs w:val="18"/>
+        </w:rPr>
+        <w:t>image.brca</w:t>
+      </w:r>
+      <w:proofErr w:type="gramEnd"/>
+      <w:r>
+        <w:rPr>
+          <w:rFonts w:ascii="Times New Roman" w:eastAsia="思源黑体 CN Normal" w:hAnsi="Times New Roman" w:cs="微软雅黑"/>
+          <w:sz w:val="18"/>
+          <w:szCs w:val="18"/>
+        </w:rPr>
+        <w:t>_all</w:t>
+      </w:r>
+      <w:proofErr w:type="spellEnd"/>
+      <w:r>
+        <w:rPr>
+          <w:rFonts w:ascii="Times New Roman" w:eastAsia="思源黑体 CN Normal" w:hAnsi="Times New Roman" w:cs="微软雅黑"/>
+          <w:sz w:val="18"/>
+          <w:szCs w:val="18"/>
+        </w:rPr>
+        <w:t>%}</w:t>
       </w:r>
     </w:p>
     <w:p>
@@ -9291,7 +11129,25 @@
           <w:sz w:val="18"/>
           <w:szCs w:val="18"/>
         </w:rPr>
-        <w:t>%p endfor%}</w:t>
+        <w:t xml:space="preserve">%p </w:t>
+      </w:r>
+      <w:proofErr w:type="spellStart"/>
+      <w:r>
+        <w:rPr>
+          <w:rFonts w:ascii="Times New Roman" w:eastAsia="思源黑体 CN Normal" w:hAnsi="Times New Roman" w:cs="微软雅黑"/>
+          <w:sz w:val="18"/>
+          <w:szCs w:val="18"/>
+        </w:rPr>
+        <w:t>endfor</w:t>
+      </w:r>
+      <w:proofErr w:type="spellEnd"/>
+      <w:r>
+        <w:rPr>
+          <w:rFonts w:ascii="Times New Roman" w:eastAsia="思源黑体 CN Normal" w:hAnsi="Times New Roman" w:cs="微软雅黑"/>
+          <w:sz w:val="18"/>
+          <w:szCs w:val="18"/>
+        </w:rPr>
+        <w:t>%}</w:t>
       </w:r>
     </w:p>
     <w:p>
@@ -9450,7 +11306,7 @@
     <w:p>
       <w:pPr>
         <w:spacing w:line="500" w:lineRule="exact"/>
-        <w:ind w:firstLineChars="300" w:firstLine="863"/>
+        <w:ind w:firstLineChars="300" w:firstLine="857"/>
         <w:rPr>
           <w:rFonts w:ascii="Times New Roman" w:eastAsia="思源黑体 CN Normal" w:hAnsi="Times New Roman" w:cs="微软雅黑"/>
           <w:b/>
@@ -9775,7 +11631,7 @@
               </wp:inline>
             </w:drawing>
           </mc:Choice>
-          <mc:Fallback>
+          <mc:Fallback xmlns:oel="http://schemas.microsoft.com/office/2019/extlst">
             <w:pict>
               <v:line w14:anchorId="05A63EF3" id="Line 4" o:spid="_x0000_s1026" style="visibility:visible;mso-wrap-style:square;mso-left-percent:-10001;mso-top-percent:-10001;mso-position-horizontal:absolute;mso-position-horizontal-relative:char;mso-position-vertical:absolute;mso-position-vertical-relative:line;mso-left-percent:-10001;mso-top-percent:-10001" from="0,0" to="425.75pt,.35pt" o:gfxdata="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" strokecolor="#00653b" strokeweight="1.5pt">
                 <w10:anchorlock/>
@@ -9942,8 +11798,21 @@
                 <w:sz w:val="18"/>
                 <w:szCs w:val="18"/>
               </w:rPr>
-              <w:t>质控标准</w:t>
-            </w:r>
+              <w:t>质</w:t>
+            </w:r>
+            <w:proofErr w:type="gramStart"/>
+            <w:r>
+              <w:rPr>
+                <w:rFonts w:ascii="Times New Roman" w:eastAsia="思源黑体 CN Normal" w:hAnsi="Times New Roman"/>
+                <w:b/>
+                <w:bCs/>
+                <w:color w:val="FFFFFF"/>
+                <w:sz w:val="18"/>
+                <w:szCs w:val="18"/>
+              </w:rPr>
+              <w:t>控标准</w:t>
+            </w:r>
+            <w:proofErr w:type="gramEnd"/>
           </w:p>
         </w:tc>
         <w:tc>
@@ -10068,7 +11937,43 @@
                 <w:sz w:val="18"/>
                 <w:szCs w:val="20"/>
               </w:rPr>
-              <w:t>{{qc.dna_data_qc.cover_ratio}}</w:t>
+              <w:t>{{</w:t>
+            </w:r>
+            <w:proofErr w:type="spellStart"/>
+            <w:r>
+              <w:rPr>
+                <w:rFonts w:ascii="Times New Roman" w:eastAsia="思源黑体 CN Normal" w:hAnsi="Times New Roman"/>
+                <w:sz w:val="18"/>
+                <w:szCs w:val="20"/>
+              </w:rPr>
+              <w:t>qc.dna_data_</w:t>
+            </w:r>
+            <w:proofErr w:type="gramStart"/>
+            <w:r>
+              <w:rPr>
+                <w:rFonts w:ascii="Times New Roman" w:eastAsia="思源黑体 CN Normal" w:hAnsi="Times New Roman"/>
+                <w:sz w:val="18"/>
+                <w:szCs w:val="20"/>
+              </w:rPr>
+              <w:t>qc.cover</w:t>
+            </w:r>
+            <w:proofErr w:type="gramEnd"/>
+            <w:r>
+              <w:rPr>
+                <w:rFonts w:ascii="Times New Roman" w:eastAsia="思源黑体 CN Normal" w:hAnsi="Times New Roman"/>
+                <w:sz w:val="18"/>
+                <w:szCs w:val="20"/>
+              </w:rPr>
+              <w:t>_ratio</w:t>
+            </w:r>
+            <w:proofErr w:type="spellEnd"/>
+            <w:r>
+              <w:rPr>
+                <w:rFonts w:ascii="Times New Roman" w:eastAsia="思源黑体 CN Normal" w:hAnsi="Times New Roman"/>
+                <w:sz w:val="18"/>
+                <w:szCs w:val="20"/>
+              </w:rPr>
+              <w:t>}}</w:t>
             </w:r>
           </w:p>
         </w:tc>
@@ -10136,7 +12041,25 @@
                 <w:sz w:val="18"/>
                 <w:szCs w:val="18"/>
               </w:rPr>
-              <w:t>{%if qc.dna_data_qc.cover_ratio_num==1%}</w:t>
+              <w:t xml:space="preserve">{%if </w:t>
+            </w:r>
+            <w:proofErr w:type="spellStart"/>
+            <w:r>
+              <w:rPr>
+                <w:rFonts w:ascii="Times New Roman" w:eastAsia="思源黑体 CN Normal" w:hAnsi="Times New Roman" w:hint="eastAsia"/>
+                <w:sz w:val="18"/>
+                <w:szCs w:val="18"/>
+              </w:rPr>
+              <w:t>qc.dna_data_qc.cover_ratio_num</w:t>
+            </w:r>
+            <w:proofErr w:type="spellEnd"/>
+            <w:r>
+              <w:rPr>
+                <w:rFonts w:ascii="Times New Roman" w:eastAsia="思源黑体 CN Normal" w:hAnsi="Times New Roman" w:hint="eastAsia"/>
+                <w:sz w:val="18"/>
+                <w:szCs w:val="18"/>
+              </w:rPr>
+              <w:t>==1%}</w:t>
             </w:r>
             <w:r>
               <w:rPr>
@@ -10257,7 +12180,34 @@
                 <w:sz w:val="18"/>
                 <w:szCs w:val="20"/>
               </w:rPr>
-              <w:t>{{qc.dna_data_qc.depth_</w:t>
+              <w:t>{{</w:t>
+            </w:r>
+            <w:proofErr w:type="spellStart"/>
+            <w:r>
+              <w:rPr>
+                <w:rFonts w:ascii="Times New Roman" w:eastAsia="思源黑体 CN Normal" w:hAnsi="Times New Roman"/>
+                <w:sz w:val="18"/>
+                <w:szCs w:val="20"/>
+              </w:rPr>
+              <w:t>qc.dna_data_</w:t>
+            </w:r>
+            <w:proofErr w:type="gramStart"/>
+            <w:r>
+              <w:rPr>
+                <w:rFonts w:ascii="Times New Roman" w:eastAsia="思源黑体 CN Normal" w:hAnsi="Times New Roman"/>
+                <w:sz w:val="18"/>
+                <w:szCs w:val="20"/>
+              </w:rPr>
+              <w:t>qc.depth</w:t>
+            </w:r>
+            <w:proofErr w:type="gramEnd"/>
+            <w:r>
+              <w:rPr>
+                <w:rFonts w:ascii="Times New Roman" w:eastAsia="思源黑体 CN Normal" w:hAnsi="Times New Roman"/>
+                <w:sz w:val="18"/>
+                <w:szCs w:val="20"/>
+              </w:rPr>
+              <w:t>_</w:t>
             </w:r>
             <w:r>
               <w:rPr>
@@ -10273,7 +12223,16 @@
                 <w:sz w:val="18"/>
                 <w:szCs w:val="20"/>
               </w:rPr>
-              <w:t>|replace(“.00”,””)</w:t>
+              <w:t>|replace</w:t>
+            </w:r>
+            <w:proofErr w:type="spellEnd"/>
+            <w:r>
+              <w:rPr>
+                <w:rFonts w:ascii="Times New Roman" w:eastAsia="思源黑体 CN Normal" w:hAnsi="Times New Roman"/>
+                <w:sz w:val="18"/>
+                <w:szCs w:val="20"/>
+              </w:rPr>
+              <w:t>(“.00”,””)</w:t>
             </w:r>
             <w:r>
               <w:rPr>
@@ -10365,14 +12324,23 @@
                 <w:sz w:val="18"/>
                 <w:szCs w:val="18"/>
               </w:rPr>
-              <w:t>{%if qc.dna_data_qc.depth_</w:t>
-            </w:r>
+              <w:t xml:space="preserve">{%if </w:t>
+            </w:r>
+            <w:proofErr w:type="spellStart"/>
             <w:r>
               <w:rPr>
                 <w:rFonts w:ascii="Times New Roman" w:eastAsia="思源黑体 CN Normal" w:hAnsi="Times New Roman" w:hint="eastAsia"/>
                 <w:sz w:val="18"/>
                 <w:szCs w:val="18"/>
               </w:rPr>
+              <w:t>qc.dna_data_qc.depth_</w:t>
+            </w:r>
+            <w:r>
+              <w:rPr>
+                <w:rFonts w:ascii="Times New Roman" w:eastAsia="思源黑体 CN Normal" w:hAnsi="Times New Roman" w:hint="eastAsia"/>
+                <w:sz w:val="18"/>
+                <w:szCs w:val="18"/>
+              </w:rPr>
               <w:t>ssbc</w:t>
             </w:r>
             <w:r>
@@ -10381,7 +12349,16 @@
                 <w:sz w:val="18"/>
                 <w:szCs w:val="18"/>
               </w:rPr>
-              <w:t>_num&gt;=</w:t>
+              <w:t>_num</w:t>
+            </w:r>
+            <w:proofErr w:type="spellEnd"/>
+            <w:r>
+              <w:rPr>
+                <w:rFonts w:ascii="Times New Roman" w:eastAsia="思源黑体 CN Normal" w:hAnsi="Times New Roman" w:hint="eastAsia"/>
+                <w:sz w:val="18"/>
+                <w:szCs w:val="18"/>
+              </w:rPr>
+              <w:t>&gt;=</w:t>
             </w:r>
             <w:r>
               <w:rPr>
@@ -10526,7 +12503,25 @@
                 <w:sz w:val="18"/>
                 <w:szCs w:val="20"/>
               </w:rPr>
-              <w:t>{{qc.dna_data_qc. cleandata_q30}}</w:t>
+              <w:t>{{</w:t>
+            </w:r>
+            <w:proofErr w:type="spellStart"/>
+            <w:r>
+              <w:rPr>
+                <w:rFonts w:ascii="Times New Roman" w:eastAsia="思源黑体 CN Normal" w:hAnsi="Times New Roman"/>
+                <w:sz w:val="18"/>
+                <w:szCs w:val="20"/>
+              </w:rPr>
+              <w:t>qc.dna_data_qc</w:t>
+            </w:r>
+            <w:proofErr w:type="spellEnd"/>
+            <w:r>
+              <w:rPr>
+                <w:rFonts w:ascii="Times New Roman" w:eastAsia="思源黑体 CN Normal" w:hAnsi="Times New Roman"/>
+                <w:sz w:val="18"/>
+                <w:szCs w:val="20"/>
+              </w:rPr>
+              <w:t>. cleandata_q30}}</w:t>
             </w:r>
           </w:p>
         </w:tc>
@@ -10715,7 +12710,43 @@
                 <w:sz w:val="18"/>
                 <w:szCs w:val="20"/>
               </w:rPr>
-              <w:t>{{qc.dna_data_qc. mapping_ratio}}</w:t>
+              <w:t>{{</w:t>
+            </w:r>
+            <w:proofErr w:type="spellStart"/>
+            <w:r>
+              <w:rPr>
+                <w:rFonts w:ascii="Times New Roman" w:eastAsia="思源黑体 CN Normal" w:hAnsi="Times New Roman"/>
+                <w:sz w:val="18"/>
+                <w:szCs w:val="20"/>
+              </w:rPr>
+              <w:t>qc.dna_data_qc</w:t>
+            </w:r>
+            <w:proofErr w:type="spellEnd"/>
+            <w:r>
+              <w:rPr>
+                <w:rFonts w:ascii="Times New Roman" w:eastAsia="思源黑体 CN Normal" w:hAnsi="Times New Roman"/>
+                <w:sz w:val="18"/>
+                <w:szCs w:val="20"/>
+              </w:rPr>
+              <w:t xml:space="preserve">. </w:t>
+            </w:r>
+            <w:proofErr w:type="spellStart"/>
+            <w:r>
+              <w:rPr>
+                <w:rFonts w:ascii="Times New Roman" w:eastAsia="思源黑体 CN Normal" w:hAnsi="Times New Roman"/>
+                <w:sz w:val="18"/>
+                <w:szCs w:val="20"/>
+              </w:rPr>
+              <w:t>mapping_ratio</w:t>
+            </w:r>
+            <w:proofErr w:type="spellEnd"/>
+            <w:r>
+              <w:rPr>
+                <w:rFonts w:ascii="Times New Roman" w:eastAsia="思源黑体 CN Normal" w:hAnsi="Times New Roman"/>
+                <w:sz w:val="18"/>
+                <w:szCs w:val="20"/>
+              </w:rPr>
+              <w:t>}}</w:t>
             </w:r>
           </w:p>
         </w:tc>
@@ -10799,7 +12830,25 @@
                 <w:sz w:val="18"/>
                 <w:szCs w:val="18"/>
               </w:rPr>
-              <w:t>{%if qc.dna_data_qc.mapping_ratio_num&gt;=0.85%}</w:t>
+              <w:t xml:space="preserve">{%if </w:t>
+            </w:r>
+            <w:proofErr w:type="spellStart"/>
+            <w:r>
+              <w:rPr>
+                <w:rFonts w:ascii="Times New Roman" w:eastAsia="思源黑体 CN Normal" w:hAnsi="Times New Roman" w:hint="eastAsia"/>
+                <w:sz w:val="18"/>
+                <w:szCs w:val="18"/>
+              </w:rPr>
+              <w:t>qc.dna_data_qc.mapping_ratio_num</w:t>
+            </w:r>
+            <w:proofErr w:type="spellEnd"/>
+            <w:r>
+              <w:rPr>
+                <w:rFonts w:ascii="Times New Roman" w:eastAsia="思源黑体 CN Normal" w:hAnsi="Times New Roman" w:hint="eastAsia"/>
+                <w:sz w:val="18"/>
+                <w:szCs w:val="18"/>
+              </w:rPr>
+              <w:t>&gt;=0.85%}</w:t>
             </w:r>
             <w:r>
               <w:rPr>
@@ -11043,17 +13092,98 @@
         <w:br w:type="page"/>
       </w:r>
     </w:p>
+    <w:tbl>
+      <w:tblPr>
+        <w:tblStyle w:val="af"/>
+        <w:tblW w:w="0" w:type="auto"/>
+        <w:tblBorders>
+          <w:top w:val="none" w:sz="0" w:space="0" w:color="auto"/>
+          <w:left w:val="none" w:sz="0" w:space="0" w:color="auto"/>
+          <w:bottom w:val="single" w:sz="12" w:space="0" w:color="00653B"/>
+          <w:right w:val="none" w:sz="0" w:space="0" w:color="auto"/>
+          <w:insideH w:val="single" w:sz="12" w:space="0" w:color="00653B"/>
+          <w:insideV w:val="single" w:sz="12" w:space="0" w:color="00653B"/>
+        </w:tblBorders>
+        <w:tblLook w:val="04A0" w:firstRow="1" w:lastRow="0" w:firstColumn="1" w:lastColumn="0" w:noHBand="0" w:noVBand="1"/>
+      </w:tblPr>
+      <w:tblGrid>
+        <w:gridCol w:w="8630"/>
+      </w:tblGrid>
+      <w:tr>
+        <w:tc>
+          <w:tcPr>
+            <w:tcW w:w="8630" w:type="dxa"/>
+          </w:tcPr>
+          <w:p>
+            <w:pPr>
+              <w:spacing w:line="480" w:lineRule="auto"/>
+              <w:ind w:firstLineChars="300" w:firstLine="857"/>
+              <w:rPr>
+                <w:rFonts w:ascii="Times New Roman" w:eastAsia="思源黑体 CN Normal" w:hAnsi="Times New Roman" w:hint="eastAsia"/>
+                <w:b/>
+                <w:szCs w:val="18"/>
+              </w:rPr>
+            </w:pPr>
+            <w:r>
+              <w:rPr>
+                <w:rFonts w:ascii="Times New Roman" w:eastAsia="思源黑体 CN Normal" w:hAnsi="Times New Roman" w:hint="eastAsia"/>
+                <w:b/>
+                <w:i/>
+                <w:iCs/>
+                <w:sz w:val="28"/>
+              </w:rPr>
+              <w:lastRenderedPageBreak/>
+              <w:t>BRCA</w:t>
+            </w:r>
+            <w:r>
+              <w:rPr>
+                <w:rFonts w:ascii="Times New Roman" w:eastAsia="思源黑体 CN Normal" w:hAnsi="Times New Roman"/>
+                <w:b/>
+                <w:i/>
+                <w:iCs/>
+                <w:sz w:val="28"/>
+              </w:rPr>
+              <w:t>1</w:t>
+            </w:r>
+            <w:r>
+              <w:rPr>
+                <w:rFonts w:ascii="Times New Roman" w:eastAsia="思源黑体 CN Normal" w:hAnsi="Times New Roman" w:hint="eastAsia"/>
+                <w:b/>
+                <w:i/>
+                <w:iCs/>
+                <w:sz w:val="28"/>
+              </w:rPr>
+              <w:t>/</w:t>
+            </w:r>
+            <w:r>
+              <w:rPr>
+                <w:rFonts w:ascii="Times New Roman" w:eastAsia="思源黑体 CN Normal" w:hAnsi="Times New Roman"/>
+                <w:b/>
+                <w:i/>
+                <w:iCs/>
+                <w:sz w:val="28"/>
+              </w:rPr>
+              <w:t>2</w:t>
+            </w:r>
+            <w:r>
+              <w:rPr>
+                <w:rFonts w:ascii="Times New Roman" w:eastAsia="思源黑体 CN Normal" w:hAnsi="Times New Roman" w:hint="eastAsia"/>
+                <w:b/>
+                <w:sz w:val="28"/>
+              </w:rPr>
+              <w:t>基因检测</w:t>
+            </w:r>
+          </w:p>
+        </w:tc>
+      </w:tr>
+    </w:tbl>
     <w:p>
       <w:pPr>
-        <w:tabs>
-          <w:tab w:val="left" w:pos="564"/>
-        </w:tabs>
-        <w:ind w:left="276" w:firstLine="564"/>
+        <w:spacing w:line="480" w:lineRule="auto"/>
         <w:rPr>
           <w:rFonts w:ascii="Times New Roman" w:eastAsia="思源黑体 CN Normal" w:hAnsi="Times New Roman"/>
           <w:b/>
-          <w:sz w:val="28"/>
-          <w:szCs w:val="28"/>
+          <w:szCs w:val="18"/>
         </w:rPr>
       </w:pPr>
       <w:r>
@@ -11065,15 +13195,14 @@
           <w:sz w:val="28"/>
           <w:szCs w:val="28"/>
         </w:rPr>
-        <w:lastRenderedPageBreak/>
         <w:drawing>
-          <wp:anchor distT="0" distB="0" distL="114300" distR="114300" simplePos="0" relativeHeight="251653632" behindDoc="0" locked="0" layoutInCell="1" allowOverlap="1" wp14:anchorId="135780E4" wp14:editId="7E0289EB">
+          <wp:anchor distT="0" distB="0" distL="114300" distR="114300" simplePos="0" relativeHeight="251665920" behindDoc="0" locked="0" layoutInCell="1" allowOverlap="1" wp14:anchorId="3E67DFA7" wp14:editId="1A4B7387">
             <wp:simplePos x="0" y="0"/>
             <wp:positionH relativeFrom="column">
-              <wp:posOffset>19050</wp:posOffset>
+              <wp:posOffset>68580</wp:posOffset>
             </wp:positionH>
             <wp:positionV relativeFrom="paragraph">
-              <wp:posOffset>-51435</wp:posOffset>
+              <wp:posOffset>-439420</wp:posOffset>
             </wp:positionV>
             <wp:extent cx="438150" cy="405765"/>
             <wp:effectExtent l="0" t="0" r="0" b="0"/>
@@ -11133,209 +13262,6 @@
         <w:rPr>
           <w:rFonts w:ascii="Times New Roman" w:eastAsia="思源黑体 CN Normal" w:hAnsi="Times New Roman"/>
           <w:b/>
-          <w:i/>
-          <w:sz w:val="28"/>
-          <w:szCs w:val="28"/>
-        </w:rPr>
-        <w:t>BRCA1/2</w:t>
-      </w:r>
-      <w:r>
-        <w:rPr>
-          <w:rFonts w:ascii="Times New Roman" w:eastAsia="思源黑体 CN Normal" w:hAnsi="Times New Roman"/>
-          <w:b/>
-          <w:sz w:val="28"/>
-          <w:szCs w:val="28"/>
-        </w:rPr>
-        <w:t>基因检测</w:t>
-      </w:r>
-    </w:p>
-    <w:p>
-      <w:pPr>
-        <w:rPr>
-          <w:rFonts w:ascii="Times New Roman" w:eastAsia="思源黑体 CN Normal" w:hAnsi="Times New Roman"/>
-          <w:b/>
-          <w:sz w:val="28"/>
-          <w:szCs w:val="28"/>
-        </w:rPr>
-      </w:pPr>
-      <w:r>
-        <w:rPr>
-          <w:rFonts w:ascii="Times New Roman" w:eastAsia="思源黑体 CN Normal" w:hAnsi="Times New Roman"/>
-          <w:b/>
-          <w:noProof/>
-          <w:sz w:val="28"/>
-          <w:szCs w:val="28"/>
-        </w:rPr>
-        <mc:AlternateContent>
-          <mc:Choice Requires="wps">
-            <w:drawing>
-              <wp:anchor distT="0" distB="0" distL="114300" distR="114300" simplePos="0" relativeHeight="251648512" behindDoc="0" locked="0" layoutInCell="1" allowOverlap="1" wp14:anchorId="3CD2FF24" wp14:editId="5A547FBA">
-                <wp:simplePos x="0" y="0"/>
-                <wp:positionH relativeFrom="character">
-                  <wp:posOffset>0</wp:posOffset>
-                </wp:positionH>
-                <wp:positionV relativeFrom="line">
-                  <wp:posOffset>0</wp:posOffset>
-                </wp:positionV>
-                <wp:extent cx="5407025" cy="4445"/>
-                <wp:effectExtent l="9525" t="12700" r="12700" b="11430"/>
-                <wp:wrapNone/>
-                <wp:docPr id="3" name="Line 4"/>
-                <wp:cNvGraphicFramePr>
-                  <a:graphicFrameLocks xmlns:a="http://schemas.openxmlformats.org/drawingml/2006/main"/>
-                </wp:cNvGraphicFramePr>
-                <a:graphic xmlns:a="http://schemas.openxmlformats.org/drawingml/2006/main">
-                  <a:graphicData uri="http://schemas.microsoft.com/office/word/2010/wordprocessingShape">
-                    <wps:wsp>
-                      <wps:cNvCnPr>
-                        <a:cxnSpLocks noChangeShapeType="1"/>
-                      </wps:cNvCnPr>
-                      <wps:spPr bwMode="auto">
-                        <a:xfrm>
-                          <a:off x="0" y="0"/>
-                          <a:ext cx="5407025" cy="4445"/>
-                        </a:xfrm>
-                        <a:prstGeom prst="line">
-                          <a:avLst/>
-                        </a:prstGeom>
-                        <a:noFill/>
-                        <a:ln w="19050">
-                          <a:solidFill>
-                            <a:srgbClr val="00653B"/>
-                          </a:solidFill>
-                          <a:round/>
-                          <a:headEnd/>
-                          <a:tailEnd/>
-                        </a:ln>
-                        <a:effectLst/>
-                        <a:extLst>
-                          <a:ext uri="{909E8E84-426E-40DD-AFC4-6F175D3DCCD1}">
-                            <a14:hiddenFill xmlns:a14="http://schemas.microsoft.com/office/drawing/2010/main">
-                              <a:noFill/>
-                            </a14:hiddenFill>
-                          </a:ext>
-                          <a:ext uri="{AF507438-7753-43E0-B8FC-AC1667EBCBE1}">
-                            <a14:hiddenEffects xmlns:a14="http://schemas.microsoft.com/office/drawing/2010/main">
-                              <a:effectLst>
-                                <a:outerShdw dist="35921" dir="2700000" algn="ctr" rotWithShape="0">
-                                  <a:srgbClr val="808080"/>
-                                </a:outerShdw>
-                              </a:effectLst>
-                            </a14:hiddenEffects>
-                          </a:ext>
-                        </a:extLst>
-                      </wps:spPr>
-                      <wps:bodyPr/>
-                    </wps:wsp>
-                  </a:graphicData>
-                </a:graphic>
-                <wp14:sizeRelH relativeFrom="page">
-                  <wp14:pctWidth>0</wp14:pctWidth>
-                </wp14:sizeRelH>
-                <wp14:sizeRelV relativeFrom="page">
-                  <wp14:pctHeight>0</wp14:pctHeight>
-                </wp14:sizeRelV>
-              </wp:anchor>
-            </w:drawing>
-          </mc:Choice>
-          <mc:Fallback>
-            <w:pict>
-              <v:line w14:anchorId="0D505A7E" id="Line 4" o:spid="_x0000_s1026" style="position:absolute;z-index:251648512;visibility:visible;mso-wrap-style:square;mso-width-percent:0;mso-height-percent:0;mso-wrap-distance-left:9pt;mso-wrap-distance-top:0;mso-wrap-distance-right:9pt;mso-wrap-distance-bottom:0;mso-position-horizontal:absolute;mso-position-horizontal-relative:char;mso-position-vertical:absolute;mso-position-vertical-relative:line;mso-width-percent:0;mso-height-percent:0;mso-width-relative:page;mso-height-relative:page" from="0,0" to="425.75pt,.35pt" o:gfxdata="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" strokecolor="#00653b" strokeweight="1.5pt">
-                <w10:wrap anchory="line"/>
-              </v:line>
-            </w:pict>
-          </mc:Fallback>
-        </mc:AlternateContent>
-      </w:r>
-      <w:r>
-        <w:rPr>
-          <w:rFonts w:ascii="Times New Roman" w:eastAsia="思源黑体 CN Normal" w:hAnsi="Times New Roman"/>
-          <w:b/>
-          <w:noProof/>
-          <w:sz w:val="28"/>
-          <w:szCs w:val="28"/>
-        </w:rPr>
-        <mc:AlternateContent>
-          <mc:Choice Requires="wps">
-            <w:drawing>
-              <wp:inline distT="0" distB="0" distL="0" distR="0" wp14:anchorId="49EC9912" wp14:editId="55EFDB9A">
-                <wp:extent cx="5410200" cy="9525"/>
-                <wp:effectExtent l="0" t="0" r="0" b="0"/>
-                <wp:docPr id="1" name="AutoShape 9"/>
-                <wp:cNvGraphicFramePr>
-                  <a:graphicFrameLocks xmlns:a="http://schemas.openxmlformats.org/drawingml/2006/main" noChangeAspect="1"/>
-                </wp:cNvGraphicFramePr>
-                <a:graphic xmlns:a="http://schemas.openxmlformats.org/drawingml/2006/main">
-                  <a:graphicData uri="http://schemas.microsoft.com/office/word/2010/wordprocessingShape">
-                    <wps:wsp>
-                      <wps:cNvSpPr>
-                        <a:spLocks noChangeAspect="1" noChangeArrowheads="1"/>
-                      </wps:cNvSpPr>
-                      <wps:spPr bwMode="auto">
-                        <a:xfrm>
-                          <a:off x="0" y="0"/>
-                          <a:ext cx="5410200" cy="9525"/>
-                        </a:xfrm>
-                        <a:prstGeom prst="rect">
-                          <a:avLst/>
-                        </a:prstGeom>
-                        <a:noFill/>
-                        <a:ln>
-                          <a:noFill/>
-                        </a:ln>
-                        <a:extLst>
-                          <a:ext uri="{909E8E84-426E-40DD-AFC4-6F175D3DCCD1}">
-                            <a14:hiddenFill xmlns:a14="http://schemas.microsoft.com/office/drawing/2010/main">
-                              <a:solidFill>
-                                <a:srgbClr val="FFFFFF"/>
-                              </a:solidFill>
-                            </a14:hiddenFill>
-                          </a:ext>
-                          <a:ext uri="{91240B29-F687-4F45-9708-019B960494DF}">
-                            <a14:hiddenLine xmlns:a14="http://schemas.microsoft.com/office/drawing/2010/main" w="9525">
-                              <a:solidFill>
-                                <a:srgbClr val="000000"/>
-                              </a:solidFill>
-                              <a:miter lim="800000"/>
-                              <a:headEnd/>
-                              <a:tailEnd/>
-                            </a14:hiddenLine>
-                          </a:ext>
-                        </a:extLst>
-                      </wps:spPr>
-                      <wps:bodyPr rot="0" vert="horz" wrap="square" lIns="91440" tIns="45720" rIns="91440" bIns="45720" anchor="t" anchorCtr="0" upright="1">
-                        <a:noAutofit/>
-                      </wps:bodyPr>
-                    </wps:wsp>
-                  </a:graphicData>
-                </a:graphic>
-              </wp:inline>
-            </w:drawing>
-          </mc:Choice>
-          <mc:Fallback>
-            <w:pict>
-              <v:rect w14:anchorId="690A85D8" id="AutoShape 9" o:spid="_x0000_s1026" style="width:426pt;height:.75pt;visibility:visible;mso-wrap-style:square;mso-left-percent:-10001;mso-top-percent:-10001;mso-position-horizontal:absolute;mso-position-horizontal-relative:char;mso-position-vertical:absolute;mso-position-vertical-relative:line;mso-left-percent:-10001;mso-top-percent:-10001;v-text-anchor:top" o:gfxdata="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" filled="f" stroked="f">
-                <o:lock v:ext="edit" aspectratio="t"/>
-                <w10:anchorlock/>
-              </v:rect>
-            </w:pict>
-          </mc:Fallback>
-        </mc:AlternateContent>
-      </w:r>
-    </w:p>
-    <w:p>
-      <w:pPr>
-        <w:spacing w:line="480" w:lineRule="auto"/>
-        <w:rPr>
-          <w:rFonts w:ascii="Times New Roman" w:eastAsia="思源黑体 CN Normal" w:hAnsi="Times New Roman"/>
-          <w:b/>
-          <w:szCs w:val="18"/>
-        </w:rPr>
-      </w:pPr>
-      <w:r>
-        <w:rPr>
-          <w:rFonts w:ascii="Times New Roman" w:eastAsia="思源黑体 CN Normal" w:hAnsi="Times New Roman"/>
-          <w:b/>
           <w:szCs w:val="18"/>
         </w:rPr>
         <w:t>背景知识</w:t>
@@ -11935,7 +13861,25 @@
           <w:sz w:val="18"/>
           <w:szCs w:val="18"/>
         </w:rPr>
-        <w:t>的活性可靶向杀伤</w:t>
+        <w:t>的活性</w:t>
+      </w:r>
+      <w:proofErr w:type="gramStart"/>
+      <w:r>
+        <w:rPr>
+          <w:rFonts w:ascii="Times New Roman" w:eastAsia="思源黑体 CN Normal" w:hAnsi="Times New Roman"/>
+          <w:sz w:val="18"/>
+          <w:szCs w:val="18"/>
+        </w:rPr>
+        <w:t>可靶向</w:t>
+      </w:r>
+      <w:proofErr w:type="gramEnd"/>
+      <w:r>
+        <w:rPr>
+          <w:rFonts w:ascii="Times New Roman" w:eastAsia="思源黑体 CN Normal" w:hAnsi="Times New Roman"/>
+          <w:sz w:val="18"/>
+          <w:szCs w:val="18"/>
+        </w:rPr>
+        <w:t>杀伤</w:t>
       </w:r>
       <w:r>
         <w:rPr>
@@ -12366,7 +14310,25 @@
           <w:sz w:val="18"/>
           <w:szCs w:val="18"/>
         </w:rPr>
-        <w:t>靶向治疗之后另一个被寄予厚望的临床肿瘤治疗的重要方向。</w:t>
+        <w:t>靶</w:t>
+      </w:r>
+      <w:proofErr w:type="gramStart"/>
+      <w:r>
+        <w:rPr>
+          <w:rFonts w:ascii="Times New Roman" w:eastAsia="思源黑体 CN Normal" w:hAnsi="Times New Roman"/>
+          <w:sz w:val="18"/>
+          <w:szCs w:val="18"/>
+        </w:rPr>
+        <w:t>向治疗</w:t>
+      </w:r>
+      <w:proofErr w:type="gramEnd"/>
+      <w:r>
+        <w:rPr>
+          <w:rFonts w:ascii="Times New Roman" w:eastAsia="思源黑体 CN Normal" w:hAnsi="Times New Roman"/>
+          <w:sz w:val="18"/>
+          <w:szCs w:val="18"/>
+        </w:rPr>
+        <w:t>之后另一个被寄予厚望的临床肿瘤治疗的重要方向。</w:t>
       </w:r>
     </w:p>
     <w:p>
@@ -13178,7 +15140,7 @@
     <w:p>
       <w:pPr>
         <w:spacing w:line="360" w:lineRule="auto"/>
-        <w:ind w:firstLineChars="200" w:firstLine="370"/>
+        <w:ind w:firstLineChars="200" w:firstLine="367"/>
         <w:rPr>
           <w:rFonts w:ascii="Times New Roman" w:eastAsia="思源黑体 CN Normal" w:hAnsi="Times New Roman"/>
           <w:b/>
@@ -14238,7 +16200,25 @@
                 <w:sz w:val="18"/>
                 <w:szCs w:val="18"/>
               </w:rPr>
-              <w:t>与贝伐珠单抗联合用于一线铂类化疗后具有完全或部分缓解的</w:t>
+              <w:t>与贝</w:t>
+            </w:r>
+            <w:proofErr w:type="gramStart"/>
+            <w:r>
+              <w:rPr>
+                <w:rFonts w:ascii="Times New Roman" w:eastAsia="思源黑体 CN Normal" w:hAnsi="Times New Roman"/>
+                <w:sz w:val="18"/>
+                <w:szCs w:val="18"/>
+              </w:rPr>
+              <w:t>伐珠单</w:t>
+            </w:r>
+            <w:proofErr w:type="gramEnd"/>
+            <w:r>
+              <w:rPr>
+                <w:rFonts w:ascii="Times New Roman" w:eastAsia="思源黑体 CN Normal" w:hAnsi="Times New Roman"/>
+                <w:sz w:val="18"/>
+                <w:szCs w:val="18"/>
+              </w:rPr>
+              <w:t>抗联合用于一线铂类化疗后具有完全或部分缓解的</w:t>
             </w:r>
             <w:r>
               <w:rPr>
@@ -16422,8 +18402,19 @@
                 <w:sz w:val="18"/>
                 <w:szCs w:val="18"/>
               </w:rPr>
-              <w:t xml:space="preserve"> mCRPC</w:t>
-            </w:r>
+              <w:t xml:space="preserve"> </w:t>
+            </w:r>
+            <w:proofErr w:type="spellStart"/>
+            <w:r>
+              <w:rPr>
+                <w:rFonts w:ascii="Times New Roman" w:eastAsia="思源黑体 CN Normal" w:hAnsi="Times New Roman"/>
+                <w:color w:val="000000"/>
+                <w:sz w:val="18"/>
+                <w:szCs w:val="18"/>
+              </w:rPr>
+              <w:t>mCRPC</w:t>
+            </w:r>
+            <w:proofErr w:type="spellEnd"/>
             <w:r>
               <w:rPr>
                 <w:rFonts w:ascii="Times New Roman" w:eastAsia="思源黑体 CN Normal" w:hAnsi="Times New Roman"/>
@@ -16530,6 +18521,7 @@
               </w:rPr>
               <w:t>拉</w:t>
             </w:r>
+            <w:proofErr w:type="gramStart"/>
             <w:r>
               <w:rPr>
                 <w:rFonts w:ascii="Times New Roman" w:eastAsia="思源黑体 CN Normal" w:hAnsi="Times New Roman"/>
@@ -16539,6 +18531,7 @@
               </w:rPr>
               <w:t>唑</w:t>
             </w:r>
+            <w:proofErr w:type="gramEnd"/>
             <w:r>
               <w:rPr>
                 <w:rFonts w:ascii="Times New Roman" w:eastAsia="思源黑体 CN Normal" w:hAnsi="Times New Roman" w:hint="eastAsia"/>
@@ -16556,8 +18549,18 @@
                 <w:szCs w:val="18"/>
               </w:rPr>
               <w:br/>
+            </w:r>
+            <w:proofErr w:type="spellStart"/>
+            <w:r>
+              <w:rPr>
+                <w:rFonts w:ascii="Times New Roman" w:eastAsia="思源黑体 CN Normal" w:hAnsi="Times New Roman"/>
+                <w:color w:val="000000"/>
+                <w:sz w:val="18"/>
+                <w:szCs w:val="18"/>
+              </w:rPr>
               <w:t>Talazoparib</w:t>
             </w:r>
+            <w:proofErr w:type="spellEnd"/>
           </w:p>
         </w:tc>
         <w:tc>
@@ -16756,7 +18759,27 @@
                 <w:sz w:val="18"/>
                 <w:szCs w:val="18"/>
               </w:rPr>
-              <w:t>氟唑帕利</w:t>
+              <w:t>氟</w:t>
+            </w:r>
+            <w:proofErr w:type="gramStart"/>
+            <w:r>
+              <w:rPr>
+                <w:rFonts w:ascii="Times New Roman" w:eastAsia="思源黑体 CN Normal" w:hAnsi="Times New Roman" w:hint="eastAsia"/>
+                <w:color w:val="000000"/>
+                <w:sz w:val="18"/>
+                <w:szCs w:val="18"/>
+              </w:rPr>
+              <w:t>唑</w:t>
+            </w:r>
+            <w:proofErr w:type="gramEnd"/>
+            <w:r>
+              <w:rPr>
+                <w:rFonts w:ascii="Times New Roman" w:eastAsia="思源黑体 CN Normal" w:hAnsi="Times New Roman" w:hint="eastAsia"/>
+                <w:color w:val="000000"/>
+                <w:sz w:val="18"/>
+                <w:szCs w:val="18"/>
+              </w:rPr>
+              <w:t>帕利</w:t>
             </w:r>
           </w:p>
           <w:p>
@@ -16770,6 +18793,7 @@
                 <w:szCs w:val="18"/>
               </w:rPr>
             </w:pPr>
+            <w:proofErr w:type="spellStart"/>
             <w:r>
               <w:rPr>
                 <w:rFonts w:ascii="Times New Roman" w:eastAsia="思源黑体 CN Normal" w:hAnsi="Times New Roman"/>
@@ -16779,6 +18803,7 @@
               </w:rPr>
               <w:t>Fluzoparib</w:t>
             </w:r>
+            <w:proofErr w:type="spellEnd"/>
           </w:p>
         </w:tc>
         <w:tc>
@@ -16867,8 +18892,9 @@
                 <w:sz w:val="18"/>
                 <w:szCs w:val="18"/>
               </w:rPr>
-              <w:t>已批准氟唑帕利用于卵巢癌治疗，具体适用情况如下：既往经过二线及以上化疗的伴有胚系</w:t>
-            </w:r>
+              <w:t>已批准氟</w:t>
+            </w:r>
+            <w:proofErr w:type="gramStart"/>
             <w:r>
               <w:rPr>
                 <w:rFonts w:ascii="Times New Roman" w:eastAsia="思源黑体 CN Normal" w:hAnsi="Times New Roman" w:hint="eastAsia"/>
@@ -16876,6 +18902,25 @@
                 <w:sz w:val="18"/>
                 <w:szCs w:val="18"/>
               </w:rPr>
+              <w:t>唑帕利用</w:t>
+            </w:r>
+            <w:proofErr w:type="gramEnd"/>
+            <w:r>
+              <w:rPr>
+                <w:rFonts w:ascii="Times New Roman" w:eastAsia="思源黑体 CN Normal" w:hAnsi="Times New Roman" w:hint="eastAsia"/>
+                <w:color w:val="000000"/>
+                <w:sz w:val="18"/>
+                <w:szCs w:val="18"/>
+              </w:rPr>
+              <w:t>于卵巢癌治疗，具体适用情况如下：既往经过二线及以上化疗的伴有胚系</w:t>
+            </w:r>
+            <w:r>
+              <w:rPr>
+                <w:rFonts w:ascii="Times New Roman" w:eastAsia="思源黑体 CN Normal" w:hAnsi="Times New Roman" w:hint="eastAsia"/>
+                <w:color w:val="000000"/>
+                <w:sz w:val="18"/>
+                <w:szCs w:val="18"/>
+              </w:rPr>
               <w:t>BRCA</w:t>
             </w:r>
             <w:r>
@@ -16894,7 +18939,27 @@
                 <w:sz w:val="18"/>
                 <w:szCs w:val="18"/>
               </w:rPr>
-              <w:t>(gBRCAm)</w:t>
+              <w:t>(</w:t>
+            </w:r>
+            <w:proofErr w:type="spellStart"/>
+            <w:r>
+              <w:rPr>
+                <w:rFonts w:ascii="Times New Roman" w:eastAsia="思源黑体 CN Normal" w:hAnsi="Times New Roman" w:hint="eastAsia"/>
+                <w:color w:val="000000"/>
+                <w:sz w:val="18"/>
+                <w:szCs w:val="18"/>
+              </w:rPr>
+              <w:t>gBRCAm</w:t>
+            </w:r>
+            <w:proofErr w:type="spellEnd"/>
+            <w:r>
+              <w:rPr>
+                <w:rFonts w:ascii="Times New Roman" w:eastAsia="思源黑体 CN Normal" w:hAnsi="Times New Roman" w:hint="eastAsia"/>
+                <w:color w:val="000000"/>
+                <w:sz w:val="18"/>
+                <w:szCs w:val="18"/>
+              </w:rPr>
+              <w:t>)</w:t>
             </w:r>
             <w:r>
               <w:rPr>
@@ -16965,6 +19030,7 @@
                 <w:szCs w:val="18"/>
               </w:rPr>
             </w:pPr>
+            <w:proofErr w:type="gramStart"/>
             <w:r>
               <w:rPr>
                 <w:rFonts w:ascii="Times New Roman" w:eastAsia="思源黑体 CN Normal" w:hAnsi="Times New Roman" w:hint="eastAsia"/>
@@ -16974,6 +19040,7 @@
               </w:rPr>
               <w:t>帕米帕利</w:t>
             </w:r>
+            <w:proofErr w:type="gramEnd"/>
           </w:p>
           <w:p>
             <w:pPr>
@@ -16986,6 +19053,7 @@
                 <w:szCs w:val="18"/>
               </w:rPr>
             </w:pPr>
+            <w:proofErr w:type="spellStart"/>
             <w:r>
               <w:rPr>
                 <w:rFonts w:ascii="Times New Roman" w:eastAsia="思源黑体 CN Normal" w:hAnsi="Times New Roman"/>
@@ -17004,6 +19072,7 @@
               </w:rPr>
               <w:t>amiparib</w:t>
             </w:r>
+            <w:proofErr w:type="spellEnd"/>
           </w:p>
         </w:tc>
         <w:tc>
@@ -17092,8 +19161,9 @@
                 <w:sz w:val="18"/>
                 <w:szCs w:val="18"/>
               </w:rPr>
-              <w:t>已批准帕米帕利用于既往经过二线及以上化疗的伴有胚系</w:t>
-            </w:r>
+              <w:t>已批准帕</w:t>
+            </w:r>
+            <w:proofErr w:type="gramStart"/>
             <w:r>
               <w:rPr>
                 <w:rFonts w:ascii="Times New Roman" w:eastAsia="思源黑体 CN Normal" w:hAnsi="Times New Roman" w:hint="eastAsia"/>
@@ -17101,7 +19171,46 @@
                 <w:sz w:val="18"/>
                 <w:szCs w:val="18"/>
               </w:rPr>
-              <w:t>BRCA(gBRCA)</w:t>
+              <w:t>米帕利用</w:t>
+            </w:r>
+            <w:proofErr w:type="gramEnd"/>
+            <w:r>
+              <w:rPr>
+                <w:rFonts w:ascii="Times New Roman" w:eastAsia="思源黑体 CN Normal" w:hAnsi="Times New Roman" w:hint="eastAsia"/>
+                <w:color w:val="000000"/>
+                <w:sz w:val="18"/>
+                <w:szCs w:val="18"/>
+              </w:rPr>
+              <w:t>于既往经过二线及以上化疗的伴有胚系</w:t>
+            </w:r>
+            <w:r>
+              <w:rPr>
+                <w:rFonts w:ascii="Times New Roman" w:eastAsia="思源黑体 CN Normal" w:hAnsi="Times New Roman" w:hint="eastAsia"/>
+                <w:color w:val="000000"/>
+                <w:sz w:val="18"/>
+                <w:szCs w:val="18"/>
+              </w:rPr>
+              <w:t>BRCA(</w:t>
+            </w:r>
+            <w:proofErr w:type="spellStart"/>
+            <w:r>
+              <w:rPr>
+                <w:rFonts w:ascii="Times New Roman" w:eastAsia="思源黑体 CN Normal" w:hAnsi="Times New Roman" w:hint="eastAsia"/>
+                <w:color w:val="000000"/>
+                <w:sz w:val="18"/>
+                <w:szCs w:val="18"/>
+              </w:rPr>
+              <w:t>gBRCA</w:t>
+            </w:r>
+            <w:proofErr w:type="spellEnd"/>
+            <w:r>
+              <w:rPr>
+                <w:rFonts w:ascii="Times New Roman" w:eastAsia="思源黑体 CN Normal" w:hAnsi="Times New Roman" w:hint="eastAsia"/>
+                <w:color w:val="000000"/>
+                <w:sz w:val="18"/>
+                <w:szCs w:val="18"/>
+              </w:rPr>
+              <w:t>)</w:t>
             </w:r>
             <w:r>
               <w:rPr>
@@ -17450,7 +19559,25 @@
           <w:sz w:val="18"/>
           <w:szCs w:val="18"/>
         </w:rPr>
-        <w:t>损伤类化疗药物（铂类和蒽环类）</w:t>
+        <w:t>损伤类化疗药物（铂类和</w:t>
+      </w:r>
+      <w:proofErr w:type="gramStart"/>
+      <w:r>
+        <w:rPr>
+          <w:rFonts w:ascii="Times New Roman" w:eastAsia="思源黑体 CN Normal" w:hAnsi="Times New Roman"/>
+          <w:sz w:val="18"/>
+          <w:szCs w:val="18"/>
+        </w:rPr>
+        <w:t>蒽</w:t>
+      </w:r>
+      <w:proofErr w:type="gramEnd"/>
+      <w:r>
+        <w:rPr>
+          <w:rFonts w:ascii="Times New Roman" w:eastAsia="思源黑体 CN Normal" w:hAnsi="Times New Roman"/>
+          <w:sz w:val="18"/>
+          <w:szCs w:val="18"/>
+        </w:rPr>
+        <w:t>环类）</w:t>
       </w:r>
     </w:p>
     <w:p>
@@ -17485,7 +19612,25 @@
           <w:sz w:val="18"/>
           <w:szCs w:val="18"/>
         </w:rPr>
-        <w:t>，而对于促微管聚合化疗药物（紫杉类）则无效</w:t>
+        <w:t>，而</w:t>
+      </w:r>
+      <w:proofErr w:type="gramStart"/>
+      <w:r>
+        <w:rPr>
+          <w:rFonts w:ascii="Times New Roman" w:eastAsia="思源黑体 CN Normal" w:hAnsi="Times New Roman"/>
+          <w:sz w:val="18"/>
+          <w:szCs w:val="18"/>
+        </w:rPr>
+        <w:t>对于促</w:t>
+      </w:r>
+      <w:proofErr w:type="gramEnd"/>
+      <w:r>
+        <w:rPr>
+          <w:rFonts w:ascii="Times New Roman" w:eastAsia="思源黑体 CN Normal" w:hAnsi="Times New Roman"/>
+          <w:sz w:val="18"/>
+          <w:szCs w:val="18"/>
+        </w:rPr>
+        <w:t>微管聚合化疗药物（紫杉类）则无效</w:t>
       </w:r>
       <w:r>
         <w:rPr>
@@ -17536,7 +19681,25 @@
           <w:sz w:val="18"/>
           <w:szCs w:val="18"/>
         </w:rPr>
-        <w:t>基因突变患者对顺铂治疗的病理完全缓解率（</w:t>
+        <w:t>基因突变患者对</w:t>
+      </w:r>
+      <w:proofErr w:type="gramStart"/>
+      <w:r>
+        <w:rPr>
+          <w:rFonts w:ascii="Times New Roman" w:eastAsia="思源黑体 CN Normal" w:hAnsi="Times New Roman"/>
+          <w:sz w:val="18"/>
+          <w:szCs w:val="18"/>
+        </w:rPr>
+        <w:t>顺铂治疗</w:t>
+      </w:r>
+      <w:proofErr w:type="gramEnd"/>
+      <w:r>
+        <w:rPr>
+          <w:rFonts w:ascii="Times New Roman" w:eastAsia="思源黑体 CN Normal" w:hAnsi="Times New Roman"/>
+          <w:sz w:val="18"/>
+          <w:szCs w:val="18"/>
+        </w:rPr>
+        <w:t>的病理完全缓解率（</w:t>
       </w:r>
       <w:r>
         <w:rPr>
@@ -17554,6 +19717,7 @@
         </w:rPr>
         <w:t>，</w:t>
       </w:r>
+      <w:proofErr w:type="spellStart"/>
       <w:r>
         <w:rPr>
           <w:rFonts w:ascii="Times New Roman" w:eastAsia="思源黑体 CN Normal" w:hAnsi="Times New Roman"/>
@@ -17562,6 +19726,7 @@
         </w:rPr>
         <w:t>pCR</w:t>
       </w:r>
+      <w:proofErr w:type="spellEnd"/>
       <w:r>
         <w:rPr>
           <w:rFonts w:ascii="Times New Roman" w:eastAsia="思源黑体 CN Normal" w:hAnsi="Times New Roman"/>
@@ -17586,6 +19751,7 @@
         </w:rPr>
         <w:t>，而对紫杉类药物治疗的</w:t>
       </w:r>
+      <w:proofErr w:type="spellStart"/>
       <w:r>
         <w:rPr>
           <w:rFonts w:ascii="Times New Roman" w:eastAsia="思源黑体 CN Normal" w:hAnsi="Times New Roman"/>
@@ -17594,6 +19760,7 @@
         </w:rPr>
         <w:t>pCR</w:t>
       </w:r>
+      <w:proofErr w:type="spellEnd"/>
       <w:r>
         <w:rPr>
           <w:rFonts w:ascii="Times New Roman" w:eastAsia="思源黑体 CN Normal" w:hAnsi="Times New Roman"/>
@@ -18636,6 +20803,7 @@
           <w:szCs w:val="18"/>
         </w:rPr>
       </w:pPr>
+      <w:proofErr w:type="gramStart"/>
       <w:r>
         <w:rPr>
           <w:rFonts w:ascii="Times New Roman" w:eastAsia="思源黑体 CN Normal" w:hAnsi="Times New Roman"/>
@@ -18645,6 +20813,7 @@
         <w:lastRenderedPageBreak/>
         <w:t>适检人群</w:t>
       </w:r>
+      <w:proofErr w:type="gramEnd"/>
     </w:p>
     <w:p>
       <w:pPr>
@@ -19254,7 +21423,25 @@
           <w:sz w:val="18"/>
           <w:szCs w:val="18"/>
         </w:rPr>
-        <w:t>、本检测仅为临床治疗或诊断提供参考，具体的诊断结果及治疗决策应由临床医生综合患者的各种临床信息和检测结果进行判断。</w:t>
+        <w:t>、本</w:t>
+      </w:r>
+      <w:proofErr w:type="gramStart"/>
+      <w:r>
+        <w:rPr>
+          <w:rFonts w:ascii="Times New Roman" w:eastAsia="思源黑体 CN Normal" w:hAnsi="Times New Roman"/>
+          <w:sz w:val="18"/>
+          <w:szCs w:val="18"/>
+        </w:rPr>
+        <w:t>检测仅</w:t>
+      </w:r>
+      <w:proofErr w:type="gramEnd"/>
+      <w:r>
+        <w:rPr>
+          <w:rFonts w:ascii="Times New Roman" w:eastAsia="思源黑体 CN Normal" w:hAnsi="Times New Roman"/>
+          <w:sz w:val="18"/>
+          <w:szCs w:val="18"/>
+        </w:rPr>
+        <w:t>为临床治疗或诊断提供参考，具体的诊断结果及治疗决策应由临床医生综合患者的各种临床信息和检测结果进行判断。</w:t>
       </w:r>
     </w:p>
     <w:p>
@@ -20212,7 +22399,7 @@
 </file>
 
 <file path=word/endnotes.xml><?xml version="1.0" encoding="utf-8"?>
-<w:endnotes xmlns:wpc="http://schemas.microsoft.com/office/word/2010/wordprocessingCanvas" xmlns:cx="http://schemas.microsoft.com/office/drawing/2014/chartex" xmlns:cx1="http://schemas.microsoft.com/office/drawing/2015/9/8/chartex" xmlns:cx2="http://schemas.microsoft.com/office/drawing/2015/10/21/chartex" xmlns:cx3="http://schemas.microsoft.com/office/drawing/2016/5/9/chartex" xmlns:cx4="http://schemas.microsoft.com/office/drawing/2016/5/10/chartex" xmlns:cx5="http://schemas.microsoft.com/office/drawing/2016/5/11/chartex" xmlns:cx6="http://schemas.microsoft.com/office/drawing/2016/5/12/chartex" xmlns:cx7="http://schemas.microsoft.com/office/drawing/2016/5/13/chartex" xmlns:cx8="http://schemas.microsoft.com/office/drawing/2016/5/14/chartex" xmlns:mc="http://schemas.openxmlformats.org/markup-compatibility/2006" xmlns:aink="http://schemas.microsoft.com/office/drawing/2016/ink" xmlns:am3d="http://schemas.microsoft.com/office/drawing/2017/model3d" xmlns:o="urn:schemas-microsoft-com:office:office" xmlns:oel="http://schemas.microsoft.com/office/2019/extlst" xmlns:r="http://schemas.openxmlformats.org/officeDocument/2006/relationships" xmlns:m="http://schemas.openxmlformats.org/officeDocument/2006/math" xmlns:v="urn:schemas-microsoft-com:vml" xmlns:wp14="http://schemas.microsoft.com/office/word/2010/wordprocessingDrawing" xmlns:wp="http://schemas.openxmlformats.org/drawingml/2006/wordprocessingDrawing" xmlns:w10="urn:schemas-microsoft-com:office:word" xmlns:w="http://schemas.openxmlformats.org/wordprocessingml/2006/main" xmlns:w14="http://schemas.microsoft.com/office/word/2010/wordml" xmlns:w15="http://schemas.microsoft.com/office/word/2012/wordml" xmlns:w16cex="http://schemas.microsoft.com/office/word/2018/wordml/cex" xmlns:w16cid="http://schemas.microsoft.com/office/word/2016/wordml/cid" xmlns:w16="http://schemas.microsoft.com/office/word/2018/wordml" xmlns:w16sdtdh="http://schemas.microsoft.com/office/word/2020/wordml/sdtdatahash" xmlns:w16se="http://schemas.microsoft.com/office/word/2015/wordml/symex" xmlns:wpg="http://schemas.microsoft.com/office/word/2010/wordprocessingGroup" xmlns:wpi="http://schemas.microsoft.com/office/word/2010/wordprocessingInk" xmlns:wne="http://schemas.microsoft.com/office/word/2006/wordml" xmlns:wps="http://schemas.microsoft.com/office/word/2010/wordprocessingShape" mc:Ignorable="w14 w15 w16se w16cid w16 w16cex w16sdtdh wp14">
+<w:endnotes xmlns:wpc="http://schemas.microsoft.com/office/word/2010/wordprocessingCanvas" xmlns:cx="http://schemas.microsoft.com/office/drawing/2014/chartex" xmlns:cx1="http://schemas.microsoft.com/office/drawing/2015/9/8/chartex" xmlns:cx2="http://schemas.microsoft.com/office/drawing/2015/10/21/chartex" xmlns:cx3="http://schemas.microsoft.com/office/drawing/2016/5/9/chartex" xmlns:cx4="http://schemas.microsoft.com/office/drawing/2016/5/10/chartex" xmlns:cx5="http://schemas.microsoft.com/office/drawing/2016/5/11/chartex" xmlns:cx6="http://schemas.microsoft.com/office/drawing/2016/5/12/chartex" xmlns:cx7="http://schemas.microsoft.com/office/drawing/2016/5/13/chartex" xmlns:cx8="http://schemas.microsoft.com/office/drawing/2016/5/14/chartex" xmlns:mc="http://schemas.openxmlformats.org/markup-compatibility/2006" xmlns:aink="http://schemas.microsoft.com/office/drawing/2016/ink" xmlns:am3d="http://schemas.microsoft.com/office/drawing/2017/model3d" xmlns:o="urn:schemas-microsoft-com:office:office" xmlns:r="http://schemas.openxmlformats.org/officeDocument/2006/relationships" xmlns:m="http://schemas.openxmlformats.org/officeDocument/2006/math" xmlns:v="urn:schemas-microsoft-com:vml" xmlns:wp14="http://schemas.microsoft.com/office/word/2010/wordprocessingDrawing" xmlns:wp="http://schemas.openxmlformats.org/drawingml/2006/wordprocessingDrawing" xmlns:w10="urn:schemas-microsoft-com:office:word" xmlns:w="http://schemas.openxmlformats.org/wordprocessingml/2006/main" xmlns:w14="http://schemas.microsoft.com/office/word/2010/wordml" xmlns:w15="http://schemas.microsoft.com/office/word/2012/wordml" xmlns:w16cex="http://schemas.microsoft.com/office/word/2018/wordml/cex" xmlns:w16cid="http://schemas.microsoft.com/office/word/2016/wordml/cid" xmlns:w16="http://schemas.microsoft.com/office/word/2018/wordml" xmlns:w16sdtdh="http://schemas.microsoft.com/office/word/2020/wordml/sdtdatahash" xmlns:w16se="http://schemas.microsoft.com/office/word/2015/wordml/symex" xmlns:wpg="http://schemas.microsoft.com/office/word/2010/wordprocessingGroup" xmlns:wpi="http://schemas.microsoft.com/office/word/2010/wordprocessingInk" xmlns:wne="http://schemas.microsoft.com/office/word/2006/wordml" xmlns:wps="http://schemas.microsoft.com/office/word/2010/wordprocessingShape" mc:Ignorable="w14 w15 w16se w16cid w16 w16cex w16sdtdh wp14">
   <w:endnote w:type="separator" w:id="-1">
     <w:p>
       <w:r>
@@ -20231,7 +22418,7 @@
 </file>
 
 <file path=word/footnotes.xml><?xml version="1.0" encoding="utf-8"?>
-<w:footnotes xmlns:wpc="http://schemas.microsoft.com/office/word/2010/wordprocessingCanvas" xmlns:cx="http://schemas.microsoft.com/office/drawing/2014/chartex" xmlns:cx1="http://schemas.microsoft.com/office/drawing/2015/9/8/chartex" xmlns:cx2="http://schemas.microsoft.com/office/drawing/2015/10/21/chartex" xmlns:cx3="http://schemas.microsoft.com/office/drawing/2016/5/9/chartex" xmlns:cx4="http://schemas.microsoft.com/office/drawing/2016/5/10/chartex" xmlns:cx5="http://schemas.microsoft.com/office/drawing/2016/5/11/chartex" xmlns:cx6="http://schemas.microsoft.com/office/drawing/2016/5/12/chartex" xmlns:cx7="http://schemas.microsoft.com/office/drawing/2016/5/13/chartex" xmlns:cx8="http://schemas.microsoft.com/office/drawing/2016/5/14/chartex" xmlns:mc="http://schemas.openxmlformats.org/markup-compatibility/2006" xmlns:aink="http://schemas.microsoft.com/office/drawing/2016/ink" xmlns:am3d="http://schemas.microsoft.com/office/drawing/2017/model3d" xmlns:o="urn:schemas-microsoft-com:office:office" xmlns:oel="http://schemas.microsoft.com/office/2019/extlst" xmlns:r="http://schemas.openxmlformats.org/officeDocument/2006/relationships" xmlns:m="http://schemas.openxmlformats.org/officeDocument/2006/math" xmlns:v="urn:schemas-microsoft-com:vml" xmlns:wp14="http://schemas.microsoft.com/office/word/2010/wordprocessingDrawing" xmlns:wp="http://schemas.openxmlformats.org/drawingml/2006/wordprocessingDrawing" xmlns:w10="urn:schemas-microsoft-com:office:word" xmlns:w="http://schemas.openxmlformats.org/wordprocessingml/2006/main" xmlns:w14="http://schemas.microsoft.com/office/word/2010/wordml" xmlns:w15="http://schemas.microsoft.com/office/word/2012/wordml" xmlns:w16cex="http://schemas.microsoft.com/office/word/2018/wordml/cex" xmlns:w16cid="http://schemas.microsoft.com/office/word/2016/wordml/cid" xmlns:w16="http://schemas.microsoft.com/office/word/2018/wordml" xmlns:w16sdtdh="http://schemas.microsoft.com/office/word/2020/wordml/sdtdatahash" xmlns:w16se="http://schemas.microsoft.com/office/word/2015/wordml/symex" xmlns:wpg="http://schemas.microsoft.com/office/word/2010/wordprocessingGroup" xmlns:wpi="http://schemas.microsoft.com/office/word/2010/wordprocessingInk" xmlns:wne="http://schemas.microsoft.com/office/word/2006/wordml" xmlns:wps="http://schemas.microsoft.com/office/word/2010/wordprocessingShape" mc:Ignorable="w14 w15 w16se w16cid w16 w16cex w16sdtdh wp14">
+<w:footnotes xmlns:wpc="http://schemas.microsoft.com/office/word/2010/wordprocessingCanvas" xmlns:cx="http://schemas.microsoft.com/office/drawing/2014/chartex" xmlns:cx1="http://schemas.microsoft.com/office/drawing/2015/9/8/chartex" xmlns:cx2="http://schemas.microsoft.com/office/drawing/2015/10/21/chartex" xmlns:cx3="http://schemas.microsoft.com/office/drawing/2016/5/9/chartex" xmlns:cx4="http://schemas.microsoft.com/office/drawing/2016/5/10/chartex" xmlns:cx5="http://schemas.microsoft.com/office/drawing/2016/5/11/chartex" xmlns:cx6="http://schemas.microsoft.com/office/drawing/2016/5/12/chartex" xmlns:cx7="http://schemas.microsoft.com/office/drawing/2016/5/13/chartex" xmlns:cx8="http://schemas.microsoft.com/office/drawing/2016/5/14/chartex" xmlns:mc="http://schemas.openxmlformats.org/markup-compatibility/2006" xmlns:aink="http://schemas.microsoft.com/office/drawing/2016/ink" xmlns:am3d="http://schemas.microsoft.com/office/drawing/2017/model3d" xmlns:o="urn:schemas-microsoft-com:office:office" xmlns:r="http://schemas.openxmlformats.org/officeDocument/2006/relationships" xmlns:m="http://schemas.openxmlformats.org/officeDocument/2006/math" xmlns:v="urn:schemas-microsoft-com:vml" xmlns:wp14="http://schemas.microsoft.com/office/word/2010/wordprocessingDrawing" xmlns:wp="http://schemas.openxmlformats.org/drawingml/2006/wordprocessingDrawing" xmlns:w10="urn:schemas-microsoft-com:office:word" xmlns:w="http://schemas.openxmlformats.org/wordprocessingml/2006/main" xmlns:w14="http://schemas.microsoft.com/office/word/2010/wordml" xmlns:w15="http://schemas.microsoft.com/office/word/2012/wordml" xmlns:w16cex="http://schemas.microsoft.com/office/word/2018/wordml/cex" xmlns:w16cid="http://schemas.microsoft.com/office/word/2016/wordml/cid" xmlns:w16="http://schemas.microsoft.com/office/word/2018/wordml" xmlns:w16sdtdh="http://schemas.microsoft.com/office/word/2020/wordml/sdtdatahash" xmlns:w16se="http://schemas.microsoft.com/office/word/2015/wordml/symex" xmlns:wpg="http://schemas.microsoft.com/office/word/2010/wordprocessingGroup" xmlns:wpi="http://schemas.microsoft.com/office/word/2010/wordprocessingInk" xmlns:wne="http://schemas.microsoft.com/office/word/2006/wordml" xmlns:wps="http://schemas.microsoft.com/office/word/2010/wordprocessingShape" mc:Ignorable="w14 w15 w16se w16cid w16 w16cex w16sdtdh wp14">
   <w:footnote w:type="separator" w:id="-1">
     <w:p>
       <w:r>
@@ -20250,7 +22437,7 @@
 </file>
 
 <file path=word/header1.xml><?xml version="1.0" encoding="utf-8"?>
-<w:hdr xmlns:wpc="http://schemas.microsoft.com/office/word/2010/wordprocessingCanvas" xmlns:cx="http://schemas.microsoft.com/office/drawing/2014/chartex" xmlns:cx1="http://schemas.microsoft.com/office/drawing/2015/9/8/chartex" xmlns:cx2="http://schemas.microsoft.com/office/drawing/2015/10/21/chartex" xmlns:cx3="http://schemas.microsoft.com/office/drawing/2016/5/9/chartex" xmlns:cx4="http://schemas.microsoft.com/office/drawing/2016/5/10/chartex" xmlns:cx5="http://schemas.microsoft.com/office/drawing/2016/5/11/chartex" xmlns:cx6="http://schemas.microsoft.com/office/drawing/2016/5/12/chartex" xmlns:cx7="http://schemas.microsoft.com/office/drawing/2016/5/13/chartex" xmlns:cx8="http://schemas.microsoft.com/office/drawing/2016/5/14/chartex" xmlns:mc="http://schemas.openxmlformats.org/markup-compatibility/2006" xmlns:aink="http://schemas.microsoft.com/office/drawing/2016/ink" xmlns:am3d="http://schemas.microsoft.com/office/drawing/2017/model3d" xmlns:o="urn:schemas-microsoft-com:office:office" xmlns:oel="http://schemas.microsoft.com/office/2019/extlst" xmlns:r="http://schemas.openxmlformats.org/officeDocument/2006/relationships" xmlns:m="http://schemas.openxmlformats.org/officeDocument/2006/math" xmlns:v="urn:schemas-microsoft-com:vml" xmlns:wp14="http://schemas.microsoft.com/office/word/2010/wordprocessingDrawing" xmlns:wp="http://schemas.openxmlformats.org/drawingml/2006/wordprocessingDrawing" xmlns:w10="urn:schemas-microsoft-com:office:word" xmlns:w="http://schemas.openxmlformats.org/wordprocessingml/2006/main" xmlns:w14="http://schemas.microsoft.com/office/word/2010/wordml" xmlns:w15="http://schemas.microsoft.com/office/word/2012/wordml" xmlns:w16cex="http://schemas.microsoft.com/office/word/2018/wordml/cex" xmlns:w16cid="http://schemas.microsoft.com/office/word/2016/wordml/cid" xmlns:w16="http://schemas.microsoft.com/office/word/2018/wordml" xmlns:w16sdtdh="http://schemas.microsoft.com/office/word/2020/wordml/sdtdatahash" xmlns:w16se="http://schemas.microsoft.com/office/word/2015/wordml/symex" xmlns:wpg="http://schemas.microsoft.com/office/word/2010/wordprocessingGroup" xmlns:wpi="http://schemas.microsoft.com/office/word/2010/wordprocessingInk" xmlns:wne="http://schemas.microsoft.com/office/word/2006/wordml" xmlns:wps="http://schemas.microsoft.com/office/word/2010/wordprocessingShape" mc:Ignorable="w14 w15 w16se w16cid w16 w16cex w16sdtdh wp14">
+<w:hdr xmlns:wpc="http://schemas.microsoft.com/office/word/2010/wordprocessingCanvas" xmlns:cx="http://schemas.microsoft.com/office/drawing/2014/chartex" xmlns:cx1="http://schemas.microsoft.com/office/drawing/2015/9/8/chartex" xmlns:cx2="http://schemas.microsoft.com/office/drawing/2015/10/21/chartex" xmlns:cx3="http://schemas.microsoft.com/office/drawing/2016/5/9/chartex" xmlns:cx4="http://schemas.microsoft.com/office/drawing/2016/5/10/chartex" xmlns:cx5="http://schemas.microsoft.com/office/drawing/2016/5/11/chartex" xmlns:cx6="http://schemas.microsoft.com/office/drawing/2016/5/12/chartex" xmlns:cx7="http://schemas.microsoft.com/office/drawing/2016/5/13/chartex" xmlns:cx8="http://schemas.microsoft.com/office/drawing/2016/5/14/chartex" xmlns:mc="http://schemas.openxmlformats.org/markup-compatibility/2006" xmlns:aink="http://schemas.microsoft.com/office/drawing/2016/ink" xmlns:am3d="http://schemas.microsoft.com/office/drawing/2017/model3d" xmlns:o="urn:schemas-microsoft-com:office:office" xmlns:r="http://schemas.openxmlformats.org/officeDocument/2006/relationships" xmlns:m="http://schemas.openxmlformats.org/officeDocument/2006/math" xmlns:v="urn:schemas-microsoft-com:vml" xmlns:wp14="http://schemas.microsoft.com/office/word/2010/wordprocessingDrawing" xmlns:wp="http://schemas.openxmlformats.org/drawingml/2006/wordprocessingDrawing" xmlns:w10="urn:schemas-microsoft-com:office:word" xmlns:w="http://schemas.openxmlformats.org/wordprocessingml/2006/main" xmlns:w14="http://schemas.microsoft.com/office/word/2010/wordml" xmlns:w15="http://schemas.microsoft.com/office/word/2012/wordml" xmlns:w16cex="http://schemas.microsoft.com/office/word/2018/wordml/cex" xmlns:w16cid="http://schemas.microsoft.com/office/word/2016/wordml/cid" xmlns:w16="http://schemas.microsoft.com/office/word/2018/wordml" xmlns:w16sdtdh="http://schemas.microsoft.com/office/word/2020/wordml/sdtdatahash" xmlns:w16se="http://schemas.microsoft.com/office/word/2015/wordml/symex" xmlns:wpg="http://schemas.microsoft.com/office/word/2010/wordprocessingGroup" xmlns:wpi="http://schemas.microsoft.com/office/word/2010/wordprocessingInk" xmlns:wne="http://schemas.microsoft.com/office/word/2006/wordml" xmlns:wps="http://schemas.microsoft.com/office/word/2010/wordprocessingShape" mc:Ignorable="w14 w15 w16se w16cid w16 w16cex w16sdtdh wp14">
   <w:p>
     <w:pPr>
       <w:pStyle w:val="a8"/>
@@ -20263,7 +22450,7 @@
 </file>
 
 <file path=word/header2.xml><?xml version="1.0" encoding="utf-8"?>
-<w:hdr xmlns:wpc="http://schemas.microsoft.com/office/word/2010/wordprocessingCanvas" xmlns:cx="http://schemas.microsoft.com/office/drawing/2014/chartex" xmlns:cx1="http://schemas.microsoft.com/office/drawing/2015/9/8/chartex" xmlns:cx2="http://schemas.microsoft.com/office/drawing/2015/10/21/chartex" xmlns:cx3="http://schemas.microsoft.com/office/drawing/2016/5/9/chartex" xmlns:cx4="http://schemas.microsoft.com/office/drawing/2016/5/10/chartex" xmlns:cx5="http://schemas.microsoft.com/office/drawing/2016/5/11/chartex" xmlns:cx6="http://schemas.microsoft.com/office/drawing/2016/5/12/chartex" xmlns:cx7="http://schemas.microsoft.com/office/drawing/2016/5/13/chartex" xmlns:cx8="http://schemas.microsoft.com/office/drawing/2016/5/14/chartex" xmlns:mc="http://schemas.openxmlformats.org/markup-compatibility/2006" xmlns:aink="http://schemas.microsoft.com/office/drawing/2016/ink" xmlns:am3d="http://schemas.microsoft.com/office/drawing/2017/model3d" xmlns:o="urn:schemas-microsoft-com:office:office" xmlns:oel="http://schemas.microsoft.com/office/2019/extlst" xmlns:r="http://schemas.openxmlformats.org/officeDocument/2006/relationships" xmlns:m="http://schemas.openxmlformats.org/officeDocument/2006/math" xmlns:v="urn:schemas-microsoft-com:vml" xmlns:wp14="http://schemas.microsoft.com/office/word/2010/wordprocessingDrawing" xmlns:wp="http://schemas.openxmlformats.org/drawingml/2006/wordprocessingDrawing" xmlns:w10="urn:schemas-microsoft-com:office:word" xmlns:w="http://schemas.openxmlformats.org/wordprocessingml/2006/main" xmlns:w14="http://schemas.microsoft.com/office/word/2010/wordml" xmlns:w15="http://schemas.microsoft.com/office/word/2012/wordml" xmlns:w16cex="http://schemas.microsoft.com/office/word/2018/wordml/cex" xmlns:w16cid="http://schemas.microsoft.com/office/word/2016/wordml/cid" xmlns:w16="http://schemas.microsoft.com/office/word/2018/wordml" xmlns:w16sdtdh="http://schemas.microsoft.com/office/word/2020/wordml/sdtdatahash" xmlns:w16se="http://schemas.microsoft.com/office/word/2015/wordml/symex" xmlns:wpg="http://schemas.microsoft.com/office/word/2010/wordprocessingGroup" xmlns:wpi="http://schemas.microsoft.com/office/word/2010/wordprocessingInk" xmlns:wne="http://schemas.microsoft.com/office/word/2006/wordml" xmlns:wps="http://schemas.microsoft.com/office/word/2010/wordprocessingShape" mc:Ignorable="w14 w15 w16se w16cid w16 w16cex w16sdtdh wp14">
+<w:hdr xmlns:wpc="http://schemas.microsoft.com/office/word/2010/wordprocessingCanvas" xmlns:cx="http://schemas.microsoft.com/office/drawing/2014/chartex" xmlns:cx1="http://schemas.microsoft.com/office/drawing/2015/9/8/chartex" xmlns:cx2="http://schemas.microsoft.com/office/drawing/2015/10/21/chartex" xmlns:cx3="http://schemas.microsoft.com/office/drawing/2016/5/9/chartex" xmlns:cx4="http://schemas.microsoft.com/office/drawing/2016/5/10/chartex" xmlns:cx5="http://schemas.microsoft.com/office/drawing/2016/5/11/chartex" xmlns:cx6="http://schemas.microsoft.com/office/drawing/2016/5/12/chartex" xmlns:cx7="http://schemas.microsoft.com/office/drawing/2016/5/13/chartex" xmlns:cx8="http://schemas.microsoft.com/office/drawing/2016/5/14/chartex" xmlns:mc="http://schemas.openxmlformats.org/markup-compatibility/2006" xmlns:aink="http://schemas.microsoft.com/office/drawing/2016/ink" xmlns:am3d="http://schemas.microsoft.com/office/drawing/2017/model3d" xmlns:o="urn:schemas-microsoft-com:office:office" xmlns:r="http://schemas.openxmlformats.org/officeDocument/2006/relationships" xmlns:m="http://schemas.openxmlformats.org/officeDocument/2006/math" xmlns:v="urn:schemas-microsoft-com:vml" xmlns:wp14="http://schemas.microsoft.com/office/word/2010/wordprocessingDrawing" xmlns:wp="http://schemas.openxmlformats.org/drawingml/2006/wordprocessingDrawing" xmlns:w10="urn:schemas-microsoft-com:office:word" xmlns:w="http://schemas.openxmlformats.org/wordprocessingml/2006/main" xmlns:w14="http://schemas.microsoft.com/office/word/2010/wordml" xmlns:w15="http://schemas.microsoft.com/office/word/2012/wordml" xmlns:w16cex="http://schemas.microsoft.com/office/word/2018/wordml/cex" xmlns:w16cid="http://schemas.microsoft.com/office/word/2016/wordml/cid" xmlns:w16="http://schemas.microsoft.com/office/word/2018/wordml" xmlns:w16sdtdh="http://schemas.microsoft.com/office/word/2020/wordml/sdtdatahash" xmlns:w16se="http://schemas.microsoft.com/office/word/2015/wordml/symex" xmlns:wpg="http://schemas.microsoft.com/office/word/2010/wordprocessingGroup" xmlns:wpi="http://schemas.microsoft.com/office/word/2010/wordprocessingInk" xmlns:wne="http://schemas.microsoft.com/office/word/2006/wordml" xmlns:wps="http://schemas.microsoft.com/office/word/2010/wordprocessingShape" mc:Ignorable="w14 w15 w16se w16cid w16 w16cex w16sdtdh wp14">
   <w:p>
     <w:pPr>
       <w:pStyle w:val="a8"/>
@@ -20276,25 +22463,25 @@
 </file>
 
 <file path=word/header3.xml><?xml version="1.0" encoding="utf-8"?>
-<w:hdr xmlns:wpc="http://schemas.microsoft.com/office/word/2010/wordprocessingCanvas" xmlns:cx="http://schemas.microsoft.com/office/drawing/2014/chartex" xmlns:cx1="http://schemas.microsoft.com/office/drawing/2015/9/8/chartex" xmlns:cx2="http://schemas.microsoft.com/office/drawing/2015/10/21/chartex" xmlns:cx3="http://schemas.microsoft.com/office/drawing/2016/5/9/chartex" xmlns:cx4="http://schemas.microsoft.com/office/drawing/2016/5/10/chartex" xmlns:cx5="http://schemas.microsoft.com/office/drawing/2016/5/11/chartex" xmlns:cx6="http://schemas.microsoft.com/office/drawing/2016/5/12/chartex" xmlns:cx7="http://schemas.microsoft.com/office/drawing/2016/5/13/chartex" xmlns:cx8="http://schemas.microsoft.com/office/drawing/2016/5/14/chartex" xmlns:mc="http://schemas.openxmlformats.org/markup-compatibility/2006" xmlns:aink="http://schemas.microsoft.com/office/drawing/2016/ink" xmlns:am3d="http://schemas.microsoft.com/office/drawing/2017/model3d" xmlns:o="urn:schemas-microsoft-com:office:office" xmlns:oel="http://schemas.microsoft.com/office/2019/extlst" xmlns:r="http://schemas.openxmlformats.org/officeDocument/2006/relationships" xmlns:m="http://schemas.openxmlformats.org/officeDocument/2006/math" xmlns:v="urn:schemas-microsoft-com:vml" xmlns:wp14="http://schemas.microsoft.com/office/word/2010/wordprocessingDrawing" xmlns:wp="http://schemas.openxmlformats.org/drawingml/2006/wordprocessingDrawing" xmlns:w10="urn:schemas-microsoft-com:office:word" xmlns:w="http://schemas.openxmlformats.org/wordprocessingml/2006/main" xmlns:w14="http://schemas.microsoft.com/office/word/2010/wordml" xmlns:w15="http://schemas.microsoft.com/office/word/2012/wordml" xmlns:w16cex="http://schemas.microsoft.com/office/word/2018/wordml/cex" xmlns:w16cid="http://schemas.microsoft.com/office/word/2016/wordml/cid" xmlns:w16="http://schemas.microsoft.com/office/word/2018/wordml" xmlns:w16sdtdh="http://schemas.microsoft.com/office/word/2020/wordml/sdtdatahash" xmlns:w16se="http://schemas.microsoft.com/office/word/2015/wordml/symex" xmlns:wpg="http://schemas.microsoft.com/office/word/2010/wordprocessingGroup" xmlns:wpi="http://schemas.microsoft.com/office/word/2010/wordprocessingInk" xmlns:wne="http://schemas.microsoft.com/office/word/2006/wordml" xmlns:wps="http://schemas.microsoft.com/office/word/2010/wordprocessingShape" mc:Ignorable="w14 w15 w16se w16cid w16 w16cex w16sdtdh wp14">
+<w:hdr xmlns:wpc="http://schemas.microsoft.com/office/word/2010/wordprocessingCanvas" xmlns:cx="http://schemas.microsoft.com/office/drawing/2014/chartex" xmlns:cx1="http://schemas.microsoft.com/office/drawing/2015/9/8/chartex" xmlns:cx2="http://schemas.microsoft.com/office/drawing/2015/10/21/chartex" xmlns:cx3="http://schemas.microsoft.com/office/drawing/2016/5/9/chartex" xmlns:cx4="http://schemas.microsoft.com/office/drawing/2016/5/10/chartex" xmlns:cx5="http://schemas.microsoft.com/office/drawing/2016/5/11/chartex" xmlns:cx6="http://schemas.microsoft.com/office/drawing/2016/5/12/chartex" xmlns:cx7="http://schemas.microsoft.com/office/drawing/2016/5/13/chartex" xmlns:cx8="http://schemas.microsoft.com/office/drawing/2016/5/14/chartex" xmlns:mc="http://schemas.openxmlformats.org/markup-compatibility/2006" xmlns:aink="http://schemas.microsoft.com/office/drawing/2016/ink" xmlns:am3d="http://schemas.microsoft.com/office/drawing/2017/model3d" xmlns:o="urn:schemas-microsoft-com:office:office" xmlns:r="http://schemas.openxmlformats.org/officeDocument/2006/relationships" xmlns:m="http://schemas.openxmlformats.org/officeDocument/2006/math" xmlns:v="urn:schemas-microsoft-com:vml" xmlns:wp14="http://schemas.microsoft.com/office/word/2010/wordprocessingDrawing" xmlns:wp="http://schemas.openxmlformats.org/drawingml/2006/wordprocessingDrawing" xmlns:w10="urn:schemas-microsoft-com:office:word" xmlns:w="http://schemas.openxmlformats.org/wordprocessingml/2006/main" xmlns:w14="http://schemas.microsoft.com/office/word/2010/wordml" xmlns:w15="http://schemas.microsoft.com/office/word/2012/wordml" xmlns:w16cex="http://schemas.microsoft.com/office/word/2018/wordml/cex" xmlns:w16cid="http://schemas.microsoft.com/office/word/2016/wordml/cid" xmlns:w16="http://schemas.microsoft.com/office/word/2018/wordml" xmlns:w16sdtdh="http://schemas.microsoft.com/office/word/2020/wordml/sdtdatahash" xmlns:w16se="http://schemas.microsoft.com/office/word/2015/wordml/symex" xmlns:wpg="http://schemas.microsoft.com/office/word/2010/wordprocessingGroup" xmlns:wpi="http://schemas.microsoft.com/office/word/2010/wordprocessingInk" xmlns:wne="http://schemas.microsoft.com/office/word/2006/wordml" xmlns:wps="http://schemas.microsoft.com/office/word/2010/wordprocessingShape" mc:Ignorable="w14 w15 w16se w16cid w16 w16cex w16sdtdh wp14">
   <w:p/>
 </w:hdr>
 </file>
 
 <file path=word/header4.xml><?xml version="1.0" encoding="utf-8"?>
-<w:hdr xmlns:wpc="http://schemas.microsoft.com/office/word/2010/wordprocessingCanvas" xmlns:cx="http://schemas.microsoft.com/office/drawing/2014/chartex" xmlns:cx1="http://schemas.microsoft.com/office/drawing/2015/9/8/chartex" xmlns:cx2="http://schemas.microsoft.com/office/drawing/2015/10/21/chartex" xmlns:cx3="http://schemas.microsoft.com/office/drawing/2016/5/9/chartex" xmlns:cx4="http://schemas.microsoft.com/office/drawing/2016/5/10/chartex" xmlns:cx5="http://schemas.microsoft.com/office/drawing/2016/5/11/chartex" xmlns:cx6="http://schemas.microsoft.com/office/drawing/2016/5/12/chartex" xmlns:cx7="http://schemas.microsoft.com/office/drawing/2016/5/13/chartex" xmlns:cx8="http://schemas.microsoft.com/office/drawing/2016/5/14/chartex" xmlns:mc="http://schemas.openxmlformats.org/markup-compatibility/2006" xmlns:aink="http://schemas.microsoft.com/office/drawing/2016/ink" xmlns:am3d="http://schemas.microsoft.com/office/drawing/2017/model3d" xmlns:o="urn:schemas-microsoft-com:office:office" xmlns:oel="http://schemas.microsoft.com/office/2019/extlst" xmlns:r="http://schemas.openxmlformats.org/officeDocument/2006/relationships" xmlns:m="http://schemas.openxmlformats.org/officeDocument/2006/math" xmlns:v="urn:schemas-microsoft-com:vml" xmlns:wp14="http://schemas.microsoft.com/office/word/2010/wordprocessingDrawing" xmlns:wp="http://schemas.openxmlformats.org/drawingml/2006/wordprocessingDrawing" xmlns:w10="urn:schemas-microsoft-com:office:word" xmlns:w="http://schemas.openxmlformats.org/wordprocessingml/2006/main" xmlns:w14="http://schemas.microsoft.com/office/word/2010/wordml" xmlns:w15="http://schemas.microsoft.com/office/word/2012/wordml" xmlns:w16cex="http://schemas.microsoft.com/office/word/2018/wordml/cex" xmlns:w16cid="http://schemas.microsoft.com/office/word/2016/wordml/cid" xmlns:w16="http://schemas.microsoft.com/office/word/2018/wordml" xmlns:w16sdtdh="http://schemas.microsoft.com/office/word/2020/wordml/sdtdatahash" xmlns:w16se="http://schemas.microsoft.com/office/word/2015/wordml/symex" xmlns:wpg="http://schemas.microsoft.com/office/word/2010/wordprocessingGroup" xmlns:wpi="http://schemas.microsoft.com/office/word/2010/wordprocessingInk" xmlns:wne="http://schemas.microsoft.com/office/word/2006/wordml" xmlns:wps="http://schemas.microsoft.com/office/word/2010/wordprocessingShape" mc:Ignorable="w14 w15 w16se w16cid w16 w16cex w16sdtdh wp14">
+<w:hdr xmlns:wpc="http://schemas.microsoft.com/office/word/2010/wordprocessingCanvas" xmlns:cx="http://schemas.microsoft.com/office/drawing/2014/chartex" xmlns:cx1="http://schemas.microsoft.com/office/drawing/2015/9/8/chartex" xmlns:cx2="http://schemas.microsoft.com/office/drawing/2015/10/21/chartex" xmlns:cx3="http://schemas.microsoft.com/office/drawing/2016/5/9/chartex" xmlns:cx4="http://schemas.microsoft.com/office/drawing/2016/5/10/chartex" xmlns:cx5="http://schemas.microsoft.com/office/drawing/2016/5/11/chartex" xmlns:cx6="http://schemas.microsoft.com/office/drawing/2016/5/12/chartex" xmlns:cx7="http://schemas.microsoft.com/office/drawing/2016/5/13/chartex" xmlns:cx8="http://schemas.microsoft.com/office/drawing/2016/5/14/chartex" xmlns:mc="http://schemas.openxmlformats.org/markup-compatibility/2006" xmlns:aink="http://schemas.microsoft.com/office/drawing/2016/ink" xmlns:am3d="http://schemas.microsoft.com/office/drawing/2017/model3d" xmlns:o="urn:schemas-microsoft-com:office:office" xmlns:r="http://schemas.openxmlformats.org/officeDocument/2006/relationships" xmlns:m="http://schemas.openxmlformats.org/officeDocument/2006/math" xmlns:v="urn:schemas-microsoft-com:vml" xmlns:wp14="http://schemas.microsoft.com/office/word/2010/wordprocessingDrawing" xmlns:wp="http://schemas.openxmlformats.org/drawingml/2006/wordprocessingDrawing" xmlns:w10="urn:schemas-microsoft-com:office:word" xmlns:w="http://schemas.openxmlformats.org/wordprocessingml/2006/main" xmlns:w14="http://schemas.microsoft.com/office/word/2010/wordml" xmlns:w15="http://schemas.microsoft.com/office/word/2012/wordml" xmlns:w16cex="http://schemas.microsoft.com/office/word/2018/wordml/cex" xmlns:w16cid="http://schemas.microsoft.com/office/word/2016/wordml/cid" xmlns:w16="http://schemas.microsoft.com/office/word/2018/wordml" xmlns:w16sdtdh="http://schemas.microsoft.com/office/word/2020/wordml/sdtdatahash" xmlns:w16se="http://schemas.microsoft.com/office/word/2015/wordml/symex" xmlns:wpg="http://schemas.microsoft.com/office/word/2010/wordprocessingGroup" xmlns:wpi="http://schemas.microsoft.com/office/word/2010/wordprocessingInk" xmlns:wne="http://schemas.microsoft.com/office/word/2006/wordml" xmlns:wps="http://schemas.microsoft.com/office/word/2010/wordprocessingShape" mc:Ignorable="w14 w15 w16se w16cid w16 w16cex w16sdtdh wp14">
   <w:p/>
 </w:hdr>
 </file>
 
 <file path=word/header5.xml><?xml version="1.0" encoding="utf-8"?>
-<w:hdr xmlns:wpc="http://schemas.microsoft.com/office/word/2010/wordprocessingCanvas" xmlns:cx="http://schemas.microsoft.com/office/drawing/2014/chartex" xmlns:cx1="http://schemas.microsoft.com/office/drawing/2015/9/8/chartex" xmlns:cx2="http://schemas.microsoft.com/office/drawing/2015/10/21/chartex" xmlns:cx3="http://schemas.microsoft.com/office/drawing/2016/5/9/chartex" xmlns:cx4="http://schemas.microsoft.com/office/drawing/2016/5/10/chartex" xmlns:cx5="http://schemas.microsoft.com/office/drawing/2016/5/11/chartex" xmlns:cx6="http://schemas.microsoft.com/office/drawing/2016/5/12/chartex" xmlns:cx7="http://schemas.microsoft.com/office/drawing/2016/5/13/chartex" xmlns:cx8="http://schemas.microsoft.com/office/drawing/2016/5/14/chartex" xmlns:mc="http://schemas.openxmlformats.org/markup-compatibility/2006" xmlns:aink="http://schemas.microsoft.com/office/drawing/2016/ink" xmlns:am3d="http://schemas.microsoft.com/office/drawing/2017/model3d" xmlns:o="urn:schemas-microsoft-com:office:office" xmlns:oel="http://schemas.microsoft.com/office/2019/extlst" xmlns:r="http://schemas.openxmlformats.org/officeDocument/2006/relationships" xmlns:m="http://schemas.openxmlformats.org/officeDocument/2006/math" xmlns:v="urn:schemas-microsoft-com:vml" xmlns:wp14="http://schemas.microsoft.com/office/word/2010/wordprocessingDrawing" xmlns:wp="http://schemas.openxmlformats.org/drawingml/2006/wordprocessingDrawing" xmlns:w10="urn:schemas-microsoft-com:office:word" xmlns:w="http://schemas.openxmlformats.org/wordprocessingml/2006/main" xmlns:w14="http://schemas.microsoft.com/office/word/2010/wordml" xmlns:w15="http://schemas.microsoft.com/office/word/2012/wordml" xmlns:w16cex="http://schemas.microsoft.com/office/word/2018/wordml/cex" xmlns:w16cid="http://schemas.microsoft.com/office/word/2016/wordml/cid" xmlns:w16="http://schemas.microsoft.com/office/word/2018/wordml" xmlns:w16sdtdh="http://schemas.microsoft.com/office/word/2020/wordml/sdtdatahash" xmlns:w16se="http://schemas.microsoft.com/office/word/2015/wordml/symex" xmlns:wpg="http://schemas.microsoft.com/office/word/2010/wordprocessingGroup" xmlns:wpi="http://schemas.microsoft.com/office/word/2010/wordprocessingInk" xmlns:wne="http://schemas.microsoft.com/office/word/2006/wordml" xmlns:wps="http://schemas.microsoft.com/office/word/2010/wordprocessingShape" mc:Ignorable="w14 w15 w16se w16cid w16 w16cex w16sdtdh wp14">
+<w:hdr xmlns:wpc="http://schemas.microsoft.com/office/word/2010/wordprocessingCanvas" xmlns:cx="http://schemas.microsoft.com/office/drawing/2014/chartex" xmlns:cx1="http://schemas.microsoft.com/office/drawing/2015/9/8/chartex" xmlns:cx2="http://schemas.microsoft.com/office/drawing/2015/10/21/chartex" xmlns:cx3="http://schemas.microsoft.com/office/drawing/2016/5/9/chartex" xmlns:cx4="http://schemas.microsoft.com/office/drawing/2016/5/10/chartex" xmlns:cx5="http://schemas.microsoft.com/office/drawing/2016/5/11/chartex" xmlns:cx6="http://schemas.microsoft.com/office/drawing/2016/5/12/chartex" xmlns:cx7="http://schemas.microsoft.com/office/drawing/2016/5/13/chartex" xmlns:cx8="http://schemas.microsoft.com/office/drawing/2016/5/14/chartex" xmlns:mc="http://schemas.openxmlformats.org/markup-compatibility/2006" xmlns:aink="http://schemas.microsoft.com/office/drawing/2016/ink" xmlns:am3d="http://schemas.microsoft.com/office/drawing/2017/model3d" xmlns:o="urn:schemas-microsoft-com:office:office" xmlns:r="http://schemas.openxmlformats.org/officeDocument/2006/relationships" xmlns:m="http://schemas.openxmlformats.org/officeDocument/2006/math" xmlns:v="urn:schemas-microsoft-com:vml" xmlns:wp14="http://schemas.microsoft.com/office/word/2010/wordprocessingDrawing" xmlns:wp="http://schemas.openxmlformats.org/drawingml/2006/wordprocessingDrawing" xmlns:w10="urn:schemas-microsoft-com:office:word" xmlns:w="http://schemas.openxmlformats.org/wordprocessingml/2006/main" xmlns:w14="http://schemas.microsoft.com/office/word/2010/wordml" xmlns:w15="http://schemas.microsoft.com/office/word/2012/wordml" xmlns:w16cex="http://schemas.microsoft.com/office/word/2018/wordml/cex" xmlns:w16cid="http://schemas.microsoft.com/office/word/2016/wordml/cid" xmlns:w16="http://schemas.microsoft.com/office/word/2018/wordml" xmlns:w16sdtdh="http://schemas.microsoft.com/office/word/2020/wordml/sdtdatahash" xmlns:w16se="http://schemas.microsoft.com/office/word/2015/wordml/symex" xmlns:wpg="http://schemas.microsoft.com/office/word/2010/wordprocessingGroup" xmlns:wpi="http://schemas.microsoft.com/office/word/2010/wordprocessingInk" xmlns:wne="http://schemas.microsoft.com/office/word/2006/wordml" xmlns:wps="http://schemas.microsoft.com/office/word/2010/wordprocessingShape" mc:Ignorable="w14 w15 w16se w16cid w16 w16cex w16sdtdh wp14">
   <w:p/>
 </w:hdr>
 </file>
 
 <file path=word/header6.xml><?xml version="1.0" encoding="utf-8"?>
-<w:hdr xmlns:wpc="http://schemas.microsoft.com/office/word/2010/wordprocessingCanvas" xmlns:cx="http://schemas.microsoft.com/office/drawing/2014/chartex" xmlns:cx1="http://schemas.microsoft.com/office/drawing/2015/9/8/chartex" xmlns:cx2="http://schemas.microsoft.com/office/drawing/2015/10/21/chartex" xmlns:cx3="http://schemas.microsoft.com/office/drawing/2016/5/9/chartex" xmlns:cx4="http://schemas.microsoft.com/office/drawing/2016/5/10/chartex" xmlns:cx5="http://schemas.microsoft.com/office/drawing/2016/5/11/chartex" xmlns:cx6="http://schemas.microsoft.com/office/drawing/2016/5/12/chartex" xmlns:cx7="http://schemas.microsoft.com/office/drawing/2016/5/13/chartex" xmlns:cx8="http://schemas.microsoft.com/office/drawing/2016/5/14/chartex" xmlns:mc="http://schemas.openxmlformats.org/markup-compatibility/2006" xmlns:aink="http://schemas.microsoft.com/office/drawing/2016/ink" xmlns:am3d="http://schemas.microsoft.com/office/drawing/2017/model3d" xmlns:o="urn:schemas-microsoft-com:office:office" xmlns:oel="http://schemas.microsoft.com/office/2019/extlst" xmlns:r="http://schemas.openxmlformats.org/officeDocument/2006/relationships" xmlns:m="http://schemas.openxmlformats.org/officeDocument/2006/math" xmlns:v="urn:schemas-microsoft-com:vml" xmlns:wp14="http://schemas.microsoft.com/office/word/2010/wordprocessingDrawing" xmlns:wp="http://schemas.openxmlformats.org/drawingml/2006/wordprocessingDrawing" xmlns:w10="urn:schemas-microsoft-com:office:word" xmlns:w="http://schemas.openxmlformats.org/wordprocessingml/2006/main" xmlns:w14="http://schemas.microsoft.com/office/word/2010/wordml" xmlns:w15="http://schemas.microsoft.com/office/word/2012/wordml" xmlns:w16cex="http://schemas.microsoft.com/office/word/2018/wordml/cex" xmlns:w16cid="http://schemas.microsoft.com/office/word/2016/wordml/cid" xmlns:w16="http://schemas.microsoft.com/office/word/2018/wordml" xmlns:w16sdtdh="http://schemas.microsoft.com/office/word/2020/wordml/sdtdatahash" xmlns:w16se="http://schemas.microsoft.com/office/word/2015/wordml/symex" xmlns:wpg="http://schemas.microsoft.com/office/word/2010/wordprocessingGroup" xmlns:wpi="http://schemas.microsoft.com/office/word/2010/wordprocessingInk" xmlns:wne="http://schemas.microsoft.com/office/word/2006/wordml" xmlns:wps="http://schemas.microsoft.com/office/word/2010/wordprocessingShape" mc:Ignorable="w14 w15 w16se w16cid w16 w16cex w16sdtdh wp14">
+<w:hdr xmlns:wpc="http://schemas.microsoft.com/office/word/2010/wordprocessingCanvas" xmlns:cx="http://schemas.microsoft.com/office/drawing/2014/chartex" xmlns:cx1="http://schemas.microsoft.com/office/drawing/2015/9/8/chartex" xmlns:cx2="http://schemas.microsoft.com/office/drawing/2015/10/21/chartex" xmlns:cx3="http://schemas.microsoft.com/office/drawing/2016/5/9/chartex" xmlns:cx4="http://schemas.microsoft.com/office/drawing/2016/5/10/chartex" xmlns:cx5="http://schemas.microsoft.com/office/drawing/2016/5/11/chartex" xmlns:cx6="http://schemas.microsoft.com/office/drawing/2016/5/12/chartex" xmlns:cx7="http://schemas.microsoft.com/office/drawing/2016/5/13/chartex" xmlns:cx8="http://schemas.microsoft.com/office/drawing/2016/5/14/chartex" xmlns:mc="http://schemas.openxmlformats.org/markup-compatibility/2006" xmlns:aink="http://schemas.microsoft.com/office/drawing/2016/ink" xmlns:am3d="http://schemas.microsoft.com/office/drawing/2017/model3d" xmlns:o="urn:schemas-microsoft-com:office:office" xmlns:r="http://schemas.openxmlformats.org/officeDocument/2006/relationships" xmlns:m="http://schemas.openxmlformats.org/officeDocument/2006/math" xmlns:v="urn:schemas-microsoft-com:vml" xmlns:wp14="http://schemas.microsoft.com/office/word/2010/wordprocessingDrawing" xmlns:wp="http://schemas.openxmlformats.org/drawingml/2006/wordprocessingDrawing" xmlns:w10="urn:schemas-microsoft-com:office:word" xmlns:w="http://schemas.openxmlformats.org/wordprocessingml/2006/main" xmlns:w14="http://schemas.microsoft.com/office/word/2010/wordml" xmlns:w15="http://schemas.microsoft.com/office/word/2012/wordml" xmlns:w16cex="http://schemas.microsoft.com/office/word/2018/wordml/cex" xmlns:w16cid="http://schemas.microsoft.com/office/word/2016/wordml/cid" xmlns:w16="http://schemas.microsoft.com/office/word/2018/wordml" xmlns:w16sdtdh="http://schemas.microsoft.com/office/word/2020/wordml/sdtdatahash" xmlns:w16se="http://schemas.microsoft.com/office/word/2015/wordml/symex" xmlns:wpg="http://schemas.microsoft.com/office/word/2010/wordprocessingGroup" xmlns:wpi="http://schemas.microsoft.com/office/word/2010/wordprocessingInk" xmlns:wne="http://schemas.microsoft.com/office/word/2006/wordml" xmlns:wps="http://schemas.microsoft.com/office/word/2010/wordprocessingShape" mc:Ignorable="w14 w15 w16se w16cid w16 w16cex w16sdtdh wp14">
   <w:p>
     <w:pPr>
       <w:spacing w:beforeLines="200" w:before="480" w:line="500" w:lineRule="exact"/>
@@ -20379,7 +22566,7 @@
 </file>
 
 <file path=word/numbering.xml><?xml version="1.0" encoding="utf-8"?>
-<w:numbering xmlns:wpc="http://schemas.microsoft.com/office/word/2010/wordprocessingCanvas" xmlns:cx="http://schemas.microsoft.com/office/drawing/2014/chartex" xmlns:cx1="http://schemas.microsoft.com/office/drawing/2015/9/8/chartex" xmlns:cx2="http://schemas.microsoft.com/office/drawing/2015/10/21/chartex" xmlns:cx3="http://schemas.microsoft.com/office/drawing/2016/5/9/chartex" xmlns:cx4="http://schemas.microsoft.com/office/drawing/2016/5/10/chartex" xmlns:cx5="http://schemas.microsoft.com/office/drawing/2016/5/11/chartex" xmlns:cx6="http://schemas.microsoft.com/office/drawing/2016/5/12/chartex" xmlns:cx7="http://schemas.microsoft.com/office/drawing/2016/5/13/chartex" xmlns:cx8="http://schemas.microsoft.com/office/drawing/2016/5/14/chartex" xmlns:mc="http://schemas.openxmlformats.org/markup-compatibility/2006" xmlns:aink="http://schemas.microsoft.com/office/drawing/2016/ink" xmlns:am3d="http://schemas.microsoft.com/office/drawing/2017/model3d" xmlns:o="urn:schemas-microsoft-com:office:office" xmlns:oel="http://schemas.microsoft.com/office/2019/extlst" xmlns:r="http://schemas.openxmlformats.org/officeDocument/2006/relationships" xmlns:m="http://schemas.openxmlformats.org/officeDocument/2006/math" xmlns:v="urn:schemas-microsoft-com:vml" xmlns:wp14="http://schemas.microsoft.com/office/word/2010/wordprocessingDrawing" xmlns:wp="http://schemas.openxmlformats.org/drawingml/2006/wordprocessingDrawing" xmlns:w10="urn:schemas-microsoft-com:office:word" xmlns:w="http://schemas.openxmlformats.org/wordprocessingml/2006/main" xmlns:w14="http://schemas.microsoft.com/office/word/2010/wordml" xmlns:w15="http://schemas.microsoft.com/office/word/2012/wordml" xmlns:w16cex="http://schemas.microsoft.com/office/word/2018/wordml/cex" xmlns:w16cid="http://schemas.microsoft.com/office/word/2016/wordml/cid" xmlns:w16="http://schemas.microsoft.com/office/word/2018/wordml" xmlns:w16sdtdh="http://schemas.microsoft.com/office/word/2020/wordml/sdtdatahash" xmlns:w16se="http://schemas.microsoft.com/office/word/2015/wordml/symex" xmlns:wpg="http://schemas.microsoft.com/office/word/2010/wordprocessingGroup" xmlns:wpi="http://schemas.microsoft.com/office/word/2010/wordprocessingInk" xmlns:wne="http://schemas.microsoft.com/office/word/2006/wordml" xmlns:wps="http://schemas.microsoft.com/office/word/2010/wordprocessingShape" mc:Ignorable="w14 w15 w16se w16cid w16 w16cex w16sdtdh wp14">
+<w:numbering xmlns:wpc="http://schemas.microsoft.com/office/word/2010/wordprocessingCanvas" xmlns:cx="http://schemas.microsoft.com/office/drawing/2014/chartex" xmlns:cx1="http://schemas.microsoft.com/office/drawing/2015/9/8/chartex" xmlns:cx2="http://schemas.microsoft.com/office/drawing/2015/10/21/chartex" xmlns:cx3="http://schemas.microsoft.com/office/drawing/2016/5/9/chartex" xmlns:cx4="http://schemas.microsoft.com/office/drawing/2016/5/10/chartex" xmlns:cx5="http://schemas.microsoft.com/office/drawing/2016/5/11/chartex" xmlns:cx6="http://schemas.microsoft.com/office/drawing/2016/5/12/chartex" xmlns:cx7="http://schemas.microsoft.com/office/drawing/2016/5/13/chartex" xmlns:cx8="http://schemas.microsoft.com/office/drawing/2016/5/14/chartex" xmlns:mc="http://schemas.openxmlformats.org/markup-compatibility/2006" xmlns:aink="http://schemas.microsoft.com/office/drawing/2016/ink" xmlns:am3d="http://schemas.microsoft.com/office/drawing/2017/model3d" xmlns:o="urn:schemas-microsoft-com:office:office" xmlns:r="http://schemas.openxmlformats.org/officeDocument/2006/relationships" xmlns:m="http://schemas.openxmlformats.org/officeDocument/2006/math" xmlns:v="urn:schemas-microsoft-com:vml" xmlns:wp14="http://schemas.microsoft.com/office/word/2010/wordprocessingDrawing" xmlns:wp="http://schemas.openxmlformats.org/drawingml/2006/wordprocessingDrawing" xmlns:w10="urn:schemas-microsoft-com:office:word" xmlns:w="http://schemas.openxmlformats.org/wordprocessingml/2006/main" xmlns:w14="http://schemas.microsoft.com/office/word/2010/wordml" xmlns:w15="http://schemas.microsoft.com/office/word/2012/wordml" xmlns:w16cex="http://schemas.microsoft.com/office/word/2018/wordml/cex" xmlns:w16cid="http://schemas.microsoft.com/office/word/2016/wordml/cid" xmlns:w16="http://schemas.microsoft.com/office/word/2018/wordml" xmlns:w16sdtdh="http://schemas.microsoft.com/office/word/2020/wordml/sdtdatahash" xmlns:w16se="http://schemas.microsoft.com/office/word/2015/wordml/symex" xmlns:wpg="http://schemas.microsoft.com/office/word/2010/wordprocessingGroup" xmlns:wpi="http://schemas.microsoft.com/office/word/2010/wordprocessingInk" xmlns:wne="http://schemas.microsoft.com/office/word/2006/wordml" xmlns:wps="http://schemas.microsoft.com/office/word/2010/wordprocessingShape" mc:Ignorable="w14 w15 w16se w16cid w16 w16cex w16sdtdh wp14">
   <w:abstractNum w:abstractNumId="0" w15:restartNumberingAfterBreak="0">
     <w:nsid w:val="00000012"/>
     <w:multiLevelType w:val="multilevel"/>
@@ -23129,100 +25316,100 @@
       </w:pPr>
     </w:lvl>
   </w:abstractNum>
-  <w:num w:numId="1" w16cid:durableId="2138838382">
+  <w:num w:numId="1">
     <w:abstractNumId w:val="16"/>
   </w:num>
-  <w:num w:numId="2" w16cid:durableId="1092169008">
+  <w:num w:numId="2">
     <w:abstractNumId w:val="19"/>
   </w:num>
-  <w:num w:numId="3" w16cid:durableId="412241914">
+  <w:num w:numId="3">
     <w:abstractNumId w:val="18"/>
   </w:num>
-  <w:num w:numId="4" w16cid:durableId="1422949069">
+  <w:num w:numId="4">
     <w:abstractNumId w:val="17"/>
   </w:num>
-  <w:num w:numId="5" w16cid:durableId="1085229875">
+  <w:num w:numId="5">
     <w:abstractNumId w:val="0"/>
   </w:num>
-  <w:num w:numId="6" w16cid:durableId="2043047011">
+  <w:num w:numId="6">
     <w:abstractNumId w:val="1"/>
   </w:num>
-  <w:num w:numId="7" w16cid:durableId="500857653">
+  <w:num w:numId="7">
     <w:abstractNumId w:val="25"/>
   </w:num>
-  <w:num w:numId="8" w16cid:durableId="556746437">
+  <w:num w:numId="8">
     <w:abstractNumId w:val="7"/>
   </w:num>
-  <w:num w:numId="9" w16cid:durableId="1376731454">
+  <w:num w:numId="9">
     <w:abstractNumId w:val="26"/>
   </w:num>
-  <w:num w:numId="10" w16cid:durableId="1407802804">
+  <w:num w:numId="10">
     <w:abstractNumId w:val="6"/>
   </w:num>
-  <w:num w:numId="11" w16cid:durableId="1287658116">
+  <w:num w:numId="11">
     <w:abstractNumId w:val="21"/>
   </w:num>
-  <w:num w:numId="12" w16cid:durableId="1397128160">
+  <w:num w:numId="12">
     <w:abstractNumId w:val="2"/>
   </w:num>
-  <w:num w:numId="13" w16cid:durableId="1701122467">
+  <w:num w:numId="13">
     <w:abstractNumId w:val="27"/>
   </w:num>
-  <w:num w:numId="14" w16cid:durableId="772358994">
+  <w:num w:numId="14">
     <w:abstractNumId w:val="29"/>
   </w:num>
-  <w:num w:numId="15" w16cid:durableId="1173498481">
+  <w:num w:numId="15">
     <w:abstractNumId w:val="14"/>
   </w:num>
-  <w:num w:numId="16" w16cid:durableId="152380460">
+  <w:num w:numId="16">
     <w:abstractNumId w:val="11"/>
   </w:num>
-  <w:num w:numId="17" w16cid:durableId="2030252432">
+  <w:num w:numId="17">
     <w:abstractNumId w:val="28"/>
   </w:num>
-  <w:num w:numId="18" w16cid:durableId="1931280719">
+  <w:num w:numId="18">
     <w:abstractNumId w:val="30"/>
   </w:num>
-  <w:num w:numId="19" w16cid:durableId="1794857854">
+  <w:num w:numId="19">
     <w:abstractNumId w:val="3"/>
   </w:num>
-  <w:num w:numId="20" w16cid:durableId="1983002454">
+  <w:num w:numId="20">
     <w:abstractNumId w:val="13"/>
   </w:num>
-  <w:num w:numId="21" w16cid:durableId="1807963758">
+  <w:num w:numId="21">
     <w:abstractNumId w:val="22"/>
   </w:num>
-  <w:num w:numId="22" w16cid:durableId="912809830">
+  <w:num w:numId="22">
     <w:abstractNumId w:val="24"/>
   </w:num>
-  <w:num w:numId="23" w16cid:durableId="1658143874">
+  <w:num w:numId="23">
     <w:abstractNumId w:val="20"/>
   </w:num>
-  <w:num w:numId="24" w16cid:durableId="443382364">
+  <w:num w:numId="24">
     <w:abstractNumId w:val="31"/>
   </w:num>
-  <w:num w:numId="25" w16cid:durableId="1519352750">
+  <w:num w:numId="25">
     <w:abstractNumId w:val="5"/>
   </w:num>
-  <w:num w:numId="26" w16cid:durableId="698438175">
+  <w:num w:numId="26">
     <w:abstractNumId w:val="15"/>
   </w:num>
-  <w:num w:numId="27" w16cid:durableId="520974291">
+  <w:num w:numId="27">
     <w:abstractNumId w:val="12"/>
   </w:num>
-  <w:num w:numId="28" w16cid:durableId="1202791584">
+  <w:num w:numId="28">
     <w:abstractNumId w:val="9"/>
   </w:num>
-  <w:num w:numId="29" w16cid:durableId="981153346">
+  <w:num w:numId="29">
     <w:abstractNumId w:val="4"/>
   </w:num>
-  <w:num w:numId="30" w16cid:durableId="1322268962">
+  <w:num w:numId="30">
     <w:abstractNumId w:val="10"/>
   </w:num>
-  <w:num w:numId="31" w16cid:durableId="320042700">
+  <w:num w:numId="31">
     <w:abstractNumId w:val="8"/>
   </w:num>
-  <w:num w:numId="32" w16cid:durableId="1316565444">
+  <w:num w:numId="32">
     <w:abstractNumId w:val="23"/>
   </w:num>
 </w:numbering>
@@ -23533,6 +25720,7 @@
   <w:style w:type="paragraph" w:default="1" w:styleId="a">
     <w:name w:val="Normal"/>
     <w:qFormat/>
+    <w:rsid w:val="00C2427D"/>
     <w:pPr>
       <w:widowControl w:val="0"/>
       <w:jc w:val="both"/>
